--- a/Hệ thống mẫu văn bản/Nguyên đã làm/Lịch báo giảng/Lịch báo giảng - Tuần 07 (THCS).docx
+++ b/Hệ thống mẫu văn bản/Nguyên đã làm/Lịch báo giảng/Lịch báo giảng - Tuần 07 (THCS).docx
@@ -1,6 +1,6 @@
 
 <file path=word/document.xml><?xml version="1.0" encoding="utf-8"?>
-<w:document xmlns:wpc="http://schemas.microsoft.com/office/word/2010/wordprocessingCanvas" xmlns:cx="http://schemas.microsoft.com/office/drawing/2014/chartex" xmlns:cx1="http://schemas.microsoft.com/office/drawing/2015/9/8/chartex" xmlns:cx2="http://schemas.microsoft.com/office/drawing/2015/10/21/chartex" xmlns:cx3="http://schemas.microsoft.com/office/drawing/2016/5/9/chartex" xmlns:cx4="http://schemas.microsoft.com/office/drawing/2016/5/10/chartex" xmlns:cx5="http://schemas.microsoft.com/office/drawing/2016/5/11/chartex" xmlns:cx6="http://schemas.microsoft.com/office/drawing/2016/5/12/chartex" xmlns:cx7="http://schemas.microsoft.com/office/drawing/2016/5/13/chartex" xmlns:cx8="http://schemas.microsoft.com/office/drawing/2016/5/14/chartex" xmlns:mc="http://schemas.openxmlformats.org/markup-compatibility/2006" xmlns:aink="http://schemas.microsoft.com/office/drawing/2016/ink" xmlns:am3d="http://schemas.microsoft.com/office/drawing/2017/model3d" xmlns:o="urn:schemas-microsoft-com:office:office" xmlns:oel="http://schemas.microsoft.com/office/2019/extlst" xmlns:r="http://schemas.openxmlformats.org/officeDocument/2006/relationships" xmlns:m="http://schemas.openxmlformats.org/officeDocument/2006/math" xmlns:v="urn:schemas-microsoft-com:vml" xmlns:wp14="http://schemas.microsoft.com/office/word/2010/wordprocessingDrawing" xmlns:wp="http://schemas.openxmlformats.org/drawingml/2006/wordprocessingDrawing" xmlns:w10="urn:schemas-microsoft-com:office:word" xmlns:w="http://schemas.openxmlformats.org/wordprocessingml/2006/main" xmlns:w14="http://schemas.microsoft.com/office/word/2010/wordml" xmlns:w15="http://schemas.microsoft.com/office/word/2012/wordml" xmlns:w16cei="http://schemas.microsoft.com/office/word/2026/wordml/cei" xmlns:w16cex="http://schemas.microsoft.com/office/word/2018/wordml/cex" xmlns:w16cid="http://schemas.microsoft.com/office/word/2016/wordml/cid" xmlns:w16="http://schemas.microsoft.com/office/word/2018/wordml" xmlns:w16du="http://schemas.microsoft.com/office/word/2023/wordml/word16du" xmlns:w16sdtdh="http://schemas.microsoft.com/office/word/2020/wordml/sdtdatahash" xmlns:w16sdtfl="http://schemas.microsoft.com/office/word/2024/wordml/sdtformatlock" xmlns:w16se="http://schemas.microsoft.com/office/word/2015/wordml/symex" xmlns:wpg="http://schemas.microsoft.com/office/word/2010/wordprocessingGroup" xmlns:wpi="http://schemas.microsoft.com/office/word/2010/wordprocessingInk" xmlns:wne="http://schemas.microsoft.com/office/word/2006/wordml" xmlns:wps="http://schemas.microsoft.com/office/word/2010/wordprocessingShape" mc:Ignorable="w14 w15 w16se w16cid w16 w16cex w16sdtdh w16sdtfl w16du wp14">
+<w:document xmlns:wpc="http://schemas.microsoft.com/office/word/2010/wordprocessingCanvas" xmlns:cx="http://schemas.microsoft.com/office/drawing/2014/chartex" xmlns:cx1="http://schemas.microsoft.com/office/drawing/2015/9/8/chartex" xmlns:cx2="http://schemas.microsoft.com/office/drawing/2015/10/21/chartex" xmlns:cx3="http://schemas.microsoft.com/office/drawing/2016/5/9/chartex" xmlns:cx4="http://schemas.microsoft.com/office/drawing/2016/5/10/chartex" xmlns:cx5="http://schemas.microsoft.com/office/drawing/2016/5/11/chartex" xmlns:cx6="http://schemas.microsoft.com/office/drawing/2016/5/12/chartex" xmlns:cx7="http://schemas.microsoft.com/office/drawing/2016/5/13/chartex" xmlns:cx8="http://schemas.microsoft.com/office/drawing/2016/5/14/chartex" xmlns:mc="http://schemas.openxmlformats.org/markup-compatibility/2006" xmlns:aink="http://schemas.microsoft.com/office/drawing/2016/ink" xmlns:am3d="http://schemas.microsoft.com/office/drawing/2017/model3d" xmlns:o="urn:schemas-microsoft-com:office:office" xmlns:oel="http://schemas.microsoft.com/office/2019/extlst" xmlns:r="http://schemas.openxmlformats.org/officeDocument/2006/relationships" xmlns:m="http://schemas.openxmlformats.org/officeDocument/2006/math" xmlns:v="urn:schemas-microsoft-com:vml" xmlns:wp14="http://schemas.microsoft.com/office/word/2010/wordprocessingDrawing" xmlns:wp="http://schemas.openxmlformats.org/drawingml/2006/wordprocessingDrawing" xmlns:w10="urn:schemas-microsoft-com:office:word" xmlns:w="http://schemas.openxmlformats.org/wordprocessingml/2006/main" xmlns:w14="http://schemas.microsoft.com/office/word/2010/wordml" xmlns:w15="http://schemas.microsoft.com/office/word/2012/wordml" xmlns:w16cex="http://schemas.microsoft.com/office/word/2018/wordml/cex" xmlns:w16cid="http://schemas.microsoft.com/office/word/2016/wordml/cid" xmlns:w16="http://schemas.microsoft.com/office/word/2018/wordml" xmlns:w16du="http://schemas.microsoft.com/office/word/2023/wordml/word16du" xmlns:w16sdtdh="http://schemas.microsoft.com/office/word/2020/wordml/sdtdatahash" xmlns:w16sdtfl="http://schemas.microsoft.com/office/word/2024/wordml/sdtformatlock" xmlns:w16se="http://schemas.microsoft.com/office/word/2015/wordml/symex" xmlns:wpg="http://schemas.microsoft.com/office/word/2010/wordprocessingGroup" xmlns:wpi="http://schemas.microsoft.com/office/word/2010/wordprocessingInk" xmlns:wne="http://schemas.microsoft.com/office/word/2006/wordml" xmlns:wps="http://schemas.microsoft.com/office/word/2010/wordprocessingShape" mc:Ignorable="w14 w15 w16se w16cid w16 w16cex w16sdtdh w16sdtfl w16du wp14">
   <w:body>
     <w:p>
       <w:pPr>
@@ -394,12 +394,6 @@
                 <w:szCs w:val="26"/>
               </w:rPr>
             </w:pPr>
-            <w:r>
-              <w:rPr>
-                <w:rFonts w:ascii="Times New Roman" w:hAnsi="Times New Roman"/>
-                <w:sz w:val="26"/>
-              </w:rPr>
-            </w:r>
           </w:p>
         </w:tc>
         <w:tc>
@@ -421,12 +415,6 @@
                 <w:szCs w:val="26"/>
               </w:rPr>
             </w:pPr>
-            <w:r>
-              <w:rPr>
-                <w:rFonts w:ascii="Times New Roman" w:hAnsi="Times New Roman"/>
-                <w:sz w:val="26"/>
-              </w:rPr>
-            </w:r>
           </w:p>
         </w:tc>
         <w:tc>
@@ -448,12 +436,6 @@
                 <w:szCs w:val="26"/>
               </w:rPr>
             </w:pPr>
-            <w:r>
-              <w:rPr>
-                <w:rFonts w:ascii="Times New Roman" w:hAnsi="Times New Roman"/>
-                <w:sz w:val="26"/>
-              </w:rPr>
-            </w:r>
           </w:p>
         </w:tc>
         <w:tc>
@@ -475,12 +457,6 @@
                 <w:szCs w:val="26"/>
               </w:rPr>
             </w:pPr>
-            <w:r>
-              <w:rPr>
-                <w:rFonts w:ascii="Times New Roman" w:hAnsi="Times New Roman"/>
-                <w:sz w:val="26"/>
-              </w:rPr>
-            </w:r>
           </w:p>
         </w:tc>
         <w:tc>
@@ -502,12 +478,6 @@
                 <w:szCs w:val="26"/>
               </w:rPr>
             </w:pPr>
-            <w:r>
-              <w:rPr>
-                <w:rFonts w:ascii="Times New Roman" w:hAnsi="Times New Roman"/>
-                <w:sz w:val="26"/>
-              </w:rPr>
-            </w:r>
           </w:p>
         </w:tc>
       </w:tr>
@@ -585,12 +555,6 @@
                 <w:szCs w:val="26"/>
               </w:rPr>
             </w:pPr>
-            <w:r>
-              <w:rPr>
-                <w:rFonts w:ascii="Times New Roman" w:hAnsi="Times New Roman"/>
-                <w:sz w:val="26"/>
-              </w:rPr>
-            </w:r>
           </w:p>
         </w:tc>
         <w:tc>
@@ -612,12 +576,6 @@
                 <w:szCs w:val="26"/>
               </w:rPr>
             </w:pPr>
-            <w:r>
-              <w:rPr>
-                <w:rFonts w:ascii="Times New Roman" w:hAnsi="Times New Roman"/>
-                <w:sz w:val="26"/>
-              </w:rPr>
-            </w:r>
           </w:p>
         </w:tc>
         <w:tc>
@@ -639,12 +597,6 @@
                 <w:szCs w:val="26"/>
               </w:rPr>
             </w:pPr>
-            <w:r>
-              <w:rPr>
-                <w:rFonts w:ascii="Times New Roman" w:hAnsi="Times New Roman"/>
-                <w:sz w:val="26"/>
-              </w:rPr>
-            </w:r>
           </w:p>
         </w:tc>
         <w:tc>
@@ -666,12 +618,6 @@
                 <w:szCs w:val="26"/>
               </w:rPr>
             </w:pPr>
-            <w:r>
-              <w:rPr>
-                <w:rFonts w:ascii="Times New Roman" w:hAnsi="Times New Roman"/>
-                <w:sz w:val="26"/>
-              </w:rPr>
-            </w:r>
           </w:p>
         </w:tc>
         <w:tc>
@@ -693,12 +639,6 @@
                 <w:szCs w:val="26"/>
               </w:rPr>
             </w:pPr>
-            <w:r>
-              <w:rPr>
-                <w:rFonts w:ascii="Times New Roman" w:hAnsi="Times New Roman"/>
-                <w:sz w:val="26"/>
-              </w:rPr>
-            </w:r>
           </w:p>
         </w:tc>
       </w:tr>
@@ -776,12 +716,6 @@
                 <w:szCs w:val="26"/>
               </w:rPr>
             </w:pPr>
-            <w:r>
-              <w:rPr>
-                <w:rFonts w:ascii="Times New Roman" w:hAnsi="Times New Roman"/>
-                <w:sz w:val="26"/>
-              </w:rPr>
-            </w:r>
           </w:p>
         </w:tc>
         <w:tc>
@@ -803,12 +737,6 @@
                 <w:szCs w:val="26"/>
               </w:rPr>
             </w:pPr>
-            <w:r>
-              <w:rPr>
-                <w:rFonts w:ascii="Times New Roman" w:hAnsi="Times New Roman"/>
-                <w:sz w:val="26"/>
-              </w:rPr>
-            </w:r>
           </w:p>
         </w:tc>
         <w:tc>
@@ -830,12 +758,6 @@
                 <w:szCs w:val="26"/>
               </w:rPr>
             </w:pPr>
-            <w:r>
-              <w:rPr>
-                <w:rFonts w:ascii="Times New Roman" w:hAnsi="Times New Roman"/>
-                <w:sz w:val="26"/>
-              </w:rPr>
-            </w:r>
           </w:p>
         </w:tc>
         <w:tc>
@@ -857,12 +779,6 @@
                 <w:szCs w:val="26"/>
               </w:rPr>
             </w:pPr>
-            <w:r>
-              <w:rPr>
-                <w:rFonts w:ascii="Times New Roman" w:hAnsi="Times New Roman"/>
-                <w:sz w:val="26"/>
-              </w:rPr>
-            </w:r>
           </w:p>
         </w:tc>
         <w:tc>
@@ -884,12 +800,6 @@
                 <w:szCs w:val="26"/>
               </w:rPr>
             </w:pPr>
-            <w:r>
-              <w:rPr>
-                <w:rFonts w:ascii="Times New Roman" w:hAnsi="Times New Roman"/>
-                <w:sz w:val="26"/>
-              </w:rPr>
-            </w:r>
           </w:p>
         </w:tc>
       </w:tr>
@@ -967,13 +877,6 @@
                 <w:szCs w:val="26"/>
               </w:rPr>
             </w:pPr>
-            <w:r>
-              <w:rPr>
-                <w:rFonts w:ascii="Times New Roman" w:hAnsi="Times New Roman" w:cs="Times New Roman"/>
-                <w:sz w:val="26"/>
-                <w:szCs w:val="26"/>
-              </w:rPr>
-            </w:r>
           </w:p>
         </w:tc>
         <w:tc>
@@ -995,13 +898,6 @@
                 <w:szCs w:val="26"/>
               </w:rPr>
             </w:pPr>
-            <w:r>
-              <w:rPr>
-                <w:rFonts w:ascii="Times New Roman" w:hAnsi="Times New Roman" w:cs="Times New Roman"/>
-                <w:sz w:val="26"/>
-                <w:szCs w:val="26"/>
-              </w:rPr>
-            </w:r>
           </w:p>
         </w:tc>
         <w:tc>
@@ -1023,13 +919,6 @@
                 <w:szCs w:val="26"/>
               </w:rPr>
             </w:pPr>
-            <w:r>
-              <w:rPr>
-                <w:rFonts w:ascii="Times New Roman" w:hAnsi="Times New Roman" w:cs="Times New Roman"/>
-                <w:sz w:val="26"/>
-                <w:szCs w:val="26"/>
-              </w:rPr>
-            </w:r>
           </w:p>
         </w:tc>
         <w:tc>
@@ -1051,13 +940,6 @@
                 <w:szCs w:val="26"/>
               </w:rPr>
             </w:pPr>
-            <w:r>
-              <w:rPr>
-                <w:rFonts w:ascii="Times New Roman" w:hAnsi="Times New Roman" w:cs="Times New Roman"/>
-                <w:sz w:val="26"/>
-                <w:szCs w:val="26"/>
-              </w:rPr>
-            </w:r>
           </w:p>
         </w:tc>
         <w:tc>
@@ -1079,13 +961,6 @@
                 <w:szCs w:val="26"/>
               </w:rPr>
             </w:pPr>
-            <w:r>
-              <w:rPr>
-                <w:rFonts w:ascii="Times New Roman" w:hAnsi="Times New Roman" w:cs="Times New Roman"/>
-                <w:sz w:val="26"/>
-                <w:szCs w:val="26"/>
-              </w:rPr>
-            </w:r>
           </w:p>
         </w:tc>
       </w:tr>
@@ -1163,12 +1038,6 @@
                 <w:szCs w:val="26"/>
               </w:rPr>
             </w:pPr>
-            <w:r>
-              <w:rPr>
-                <w:rFonts w:ascii="Times New Roman" w:hAnsi="Times New Roman"/>
-                <w:sz w:val="26"/>
-              </w:rPr>
-            </w:r>
           </w:p>
         </w:tc>
         <w:tc>
@@ -1190,12 +1059,6 @@
                 <w:szCs w:val="26"/>
               </w:rPr>
             </w:pPr>
-            <w:r>
-              <w:rPr>
-                <w:rFonts w:ascii="Times New Roman" w:hAnsi="Times New Roman"/>
-                <w:sz w:val="26"/>
-              </w:rPr>
-            </w:r>
           </w:p>
         </w:tc>
         <w:tc>
@@ -1217,12 +1080,6 @@
                 <w:szCs w:val="26"/>
               </w:rPr>
             </w:pPr>
-            <w:r>
-              <w:rPr>
-                <w:rFonts w:ascii="Times New Roman" w:hAnsi="Times New Roman"/>
-                <w:sz w:val="26"/>
-              </w:rPr>
-            </w:r>
           </w:p>
         </w:tc>
         <w:tc>
@@ -1244,12 +1101,6 @@
                 <w:szCs w:val="26"/>
               </w:rPr>
             </w:pPr>
-            <w:r>
-              <w:rPr>
-                <w:rFonts w:ascii="Times New Roman" w:hAnsi="Times New Roman"/>
-                <w:sz w:val="26"/>
-              </w:rPr>
-            </w:r>
           </w:p>
         </w:tc>
         <w:tc>
@@ -1271,12 +1122,6 @@
                 <w:szCs w:val="26"/>
               </w:rPr>
             </w:pPr>
-            <w:r>
-              <w:rPr>
-                <w:rFonts w:ascii="Times New Roman" w:hAnsi="Times New Roman"/>
-                <w:sz w:val="26"/>
-              </w:rPr>
-            </w:r>
           </w:p>
         </w:tc>
       </w:tr>
@@ -1360,12 +1205,6 @@
                 <w:szCs w:val="26"/>
               </w:rPr>
             </w:pPr>
-            <w:r>
-              <w:rPr>
-                <w:rFonts w:ascii="Times New Roman" w:hAnsi="Times New Roman"/>
-                <w:sz w:val="26"/>
-              </w:rPr>
-            </w:r>
           </w:p>
         </w:tc>
         <w:tc>
@@ -1387,12 +1226,6 @@
                 <w:szCs w:val="26"/>
               </w:rPr>
             </w:pPr>
-            <w:r>
-              <w:rPr>
-                <w:rFonts w:ascii="Times New Roman" w:hAnsi="Times New Roman"/>
-                <w:sz w:val="26"/>
-              </w:rPr>
-            </w:r>
           </w:p>
         </w:tc>
         <w:tc>
@@ -1414,12 +1247,6 @@
                 <w:szCs w:val="26"/>
               </w:rPr>
             </w:pPr>
-            <w:r>
-              <w:rPr>
-                <w:rFonts w:ascii="Times New Roman" w:hAnsi="Times New Roman"/>
-                <w:sz w:val="26"/>
-              </w:rPr>
-            </w:r>
           </w:p>
         </w:tc>
         <w:tc>
@@ -1441,12 +1268,6 @@
                 <w:szCs w:val="26"/>
               </w:rPr>
             </w:pPr>
-            <w:r>
-              <w:rPr>
-                <w:rFonts w:ascii="Times New Roman" w:hAnsi="Times New Roman"/>
-                <w:sz w:val="26"/>
-              </w:rPr>
-            </w:r>
           </w:p>
         </w:tc>
         <w:tc>
@@ -1468,12 +1289,6 @@
                 <w:szCs w:val="26"/>
               </w:rPr>
             </w:pPr>
-            <w:r>
-              <w:rPr>
-                <w:rFonts w:ascii="Times New Roman" w:hAnsi="Times New Roman"/>
-                <w:sz w:val="26"/>
-              </w:rPr>
-            </w:r>
           </w:p>
         </w:tc>
       </w:tr>
@@ -1553,12 +1368,6 @@
                 <w:szCs w:val="26"/>
               </w:rPr>
             </w:pPr>
-            <w:r>
-              <w:rPr>
-                <w:rFonts w:ascii="Times New Roman" w:hAnsi="Times New Roman"/>
-                <w:sz w:val="26"/>
-              </w:rPr>
-            </w:r>
           </w:p>
         </w:tc>
         <w:tc>
@@ -1580,12 +1389,6 @@
                 <w:szCs w:val="26"/>
               </w:rPr>
             </w:pPr>
-            <w:r>
-              <w:rPr>
-                <w:rFonts w:ascii="Times New Roman" w:hAnsi="Times New Roman"/>
-                <w:sz w:val="26"/>
-              </w:rPr>
-            </w:r>
           </w:p>
         </w:tc>
         <w:tc>
@@ -1607,12 +1410,6 @@
                 <w:szCs w:val="26"/>
               </w:rPr>
             </w:pPr>
-            <w:r>
-              <w:rPr>
-                <w:rFonts w:ascii="Times New Roman" w:hAnsi="Times New Roman"/>
-                <w:sz w:val="26"/>
-              </w:rPr>
-            </w:r>
           </w:p>
         </w:tc>
         <w:tc>
@@ -1634,12 +1431,6 @@
                 <w:szCs w:val="26"/>
               </w:rPr>
             </w:pPr>
-            <w:r>
-              <w:rPr>
-                <w:rFonts w:ascii="Times New Roman" w:hAnsi="Times New Roman"/>
-                <w:sz w:val="26"/>
-              </w:rPr>
-            </w:r>
           </w:p>
         </w:tc>
         <w:tc>
@@ -1661,12 +1452,6 @@
                 <w:szCs w:val="26"/>
               </w:rPr>
             </w:pPr>
-            <w:r>
-              <w:rPr>
-                <w:rFonts w:ascii="Times New Roman" w:hAnsi="Times New Roman"/>
-                <w:sz w:val="26"/>
-              </w:rPr>
-            </w:r>
           </w:p>
         </w:tc>
       </w:tr>
@@ -1746,13 +1531,6 @@
                 <w:szCs w:val="26"/>
               </w:rPr>
             </w:pPr>
-            <w:r>
-              <w:rPr>
-                <w:rFonts w:ascii="Times New Roman" w:hAnsi="Times New Roman" w:cs="Times New Roman"/>
-                <w:sz w:val="26"/>
-                <w:szCs w:val="26"/>
-              </w:rPr>
-            </w:r>
           </w:p>
         </w:tc>
         <w:tc>
@@ -1774,13 +1552,6 @@
                 <w:szCs w:val="26"/>
               </w:rPr>
             </w:pPr>
-            <w:r>
-              <w:rPr>
-                <w:rFonts w:ascii="Times New Roman" w:hAnsi="Times New Roman" w:cs="Times New Roman"/>
-                <w:sz w:val="26"/>
-                <w:szCs w:val="26"/>
-              </w:rPr>
-            </w:r>
           </w:p>
         </w:tc>
         <w:tc>
@@ -1802,13 +1573,6 @@
                 <w:szCs w:val="26"/>
               </w:rPr>
             </w:pPr>
-            <w:r>
-              <w:rPr>
-                <w:rFonts w:ascii="Times New Roman" w:hAnsi="Times New Roman" w:cs="Times New Roman"/>
-                <w:sz w:val="26"/>
-                <w:szCs w:val="26"/>
-              </w:rPr>
-            </w:r>
           </w:p>
         </w:tc>
         <w:tc>
@@ -1830,13 +1594,6 @@
                 <w:szCs w:val="26"/>
               </w:rPr>
             </w:pPr>
-            <w:r>
-              <w:rPr>
-                <w:rFonts w:ascii="Times New Roman" w:hAnsi="Times New Roman" w:cs="Times New Roman"/>
-                <w:sz w:val="26"/>
-                <w:szCs w:val="26"/>
-              </w:rPr>
-            </w:r>
           </w:p>
         </w:tc>
         <w:tc>
@@ -1858,13 +1615,6 @@
                 <w:szCs w:val="26"/>
               </w:rPr>
             </w:pPr>
-            <w:r>
-              <w:rPr>
-                <w:rFonts w:ascii="Times New Roman" w:hAnsi="Times New Roman" w:cs="Times New Roman"/>
-                <w:sz w:val="26"/>
-                <w:szCs w:val="26"/>
-              </w:rPr>
-            </w:r>
           </w:p>
         </w:tc>
       </w:tr>
@@ -1944,13 +1694,6 @@
                 <w:szCs w:val="26"/>
               </w:rPr>
             </w:pPr>
-            <w:r>
-              <w:rPr>
-                <w:rFonts w:ascii="Times New Roman" w:hAnsi="Times New Roman" w:cs="Times New Roman"/>
-                <w:sz w:val="26"/>
-                <w:szCs w:val="26"/>
-              </w:rPr>
-            </w:r>
           </w:p>
         </w:tc>
         <w:tc>
@@ -1972,13 +1715,6 @@
                 <w:szCs w:val="26"/>
               </w:rPr>
             </w:pPr>
-            <w:r>
-              <w:rPr>
-                <w:rFonts w:ascii="Times New Roman" w:hAnsi="Times New Roman" w:cs="Times New Roman"/>
-                <w:sz w:val="26"/>
-                <w:szCs w:val="26"/>
-              </w:rPr>
-            </w:r>
           </w:p>
         </w:tc>
         <w:tc>
@@ -2000,13 +1736,6 @@
                 <w:szCs w:val="26"/>
               </w:rPr>
             </w:pPr>
-            <w:r>
-              <w:rPr>
-                <w:rFonts w:ascii="Times New Roman" w:hAnsi="Times New Roman" w:cs="Times New Roman"/>
-                <w:sz w:val="26"/>
-                <w:szCs w:val="26"/>
-              </w:rPr>
-            </w:r>
           </w:p>
         </w:tc>
         <w:tc>
@@ -2028,13 +1757,6 @@
                 <w:szCs w:val="26"/>
               </w:rPr>
             </w:pPr>
-            <w:r>
-              <w:rPr>
-                <w:rFonts w:ascii="Times New Roman" w:hAnsi="Times New Roman" w:cs="Times New Roman"/>
-                <w:sz w:val="26"/>
-                <w:szCs w:val="26"/>
-              </w:rPr>
-            </w:r>
           </w:p>
         </w:tc>
         <w:tc>
@@ -2056,13 +1778,6 @@
                 <w:szCs w:val="26"/>
               </w:rPr>
             </w:pPr>
-            <w:r>
-              <w:rPr>
-                <w:rFonts w:ascii="Times New Roman" w:hAnsi="Times New Roman" w:cs="Times New Roman"/>
-                <w:sz w:val="26"/>
-                <w:szCs w:val="26"/>
-              </w:rPr>
-            </w:r>
           </w:p>
         </w:tc>
       </w:tr>
@@ -2142,12 +1857,6 @@
                 <w:szCs w:val="26"/>
               </w:rPr>
             </w:pPr>
-            <w:r>
-              <w:rPr>
-                <w:rFonts w:ascii="Times New Roman" w:hAnsi="Times New Roman"/>
-                <w:sz w:val="26"/>
-              </w:rPr>
-            </w:r>
           </w:p>
         </w:tc>
         <w:tc>
@@ -2169,12 +1878,6 @@
                 <w:szCs w:val="26"/>
               </w:rPr>
             </w:pPr>
-            <w:r>
-              <w:rPr>
-                <w:rFonts w:ascii="Times New Roman" w:hAnsi="Times New Roman"/>
-                <w:sz w:val="26"/>
-              </w:rPr>
-            </w:r>
           </w:p>
         </w:tc>
         <w:tc>
@@ -2196,12 +1899,6 @@
                 <w:szCs w:val="26"/>
               </w:rPr>
             </w:pPr>
-            <w:r>
-              <w:rPr>
-                <w:rFonts w:ascii="Times New Roman" w:hAnsi="Times New Roman"/>
-                <w:sz w:val="26"/>
-              </w:rPr>
-            </w:r>
           </w:p>
         </w:tc>
         <w:tc>
@@ -2223,12 +1920,6 @@
                 <w:szCs w:val="26"/>
               </w:rPr>
             </w:pPr>
-            <w:r>
-              <w:rPr>
-                <w:rFonts w:ascii="Times New Roman" w:hAnsi="Times New Roman"/>
-                <w:sz w:val="26"/>
-              </w:rPr>
-            </w:r>
           </w:p>
         </w:tc>
         <w:tc>
@@ -2250,12 +1941,6 @@
                 <w:szCs w:val="26"/>
               </w:rPr>
             </w:pPr>
-            <w:r>
-              <w:rPr>
-                <w:rFonts w:ascii="Times New Roman" w:hAnsi="Times New Roman"/>
-                <w:sz w:val="26"/>
-              </w:rPr>
-            </w:r>
           </w:p>
         </w:tc>
       </w:tr>
@@ -2339,12 +2024,6 @@
                 <w:szCs w:val="26"/>
               </w:rPr>
             </w:pPr>
-            <w:r>
-              <w:rPr>
-                <w:rFonts w:ascii="Times New Roman" w:hAnsi="Times New Roman"/>
-                <w:sz w:val="26"/>
-              </w:rPr>
-            </w:r>
           </w:p>
         </w:tc>
         <w:tc>
@@ -2366,12 +2045,6 @@
                 <w:szCs w:val="26"/>
               </w:rPr>
             </w:pPr>
-            <w:r>
-              <w:rPr>
-                <w:rFonts w:ascii="Times New Roman" w:hAnsi="Times New Roman"/>
-                <w:sz w:val="26"/>
-              </w:rPr>
-            </w:r>
           </w:p>
         </w:tc>
         <w:tc>
@@ -2393,12 +2066,6 @@
                 <w:szCs w:val="26"/>
               </w:rPr>
             </w:pPr>
-            <w:r>
-              <w:rPr>
-                <w:rFonts w:ascii="Times New Roman" w:hAnsi="Times New Roman"/>
-                <w:sz w:val="26"/>
-              </w:rPr>
-            </w:r>
           </w:p>
         </w:tc>
         <w:tc>
@@ -2420,12 +2087,6 @@
                 <w:szCs w:val="26"/>
               </w:rPr>
             </w:pPr>
-            <w:r>
-              <w:rPr>
-                <w:rFonts w:ascii="Times New Roman" w:hAnsi="Times New Roman"/>
-                <w:sz w:val="26"/>
-              </w:rPr>
-            </w:r>
           </w:p>
         </w:tc>
         <w:tc>
@@ -2447,12 +2108,6 @@
                 <w:szCs w:val="26"/>
               </w:rPr>
             </w:pPr>
-            <w:r>
-              <w:rPr>
-                <w:rFonts w:ascii="Times New Roman" w:hAnsi="Times New Roman"/>
-                <w:sz w:val="26"/>
-              </w:rPr>
-            </w:r>
           </w:p>
         </w:tc>
       </w:tr>
@@ -2532,13 +2187,6 @@
                 <w:szCs w:val="26"/>
               </w:rPr>
             </w:pPr>
-            <w:r>
-              <w:rPr>
-                <w:rFonts w:ascii="Times New Roman" w:hAnsi="Times New Roman" w:cs="Times New Roman"/>
-                <w:sz w:val="26"/>
-                <w:szCs w:val="26"/>
-              </w:rPr>
-            </w:r>
           </w:p>
         </w:tc>
         <w:tc>
@@ -2560,13 +2208,6 @@
                 <w:szCs w:val="26"/>
               </w:rPr>
             </w:pPr>
-            <w:r>
-              <w:rPr>
-                <w:rFonts w:ascii="Times New Roman" w:hAnsi="Times New Roman" w:cs="Times New Roman"/>
-                <w:sz w:val="26"/>
-                <w:szCs w:val="26"/>
-              </w:rPr>
-            </w:r>
           </w:p>
         </w:tc>
         <w:tc>
@@ -2588,13 +2229,6 @@
                 <w:szCs w:val="26"/>
               </w:rPr>
             </w:pPr>
-            <w:r>
-              <w:rPr>
-                <w:rFonts w:ascii="Times New Roman" w:hAnsi="Times New Roman" w:cs="Times New Roman"/>
-                <w:sz w:val="26"/>
-                <w:szCs w:val="26"/>
-              </w:rPr>
-            </w:r>
           </w:p>
         </w:tc>
         <w:tc>
@@ -2616,13 +2250,6 @@
                 <w:szCs w:val="26"/>
               </w:rPr>
             </w:pPr>
-            <w:r>
-              <w:rPr>
-                <w:rFonts w:ascii="Times New Roman" w:hAnsi="Times New Roman" w:cs="Times New Roman"/>
-                <w:sz w:val="26"/>
-                <w:szCs w:val="26"/>
-              </w:rPr>
-            </w:r>
           </w:p>
         </w:tc>
         <w:tc>
@@ -2644,13 +2271,6 @@
                 <w:szCs w:val="26"/>
               </w:rPr>
             </w:pPr>
-            <w:r>
-              <w:rPr>
-                <w:rFonts w:ascii="Times New Roman" w:hAnsi="Times New Roman" w:cs="Times New Roman"/>
-                <w:sz w:val="26"/>
-                <w:szCs w:val="26"/>
-              </w:rPr>
-            </w:r>
           </w:p>
         </w:tc>
       </w:tr>
@@ -2730,12 +2350,6 @@
                 <w:szCs w:val="26"/>
               </w:rPr>
             </w:pPr>
-            <w:r>
-              <w:rPr>
-                <w:rFonts w:ascii="Times New Roman" w:hAnsi="Times New Roman"/>
-                <w:sz w:val="26"/>
-              </w:rPr>
-            </w:r>
           </w:p>
         </w:tc>
         <w:tc>
@@ -2757,12 +2371,6 @@
                 <w:szCs w:val="26"/>
               </w:rPr>
             </w:pPr>
-            <w:r>
-              <w:rPr>
-                <w:rFonts w:ascii="Times New Roman" w:hAnsi="Times New Roman"/>
-                <w:sz w:val="26"/>
-              </w:rPr>
-            </w:r>
           </w:p>
         </w:tc>
         <w:tc>
@@ -2784,12 +2392,6 @@
                 <w:szCs w:val="26"/>
               </w:rPr>
             </w:pPr>
-            <w:r>
-              <w:rPr>
-                <w:rFonts w:ascii="Times New Roman" w:hAnsi="Times New Roman"/>
-                <w:sz w:val="26"/>
-              </w:rPr>
-            </w:r>
           </w:p>
         </w:tc>
         <w:tc>
@@ -2811,12 +2413,6 @@
                 <w:szCs w:val="26"/>
               </w:rPr>
             </w:pPr>
-            <w:r>
-              <w:rPr>
-                <w:rFonts w:ascii="Times New Roman" w:hAnsi="Times New Roman"/>
-                <w:sz w:val="26"/>
-              </w:rPr>
-            </w:r>
           </w:p>
         </w:tc>
         <w:tc>
@@ -2838,12 +2434,6 @@
                 <w:szCs w:val="26"/>
               </w:rPr>
             </w:pPr>
-            <w:r>
-              <w:rPr>
-                <w:rFonts w:ascii="Times New Roman" w:hAnsi="Times New Roman"/>
-                <w:sz w:val="26"/>
-              </w:rPr>
-            </w:r>
           </w:p>
         </w:tc>
       </w:tr>
@@ -2923,13 +2513,6 @@
                 <w:szCs w:val="26"/>
               </w:rPr>
             </w:pPr>
-            <w:r>
-              <w:rPr>
-                <w:rFonts w:ascii="Times New Roman" w:hAnsi="Times New Roman" w:cs="Times New Roman"/>
-                <w:sz w:val="26"/>
-                <w:szCs w:val="26"/>
-              </w:rPr>
-            </w:r>
           </w:p>
         </w:tc>
         <w:tc>
@@ -2951,13 +2534,6 @@
                 <w:szCs w:val="26"/>
               </w:rPr>
             </w:pPr>
-            <w:r>
-              <w:rPr>
-                <w:rFonts w:ascii="Times New Roman" w:hAnsi="Times New Roman" w:cs="Times New Roman"/>
-                <w:sz w:val="26"/>
-                <w:szCs w:val="26"/>
-              </w:rPr>
-            </w:r>
           </w:p>
         </w:tc>
         <w:tc>
@@ -2979,13 +2555,6 @@
                 <w:szCs w:val="26"/>
               </w:rPr>
             </w:pPr>
-            <w:r>
-              <w:rPr>
-                <w:rFonts w:ascii="Times New Roman" w:hAnsi="Times New Roman" w:cs="Times New Roman"/>
-                <w:sz w:val="26"/>
-                <w:szCs w:val="26"/>
-              </w:rPr>
-            </w:r>
           </w:p>
         </w:tc>
         <w:tc>
@@ -3007,13 +2576,6 @@
                 <w:szCs w:val="26"/>
               </w:rPr>
             </w:pPr>
-            <w:r>
-              <w:rPr>
-                <w:rFonts w:ascii="Times New Roman" w:hAnsi="Times New Roman" w:cs="Times New Roman"/>
-                <w:sz w:val="26"/>
-                <w:szCs w:val="26"/>
-              </w:rPr>
-            </w:r>
           </w:p>
         </w:tc>
         <w:tc>
@@ -3035,13 +2597,6 @@
                 <w:szCs w:val="26"/>
               </w:rPr>
             </w:pPr>
-            <w:r>
-              <w:rPr>
-                <w:rFonts w:ascii="Times New Roman" w:hAnsi="Times New Roman" w:cs="Times New Roman"/>
-                <w:sz w:val="26"/>
-                <w:szCs w:val="26"/>
-              </w:rPr>
-            </w:r>
           </w:p>
         </w:tc>
       </w:tr>
@@ -3121,12 +2676,6 @@
                 <w:szCs w:val="26"/>
               </w:rPr>
             </w:pPr>
-            <w:r>
-              <w:rPr>
-                <w:rFonts w:ascii="Times New Roman" w:hAnsi="Times New Roman"/>
-                <w:sz w:val="26"/>
-              </w:rPr>
-            </w:r>
           </w:p>
         </w:tc>
         <w:tc>
@@ -3148,12 +2697,6 @@
                 <w:szCs w:val="26"/>
               </w:rPr>
             </w:pPr>
-            <w:r>
-              <w:rPr>
-                <w:rFonts w:ascii="Times New Roman" w:hAnsi="Times New Roman"/>
-                <w:sz w:val="26"/>
-              </w:rPr>
-            </w:r>
           </w:p>
         </w:tc>
         <w:tc>
@@ -3175,12 +2718,6 @@
                 <w:szCs w:val="26"/>
               </w:rPr>
             </w:pPr>
-            <w:r>
-              <w:rPr>
-                <w:rFonts w:ascii="Times New Roman" w:hAnsi="Times New Roman"/>
-                <w:sz w:val="26"/>
-              </w:rPr>
-            </w:r>
           </w:p>
         </w:tc>
         <w:tc>
@@ -3202,12 +2739,6 @@
                 <w:szCs w:val="26"/>
               </w:rPr>
             </w:pPr>
-            <w:r>
-              <w:rPr>
-                <w:rFonts w:ascii="Times New Roman" w:hAnsi="Times New Roman"/>
-                <w:sz w:val="26"/>
-              </w:rPr>
-            </w:r>
           </w:p>
         </w:tc>
         <w:tc>
@@ -3229,12 +2760,6 @@
                 <w:szCs w:val="26"/>
               </w:rPr>
             </w:pPr>
-            <w:r>
-              <w:rPr>
-                <w:rFonts w:ascii="Times New Roman" w:hAnsi="Times New Roman"/>
-                <w:sz w:val="26"/>
-              </w:rPr>
-            </w:r>
           </w:p>
         </w:tc>
       </w:tr>
@@ -3318,13 +2843,6 @@
                 <w:szCs w:val="26"/>
               </w:rPr>
             </w:pPr>
-            <w:r>
-              <w:rPr>
-                <w:rFonts w:ascii="Times New Roman" w:hAnsi="Times New Roman" w:cs="Times New Roman"/>
-                <w:sz w:val="26"/>
-                <w:szCs w:val="26"/>
-              </w:rPr>
-            </w:r>
           </w:p>
         </w:tc>
         <w:tc>
@@ -3346,13 +2864,6 @@
                 <w:szCs w:val="26"/>
               </w:rPr>
             </w:pPr>
-            <w:r>
-              <w:rPr>
-                <w:rFonts w:ascii="Times New Roman" w:hAnsi="Times New Roman" w:cs="Times New Roman"/>
-                <w:sz w:val="26"/>
-                <w:szCs w:val="26"/>
-              </w:rPr>
-            </w:r>
           </w:p>
         </w:tc>
         <w:tc>
@@ -3374,13 +2885,6 @@
                 <w:szCs w:val="26"/>
               </w:rPr>
             </w:pPr>
-            <w:r>
-              <w:rPr>
-                <w:rFonts w:ascii="Times New Roman" w:hAnsi="Times New Roman" w:cs="Times New Roman"/>
-                <w:sz w:val="26"/>
-                <w:szCs w:val="26"/>
-              </w:rPr>
-            </w:r>
           </w:p>
         </w:tc>
         <w:tc>
@@ -3402,13 +2906,6 @@
                 <w:szCs w:val="26"/>
               </w:rPr>
             </w:pPr>
-            <w:r>
-              <w:rPr>
-                <w:rFonts w:ascii="Times New Roman" w:hAnsi="Times New Roman" w:cs="Times New Roman"/>
-                <w:sz w:val="26"/>
-                <w:szCs w:val="26"/>
-              </w:rPr>
-            </w:r>
           </w:p>
         </w:tc>
         <w:tc>
@@ -3430,13 +2927,6 @@
                 <w:szCs w:val="26"/>
               </w:rPr>
             </w:pPr>
-            <w:r>
-              <w:rPr>
-                <w:rFonts w:ascii="Times New Roman" w:hAnsi="Times New Roman" w:cs="Times New Roman"/>
-                <w:sz w:val="26"/>
-                <w:szCs w:val="26"/>
-              </w:rPr>
-            </w:r>
           </w:p>
         </w:tc>
       </w:tr>
@@ -3516,13 +3006,6 @@
                 <w:szCs w:val="26"/>
               </w:rPr>
             </w:pPr>
-            <w:r>
-              <w:rPr>
-                <w:rFonts w:ascii="Times New Roman" w:hAnsi="Times New Roman" w:cs="Times New Roman"/>
-                <w:sz w:val="26"/>
-                <w:szCs w:val="26"/>
-              </w:rPr>
-            </w:r>
           </w:p>
         </w:tc>
         <w:tc>
@@ -3544,13 +3027,6 @@
                 <w:szCs w:val="26"/>
               </w:rPr>
             </w:pPr>
-            <w:r>
-              <w:rPr>
-                <w:rFonts w:ascii="Times New Roman" w:hAnsi="Times New Roman" w:cs="Times New Roman"/>
-                <w:sz w:val="26"/>
-                <w:szCs w:val="26"/>
-              </w:rPr>
-            </w:r>
           </w:p>
         </w:tc>
         <w:tc>
@@ -3572,13 +3048,6 @@
                 <w:szCs w:val="26"/>
               </w:rPr>
             </w:pPr>
-            <w:r>
-              <w:rPr>
-                <w:rFonts w:ascii="Times New Roman" w:hAnsi="Times New Roman" w:cs="Times New Roman"/>
-                <w:sz w:val="26"/>
-                <w:szCs w:val="26"/>
-              </w:rPr>
-            </w:r>
           </w:p>
         </w:tc>
         <w:tc>
@@ -3600,13 +3069,6 @@
                 <w:szCs w:val="26"/>
               </w:rPr>
             </w:pPr>
-            <w:r>
-              <w:rPr>
-                <w:rFonts w:ascii="Times New Roman" w:hAnsi="Times New Roman" w:cs="Times New Roman"/>
-                <w:sz w:val="26"/>
-                <w:szCs w:val="26"/>
-              </w:rPr>
-            </w:r>
           </w:p>
         </w:tc>
         <w:tc>
@@ -3628,13 +3090,6 @@
                 <w:szCs w:val="26"/>
               </w:rPr>
             </w:pPr>
-            <w:r>
-              <w:rPr>
-                <w:rFonts w:ascii="Times New Roman" w:hAnsi="Times New Roman" w:cs="Times New Roman"/>
-                <w:sz w:val="26"/>
-                <w:szCs w:val="26"/>
-              </w:rPr>
-            </w:r>
           </w:p>
         </w:tc>
       </w:tr>
@@ -3714,12 +3169,6 @@
                 <w:szCs w:val="26"/>
               </w:rPr>
             </w:pPr>
-            <w:r>
-              <w:rPr>
-                <w:rFonts w:ascii="Times New Roman" w:hAnsi="Times New Roman"/>
-                <w:sz w:val="26"/>
-              </w:rPr>
-            </w:r>
           </w:p>
         </w:tc>
         <w:tc>
@@ -3741,12 +3190,6 @@
                 <w:szCs w:val="26"/>
               </w:rPr>
             </w:pPr>
-            <w:r>
-              <w:rPr>
-                <w:rFonts w:ascii="Times New Roman" w:hAnsi="Times New Roman"/>
-                <w:sz w:val="26"/>
-              </w:rPr>
-            </w:r>
           </w:p>
         </w:tc>
         <w:tc>
@@ -3768,12 +3211,6 @@
                 <w:szCs w:val="26"/>
               </w:rPr>
             </w:pPr>
-            <w:r>
-              <w:rPr>
-                <w:rFonts w:ascii="Times New Roman" w:hAnsi="Times New Roman"/>
-                <w:sz w:val="26"/>
-              </w:rPr>
-            </w:r>
           </w:p>
         </w:tc>
         <w:tc>
@@ -3795,12 +3232,6 @@
                 <w:szCs w:val="26"/>
               </w:rPr>
             </w:pPr>
-            <w:r>
-              <w:rPr>
-                <w:rFonts w:ascii="Times New Roman" w:hAnsi="Times New Roman"/>
-                <w:sz w:val="26"/>
-              </w:rPr>
-            </w:r>
           </w:p>
         </w:tc>
         <w:tc>
@@ -3822,12 +3253,6 @@
                 <w:szCs w:val="26"/>
               </w:rPr>
             </w:pPr>
-            <w:r>
-              <w:rPr>
-                <w:rFonts w:ascii="Times New Roman" w:hAnsi="Times New Roman"/>
-                <w:sz w:val="26"/>
-              </w:rPr>
-            </w:r>
           </w:p>
         </w:tc>
       </w:tr>
@@ -3907,13 +3332,6 @@
                 <w:szCs w:val="26"/>
               </w:rPr>
             </w:pPr>
-            <w:r>
-              <w:rPr>
-                <w:rFonts w:ascii="Times New Roman" w:hAnsi="Times New Roman" w:cs="Times New Roman"/>
-                <w:sz w:val="26"/>
-                <w:szCs w:val="26"/>
-              </w:rPr>
-            </w:r>
           </w:p>
         </w:tc>
         <w:tc>
@@ -3935,13 +3353,6 @@
                 <w:szCs w:val="26"/>
               </w:rPr>
             </w:pPr>
-            <w:r>
-              <w:rPr>
-                <w:rFonts w:ascii="Times New Roman" w:hAnsi="Times New Roman" w:cs="Times New Roman"/>
-                <w:sz w:val="26"/>
-                <w:szCs w:val="26"/>
-              </w:rPr>
-            </w:r>
           </w:p>
         </w:tc>
         <w:tc>
@@ -3963,13 +3374,6 @@
                 <w:szCs w:val="26"/>
               </w:rPr>
             </w:pPr>
-            <w:r>
-              <w:rPr>
-                <w:rFonts w:ascii="Times New Roman" w:hAnsi="Times New Roman" w:cs="Times New Roman"/>
-                <w:sz w:val="26"/>
-                <w:szCs w:val="26"/>
-              </w:rPr>
-            </w:r>
           </w:p>
         </w:tc>
         <w:tc>
@@ -3991,13 +3395,6 @@
                 <w:szCs w:val="26"/>
               </w:rPr>
             </w:pPr>
-            <w:r>
-              <w:rPr>
-                <w:rFonts w:ascii="Times New Roman" w:hAnsi="Times New Roman" w:cs="Times New Roman"/>
-                <w:sz w:val="26"/>
-                <w:szCs w:val="26"/>
-              </w:rPr>
-            </w:r>
           </w:p>
         </w:tc>
         <w:tc>
@@ -4019,13 +3416,6 @@
                 <w:szCs w:val="26"/>
               </w:rPr>
             </w:pPr>
-            <w:r>
-              <w:rPr>
-                <w:rFonts w:ascii="Times New Roman" w:hAnsi="Times New Roman" w:cs="Times New Roman"/>
-                <w:sz w:val="26"/>
-                <w:szCs w:val="26"/>
-              </w:rPr>
-            </w:r>
           </w:p>
         </w:tc>
       </w:tr>
@@ -4105,12 +3495,6 @@
                 <w:szCs w:val="26"/>
               </w:rPr>
             </w:pPr>
-            <w:r>
-              <w:rPr>
-                <w:rFonts w:ascii="Times New Roman" w:hAnsi="Times New Roman"/>
-                <w:sz w:val="26"/>
-              </w:rPr>
-            </w:r>
           </w:p>
         </w:tc>
         <w:tc>
@@ -4132,12 +3516,6 @@
                 <w:szCs w:val="26"/>
               </w:rPr>
             </w:pPr>
-            <w:r>
-              <w:rPr>
-                <w:rFonts w:ascii="Times New Roman" w:hAnsi="Times New Roman"/>
-                <w:sz w:val="26"/>
-              </w:rPr>
-            </w:r>
           </w:p>
         </w:tc>
         <w:tc>
@@ -4159,12 +3537,6 @@
                 <w:szCs w:val="26"/>
               </w:rPr>
             </w:pPr>
-            <w:r>
-              <w:rPr>
-                <w:rFonts w:ascii="Times New Roman" w:hAnsi="Times New Roman"/>
-                <w:sz w:val="26"/>
-              </w:rPr>
-            </w:r>
           </w:p>
         </w:tc>
         <w:tc>
@@ -4186,12 +3558,6 @@
                 <w:szCs w:val="26"/>
               </w:rPr>
             </w:pPr>
-            <w:r>
-              <w:rPr>
-                <w:rFonts w:ascii="Times New Roman" w:hAnsi="Times New Roman"/>
-                <w:sz w:val="26"/>
-              </w:rPr>
-            </w:r>
           </w:p>
         </w:tc>
         <w:tc>
@@ -4213,12 +3579,6 @@
                 <w:szCs w:val="26"/>
               </w:rPr>
             </w:pPr>
-            <w:r>
-              <w:rPr>
-                <w:rFonts w:ascii="Times New Roman" w:hAnsi="Times New Roman"/>
-                <w:sz w:val="26"/>
-              </w:rPr>
-            </w:r>
           </w:p>
         </w:tc>
       </w:tr>
@@ -4302,12 +3662,6 @@
                 <w:szCs w:val="26"/>
               </w:rPr>
             </w:pPr>
-            <w:r>
-              <w:rPr>
-                <w:rFonts w:ascii="Times New Roman" w:hAnsi="Times New Roman"/>
-                <w:sz w:val="26"/>
-              </w:rPr>
-            </w:r>
           </w:p>
         </w:tc>
         <w:tc>
@@ -4329,12 +3683,6 @@
                 <w:szCs w:val="26"/>
               </w:rPr>
             </w:pPr>
-            <w:r>
-              <w:rPr>
-                <w:rFonts w:ascii="Times New Roman" w:hAnsi="Times New Roman"/>
-                <w:sz w:val="26"/>
-              </w:rPr>
-            </w:r>
           </w:p>
         </w:tc>
         <w:tc>
@@ -4356,12 +3704,6 @@
                 <w:szCs w:val="26"/>
               </w:rPr>
             </w:pPr>
-            <w:r>
-              <w:rPr>
-                <w:rFonts w:ascii="Times New Roman" w:hAnsi="Times New Roman"/>
-                <w:sz w:val="26"/>
-              </w:rPr>
-            </w:r>
           </w:p>
         </w:tc>
         <w:tc>
@@ -4383,12 +3725,6 @@
                 <w:szCs w:val="26"/>
               </w:rPr>
             </w:pPr>
-            <w:r>
-              <w:rPr>
-                <w:rFonts w:ascii="Times New Roman" w:hAnsi="Times New Roman"/>
-                <w:sz w:val="26"/>
-              </w:rPr>
-            </w:r>
           </w:p>
         </w:tc>
         <w:tc>
@@ -4410,12 +3746,6 @@
                 <w:szCs w:val="26"/>
               </w:rPr>
             </w:pPr>
-            <w:r>
-              <w:rPr>
-                <w:rFonts w:ascii="Times New Roman" w:hAnsi="Times New Roman"/>
-                <w:sz w:val="26"/>
-              </w:rPr>
-            </w:r>
           </w:p>
         </w:tc>
       </w:tr>
@@ -4492,13 +3822,6 @@
                 <w:szCs w:val="26"/>
               </w:rPr>
             </w:pPr>
-            <w:r>
-              <w:rPr>
-                <w:rFonts w:ascii="Times New Roman" w:hAnsi="Times New Roman" w:cs="Times New Roman"/>
-                <w:sz w:val="26"/>
-                <w:szCs w:val="26"/>
-              </w:rPr>
-            </w:r>
           </w:p>
         </w:tc>
         <w:tc>
@@ -4520,13 +3843,6 @@
                 <w:szCs w:val="26"/>
               </w:rPr>
             </w:pPr>
-            <w:r>
-              <w:rPr>
-                <w:rFonts w:ascii="Times New Roman" w:hAnsi="Times New Roman" w:cs="Times New Roman"/>
-                <w:sz w:val="26"/>
-                <w:szCs w:val="26"/>
-              </w:rPr>
-            </w:r>
           </w:p>
         </w:tc>
         <w:tc>
@@ -4548,13 +3864,6 @@
                 <w:szCs w:val="26"/>
               </w:rPr>
             </w:pPr>
-            <w:r>
-              <w:rPr>
-                <w:rFonts w:ascii="Times New Roman" w:hAnsi="Times New Roman" w:cs="Times New Roman"/>
-                <w:sz w:val="26"/>
-                <w:szCs w:val="26"/>
-              </w:rPr>
-            </w:r>
           </w:p>
         </w:tc>
         <w:tc>
@@ -4576,13 +3885,6 @@
                 <w:szCs w:val="26"/>
               </w:rPr>
             </w:pPr>
-            <w:r>
-              <w:rPr>
-                <w:rFonts w:ascii="Times New Roman" w:hAnsi="Times New Roman" w:cs="Times New Roman"/>
-                <w:sz w:val="26"/>
-                <w:szCs w:val="26"/>
-              </w:rPr>
-            </w:r>
           </w:p>
         </w:tc>
         <w:tc>
@@ -4604,13 +3906,6 @@
                 <w:szCs w:val="26"/>
               </w:rPr>
             </w:pPr>
-            <w:r>
-              <w:rPr>
-                <w:rFonts w:ascii="Times New Roman" w:hAnsi="Times New Roman" w:cs="Times New Roman"/>
-                <w:sz w:val="26"/>
-                <w:szCs w:val="26"/>
-              </w:rPr>
-            </w:r>
           </w:p>
         </w:tc>
       </w:tr>
@@ -4687,13 +3982,6 @@
                 <w:szCs w:val="26"/>
               </w:rPr>
             </w:pPr>
-            <w:r>
-              <w:rPr>
-                <w:rFonts w:ascii="Times New Roman" w:hAnsi="Times New Roman" w:cs="Times New Roman"/>
-                <w:sz w:val="26"/>
-                <w:szCs w:val="26"/>
-              </w:rPr>
-            </w:r>
           </w:p>
         </w:tc>
         <w:tc>
@@ -4715,13 +4003,6 @@
                 <w:szCs w:val="26"/>
               </w:rPr>
             </w:pPr>
-            <w:r>
-              <w:rPr>
-                <w:rFonts w:ascii="Times New Roman" w:hAnsi="Times New Roman" w:cs="Times New Roman"/>
-                <w:sz w:val="26"/>
-                <w:szCs w:val="26"/>
-              </w:rPr>
-            </w:r>
           </w:p>
         </w:tc>
         <w:tc>
@@ -4743,13 +4024,6 @@
                 <w:szCs w:val="26"/>
               </w:rPr>
             </w:pPr>
-            <w:r>
-              <w:rPr>
-                <w:rFonts w:ascii="Times New Roman" w:hAnsi="Times New Roman" w:cs="Times New Roman"/>
-                <w:sz w:val="26"/>
-                <w:szCs w:val="26"/>
-              </w:rPr>
-            </w:r>
           </w:p>
         </w:tc>
         <w:tc>
@@ -4771,13 +4045,6 @@
                 <w:szCs w:val="26"/>
               </w:rPr>
             </w:pPr>
-            <w:r>
-              <w:rPr>
-                <w:rFonts w:ascii="Times New Roman" w:hAnsi="Times New Roman" w:cs="Times New Roman"/>
-                <w:sz w:val="26"/>
-                <w:szCs w:val="26"/>
-              </w:rPr>
-            </w:r>
           </w:p>
         </w:tc>
         <w:tc>
@@ -4799,13 +4066,6 @@
                 <w:szCs w:val="26"/>
               </w:rPr>
             </w:pPr>
-            <w:r>
-              <w:rPr>
-                <w:rFonts w:ascii="Times New Roman" w:hAnsi="Times New Roman" w:cs="Times New Roman"/>
-                <w:sz w:val="26"/>
-                <w:szCs w:val="26"/>
-              </w:rPr>
-            </w:r>
           </w:p>
         </w:tc>
       </w:tr>
@@ -5330,24 +4590,42 @@
                 <w:sz w:val="26"/>
               </w:rPr>
               <w:t>Ngày 11 tháng 9 năm 2026</w:t>
+            </w:r>
+            <w:r>
+              <w:rPr>
+                <w:rFonts w:ascii="Times New Roman" w:hAnsi="Times New Roman"/>
+                <w:sz w:val="26"/>
+              </w:rPr>
               <w:br/>
+              <w:t>Tổ trưởng</w:t>
             </w:r>
             <w:r>
               <w:rPr>
                 <w:rFonts w:ascii="Times New Roman" w:hAnsi="Times New Roman"/>
                 <w:sz w:val="26"/>
               </w:rPr>
-              <w:t>Tổ trưởng</w:t>
               <w:br/>
+            </w:r>
+            <w:r>
+              <w:rPr>
+                <w:rFonts w:ascii="Times New Roman" w:hAnsi="Times New Roman"/>
+                <w:sz w:val="26"/>
+              </w:rPr>
               <w:br/>
+            </w:r>
+            <w:r>
+              <w:rPr>
+                <w:rFonts w:ascii="Times New Roman" w:hAnsi="Times New Roman"/>
+                <w:sz w:val="26"/>
+              </w:rPr>
               <w:br/>
+            </w:r>
+            <w:r>
+              <w:rPr>
+                <w:rFonts w:ascii="Times New Roman" w:hAnsi="Times New Roman"/>
+                <w:sz w:val="26"/>
+              </w:rPr>
               <w:br/>
-            </w:r>
-            <w:r>
-              <w:rPr>
-                <w:rFonts w:ascii="Times New Roman" w:hAnsi="Times New Roman"/>
-                <w:sz w:val="26"/>
-              </w:rPr>
               <w:t>Nguyễn Thị Ngọc Ánh</w:t>
             </w:r>
           </w:p>
@@ -5370,6 +4648,7 @@
         <w:rPr>
           <w:i/>
         </w:rPr>
+        <w:lastRenderedPageBreak/>
         <w:t>Buổi…chiều…..Tuần…07…(Từ ngày…14/09/2026…đến ngày:… 18/09/2026….)</w:t>
       </w:r>
     </w:p>
@@ -5711,109 +4990,32 @@
         </w:tc>
         <w:tc>
           <w:tcPr>
-            <w:tcW w:w="709" w:type="dxa"/>
-            <w:tcBorders>
-              <w:top w:val="single" w:sz="4" w:space="0" w:color="000000"/>
-              <w:left w:val="single" w:sz="4" w:space="0" w:color="000000"/>
-              <w:bottom w:val="single" w:sz="4" w:space="0" w:color="000000"/>
-              <w:right w:val="single" w:sz="4" w:space="0" w:color="000000"/>
-            </w:tcBorders>
-            <w:vAlign w:val="center"/>
-          </w:tcPr>
-          <w:p>
-            <w:pPr>
-              <w:rPr>
-                <w:rFonts w:ascii="Times New Roman" w:hAnsi="Times New Roman" w:cs="Times New Roman"/>
-                <w:sz w:val="26"/>
-                <w:szCs w:val="26"/>
-              </w:rPr>
-            </w:pPr>
-            <w:r>
-              <w:rPr>
-                <w:rFonts w:ascii="Times New Roman" w:hAnsi="Times New Roman"/>
-                <w:sz w:val="26"/>
-              </w:rPr>
-            </w:r>
-          </w:p>
-        </w:tc>
-        <w:tc>
-          <w:tcPr>
-            <w:tcW w:w="1276" w:type="dxa"/>
-            <w:tcBorders>
-              <w:top w:val="single" w:sz="4" w:space="0" w:color="000000"/>
-              <w:left w:val="single" w:sz="4" w:space="0" w:color="000000"/>
-              <w:bottom w:val="single" w:sz="4" w:space="0" w:color="000000"/>
-              <w:right w:val="single" w:sz="4" w:space="0" w:color="000000"/>
-            </w:tcBorders>
-            <w:vAlign w:val="center"/>
-          </w:tcPr>
-          <w:p>
-            <w:pPr>
-              <w:rPr>
-                <w:rFonts w:ascii="Times New Roman" w:hAnsi="Times New Roman" w:cs="Times New Roman"/>
-                <w:sz w:val="26"/>
-                <w:szCs w:val="26"/>
-              </w:rPr>
-            </w:pPr>
-            <w:r>
-              <w:rPr>
-                <w:rFonts w:ascii="Times New Roman" w:hAnsi="Times New Roman"/>
-                <w:sz w:val="26"/>
-              </w:rPr>
-            </w:r>
-          </w:p>
-        </w:tc>
-        <w:tc>
-          <w:tcPr>
-            <w:tcW w:w="992" w:type="dxa"/>
-            <w:tcBorders>
-              <w:top w:val="single" w:sz="4" w:space="0" w:color="000000"/>
-              <w:left w:val="single" w:sz="4" w:space="0" w:color="000000"/>
-              <w:bottom w:val="single" w:sz="4" w:space="0" w:color="000000"/>
-              <w:right w:val="single" w:sz="4" w:space="0" w:color="000000"/>
-            </w:tcBorders>
-            <w:vAlign w:val="center"/>
-          </w:tcPr>
-          <w:p>
-            <w:pPr>
-              <w:rPr>
-                <w:rFonts w:ascii="Times New Roman" w:hAnsi="Times New Roman" w:cs="Times New Roman"/>
-                <w:sz w:val="26"/>
-                <w:szCs w:val="26"/>
-              </w:rPr>
-            </w:pPr>
-            <w:r>
-              <w:rPr>
-                <w:rFonts w:ascii="Times New Roman" w:hAnsi="Times New Roman"/>
-                <w:sz w:val="26"/>
-              </w:rPr>
-            </w:r>
-          </w:p>
-        </w:tc>
-        <w:tc>
-          <w:tcPr>
-            <w:tcW w:w="3260" w:type="dxa"/>
-            <w:tcBorders>
-              <w:top w:val="single" w:sz="4" w:space="0" w:color="000000"/>
-              <w:left w:val="single" w:sz="4" w:space="0" w:color="000000"/>
-              <w:bottom w:val="single" w:sz="4" w:space="0" w:color="000000"/>
-              <w:right w:val="single" w:sz="4" w:space="0" w:color="000000"/>
-            </w:tcBorders>
-            <w:vAlign w:val="center"/>
-          </w:tcPr>
-          <w:p>
-            <w:pPr>
-              <w:rPr>
-                <w:rFonts w:ascii="Times New Roman" w:hAnsi="Times New Roman" w:cs="Times New Roman"/>
-                <w:sz w:val="26"/>
-                <w:szCs w:val="26"/>
-              </w:rPr>
-            </w:pPr>
-            <w:r>
-              <w:rPr>
-                <w:rFonts w:ascii="Times New Roman" w:hAnsi="Times New Roman"/>
-                <w:sz w:val="26"/>
-              </w:rPr>
+            <w:tcW w:w="6237" w:type="dxa"/>
+            <w:gridSpan w:val="4"/>
+            <w:vMerge w:val="restart"/>
+            <w:tcBorders>
+              <w:top w:val="single" w:sz="4" w:space="0" w:color="000000"/>
+              <w:left w:val="single" w:sz="4" w:space="0" w:color="000000"/>
+              <w:right w:val="single" w:sz="4" w:space="0" w:color="000000"/>
+            </w:tcBorders>
+            <w:vAlign w:val="center"/>
+          </w:tcPr>
+          <w:p>
+            <w:pPr>
+              <w:jc w:val="center"/>
+              <w:rPr>
+                <w:rFonts w:ascii="Times New Roman" w:hAnsi="Times New Roman" w:cs="Times New Roman"/>
+                <w:sz w:val="26"/>
+                <w:szCs w:val="26"/>
+              </w:rPr>
+            </w:pPr>
+            <w:r>
+              <w:rPr>
+                <w:rFonts w:ascii="Times New Roman" w:hAnsi="Times New Roman" w:cs="Times New Roman"/>
+                <w:sz w:val="26"/>
+                <w:szCs w:val="26"/>
+              </w:rPr>
+              <w:t>Tập huấn PCCC</w:t>
             </w:r>
           </w:p>
         </w:tc>
@@ -5836,12 +5038,6 @@
                 <w:szCs w:val="26"/>
               </w:rPr>
             </w:pPr>
-            <w:r>
-              <w:rPr>
-                <w:rFonts w:ascii="Times New Roman" w:hAnsi="Times New Roman"/>
-                <w:sz w:val="26"/>
-              </w:rPr>
-            </w:r>
           </w:p>
         </w:tc>
       </w:tr>
@@ -5902,110 +5098,23 @@
         </w:tc>
         <w:tc>
           <w:tcPr>
-            <w:tcW w:w="709" w:type="dxa"/>
-            <w:tcBorders>
-              <w:top w:val="single" w:sz="4" w:space="0" w:color="000000"/>
-              <w:left w:val="single" w:sz="4" w:space="0" w:color="000000"/>
-              <w:bottom w:val="single" w:sz="4" w:space="0" w:color="000000"/>
-              <w:right w:val="single" w:sz="4" w:space="0" w:color="000000"/>
-            </w:tcBorders>
-            <w:vAlign w:val="center"/>
-          </w:tcPr>
-          <w:p>
-            <w:pPr>
-              <w:rPr>
-                <w:rFonts w:ascii="Times New Roman" w:hAnsi="Times New Roman" w:cs="Times New Roman"/>
-                <w:sz w:val="26"/>
-                <w:szCs w:val="26"/>
-              </w:rPr>
-            </w:pPr>
-            <w:r>
-              <w:rPr>
-                <w:rFonts w:ascii="Times New Roman" w:hAnsi="Times New Roman"/>
-                <w:sz w:val="26"/>
-              </w:rPr>
-            </w:r>
-          </w:p>
-        </w:tc>
-        <w:tc>
-          <w:tcPr>
-            <w:tcW w:w="1276" w:type="dxa"/>
-            <w:tcBorders>
-              <w:top w:val="single" w:sz="4" w:space="0" w:color="000000"/>
-              <w:left w:val="single" w:sz="4" w:space="0" w:color="000000"/>
-              <w:bottom w:val="single" w:sz="4" w:space="0" w:color="000000"/>
-              <w:right w:val="single" w:sz="4" w:space="0" w:color="000000"/>
-            </w:tcBorders>
-            <w:vAlign w:val="center"/>
-          </w:tcPr>
-          <w:p>
-            <w:pPr>
-              <w:rPr>
-                <w:rFonts w:ascii="Times New Roman" w:hAnsi="Times New Roman" w:cs="Times New Roman"/>
-                <w:sz w:val="26"/>
-                <w:szCs w:val="26"/>
-              </w:rPr>
-            </w:pPr>
-            <w:r>
-              <w:rPr>
-                <w:rFonts w:ascii="Times New Roman" w:hAnsi="Times New Roman"/>
-                <w:sz w:val="26"/>
-              </w:rPr>
-            </w:r>
-          </w:p>
-        </w:tc>
-        <w:tc>
-          <w:tcPr>
-            <w:tcW w:w="992" w:type="dxa"/>
-            <w:tcBorders>
-              <w:top w:val="single" w:sz="4" w:space="0" w:color="000000"/>
-              <w:left w:val="single" w:sz="4" w:space="0" w:color="000000"/>
-              <w:bottom w:val="single" w:sz="4" w:space="0" w:color="000000"/>
-              <w:right w:val="single" w:sz="4" w:space="0" w:color="000000"/>
-            </w:tcBorders>
-            <w:vAlign w:val="center"/>
-          </w:tcPr>
-          <w:p>
-            <w:pPr>
-              <w:rPr>
-                <w:rFonts w:ascii="Times New Roman" w:hAnsi="Times New Roman" w:cs="Times New Roman"/>
-                <w:sz w:val="26"/>
-                <w:szCs w:val="26"/>
-              </w:rPr>
-            </w:pPr>
-            <w:r>
-              <w:rPr>
-                <w:rFonts w:ascii="Times New Roman" w:hAnsi="Times New Roman"/>
-                <w:sz w:val="26"/>
-              </w:rPr>
-            </w:r>
-          </w:p>
-        </w:tc>
-        <w:tc>
-          <w:tcPr>
-            <w:tcW w:w="3260" w:type="dxa"/>
-            <w:tcBorders>
-              <w:top w:val="single" w:sz="4" w:space="0" w:color="000000"/>
-              <w:left w:val="single" w:sz="4" w:space="0" w:color="000000"/>
-              <w:bottom w:val="single" w:sz="4" w:space="0" w:color="000000"/>
-              <w:right w:val="single" w:sz="4" w:space="0" w:color="000000"/>
-            </w:tcBorders>
-            <w:vAlign w:val="center"/>
-          </w:tcPr>
-          <w:p>
-            <w:pPr>
-              <w:rPr>
-                <w:rFonts w:ascii="Times New Roman" w:hAnsi="Times New Roman" w:cs="Times New Roman"/>
-                <w:sz w:val="26"/>
-                <w:szCs w:val="26"/>
-              </w:rPr>
-            </w:pPr>
-            <w:r>
-              <w:rPr>
-                <w:rFonts w:ascii="Times New Roman" w:hAnsi="Times New Roman"/>
-                <w:sz w:val="26"/>
-              </w:rPr>
-            </w:r>
+            <w:tcW w:w="6237" w:type="dxa"/>
+            <w:gridSpan w:val="4"/>
+            <w:vMerge/>
+            <w:tcBorders>
+              <w:left w:val="single" w:sz="4" w:space="0" w:color="000000"/>
+              <w:right w:val="single" w:sz="4" w:space="0" w:color="000000"/>
+            </w:tcBorders>
+            <w:vAlign w:val="center"/>
+          </w:tcPr>
+          <w:p>
+            <w:pPr>
+              <w:rPr>
+                <w:rFonts w:ascii="Times New Roman" w:hAnsi="Times New Roman" w:cs="Times New Roman"/>
+                <w:sz w:val="26"/>
+                <w:szCs w:val="26"/>
+              </w:rPr>
+            </w:pPr>
           </w:p>
         </w:tc>
         <w:tc>
@@ -6027,12 +5136,6 @@
                 <w:szCs w:val="26"/>
               </w:rPr>
             </w:pPr>
-            <w:r>
-              <w:rPr>
-                <w:rFonts w:ascii="Times New Roman" w:hAnsi="Times New Roman"/>
-                <w:sz w:val="26"/>
-              </w:rPr>
-            </w:r>
           </w:p>
         </w:tc>
       </w:tr>
@@ -6093,110 +5196,23 @@
         </w:tc>
         <w:tc>
           <w:tcPr>
-            <w:tcW w:w="709" w:type="dxa"/>
-            <w:tcBorders>
-              <w:top w:val="single" w:sz="4" w:space="0" w:color="000000"/>
-              <w:left w:val="single" w:sz="4" w:space="0" w:color="000000"/>
-              <w:bottom w:val="single" w:sz="4" w:space="0" w:color="000000"/>
-              <w:right w:val="single" w:sz="4" w:space="0" w:color="000000"/>
-            </w:tcBorders>
-            <w:vAlign w:val="center"/>
-          </w:tcPr>
-          <w:p>
-            <w:pPr>
-              <w:rPr>
-                <w:rFonts w:ascii="Times New Roman" w:hAnsi="Times New Roman" w:cs="Times New Roman"/>
-                <w:sz w:val="26"/>
-                <w:szCs w:val="26"/>
-              </w:rPr>
-            </w:pPr>
-            <w:r>
-              <w:rPr>
-                <w:rFonts w:ascii="Times New Roman" w:hAnsi="Times New Roman"/>
-                <w:sz w:val="26"/>
-              </w:rPr>
-            </w:r>
-          </w:p>
-        </w:tc>
-        <w:tc>
-          <w:tcPr>
-            <w:tcW w:w="1276" w:type="dxa"/>
-            <w:tcBorders>
-              <w:top w:val="single" w:sz="4" w:space="0" w:color="000000"/>
-              <w:left w:val="single" w:sz="4" w:space="0" w:color="000000"/>
-              <w:bottom w:val="single" w:sz="4" w:space="0" w:color="000000"/>
-              <w:right w:val="single" w:sz="4" w:space="0" w:color="000000"/>
-            </w:tcBorders>
-            <w:vAlign w:val="center"/>
-          </w:tcPr>
-          <w:p>
-            <w:pPr>
-              <w:rPr>
-                <w:rFonts w:ascii="Times New Roman" w:hAnsi="Times New Roman" w:cs="Times New Roman"/>
-                <w:sz w:val="26"/>
-                <w:szCs w:val="26"/>
-              </w:rPr>
-            </w:pPr>
-            <w:r>
-              <w:rPr>
-                <w:rFonts w:ascii="Times New Roman" w:hAnsi="Times New Roman"/>
-                <w:sz w:val="26"/>
-              </w:rPr>
-            </w:r>
-          </w:p>
-        </w:tc>
-        <w:tc>
-          <w:tcPr>
-            <w:tcW w:w="992" w:type="dxa"/>
-            <w:tcBorders>
-              <w:top w:val="single" w:sz="4" w:space="0" w:color="000000"/>
-              <w:left w:val="single" w:sz="4" w:space="0" w:color="000000"/>
-              <w:bottom w:val="single" w:sz="4" w:space="0" w:color="000000"/>
-              <w:right w:val="single" w:sz="4" w:space="0" w:color="000000"/>
-            </w:tcBorders>
-            <w:vAlign w:val="center"/>
-          </w:tcPr>
-          <w:p>
-            <w:pPr>
-              <w:rPr>
-                <w:rFonts w:ascii="Times New Roman" w:hAnsi="Times New Roman" w:cs="Times New Roman"/>
-                <w:sz w:val="26"/>
-                <w:szCs w:val="26"/>
-              </w:rPr>
-            </w:pPr>
-            <w:r>
-              <w:rPr>
-                <w:rFonts w:ascii="Times New Roman" w:hAnsi="Times New Roman"/>
-                <w:sz w:val="26"/>
-              </w:rPr>
-            </w:r>
-          </w:p>
-        </w:tc>
-        <w:tc>
-          <w:tcPr>
-            <w:tcW w:w="3260" w:type="dxa"/>
-            <w:tcBorders>
-              <w:top w:val="single" w:sz="4" w:space="0" w:color="000000"/>
-              <w:left w:val="single" w:sz="4" w:space="0" w:color="000000"/>
-              <w:bottom w:val="single" w:sz="4" w:space="0" w:color="000000"/>
-              <w:right w:val="single" w:sz="4" w:space="0" w:color="000000"/>
-            </w:tcBorders>
-            <w:vAlign w:val="center"/>
-          </w:tcPr>
-          <w:p>
-            <w:pPr>
-              <w:rPr>
-                <w:rFonts w:ascii="Times New Roman" w:hAnsi="Times New Roman" w:cs="Times New Roman"/>
-                <w:sz w:val="26"/>
-                <w:szCs w:val="26"/>
-              </w:rPr>
-            </w:pPr>
-            <w:r>
-              <w:rPr>
-                <w:rFonts w:ascii="Times New Roman" w:hAnsi="Times New Roman"/>
-                <w:sz w:val="26"/>
-              </w:rPr>
-            </w:r>
+            <w:tcW w:w="6237" w:type="dxa"/>
+            <w:gridSpan w:val="4"/>
+            <w:vMerge/>
+            <w:tcBorders>
+              <w:left w:val="single" w:sz="4" w:space="0" w:color="000000"/>
+              <w:right w:val="single" w:sz="4" w:space="0" w:color="000000"/>
+            </w:tcBorders>
+            <w:vAlign w:val="center"/>
+          </w:tcPr>
+          <w:p>
+            <w:pPr>
+              <w:rPr>
+                <w:rFonts w:ascii="Times New Roman" w:hAnsi="Times New Roman" w:cs="Times New Roman"/>
+                <w:sz w:val="26"/>
+                <w:szCs w:val="26"/>
+              </w:rPr>
+            </w:pPr>
           </w:p>
         </w:tc>
         <w:tc>
@@ -6218,12 +5234,6 @@
                 <w:szCs w:val="26"/>
               </w:rPr>
             </w:pPr>
-            <w:r>
-              <w:rPr>
-                <w:rFonts w:ascii="Times New Roman" w:hAnsi="Times New Roman"/>
-                <w:sz w:val="26"/>
-              </w:rPr>
-            </w:r>
           </w:p>
         </w:tc>
       </w:tr>
@@ -6284,110 +5294,23 @@
         </w:tc>
         <w:tc>
           <w:tcPr>
-            <w:tcW w:w="709" w:type="dxa"/>
-            <w:tcBorders>
-              <w:top w:val="single" w:sz="4" w:space="0" w:color="000000"/>
-              <w:left w:val="single" w:sz="4" w:space="0" w:color="000000"/>
-              <w:bottom w:val="single" w:sz="4" w:space="0" w:color="000000"/>
-              <w:right w:val="single" w:sz="4" w:space="0" w:color="000000"/>
-            </w:tcBorders>
-            <w:vAlign w:val="center"/>
-          </w:tcPr>
-          <w:p>
-            <w:pPr>
-              <w:rPr>
-                <w:rFonts w:ascii="Times New Roman" w:hAnsi="Times New Roman" w:cs="Times New Roman"/>
-                <w:sz w:val="26"/>
-                <w:szCs w:val="26"/>
-              </w:rPr>
-            </w:pPr>
-            <w:r>
-              <w:rPr>
-                <w:rFonts w:ascii="Times New Roman" w:hAnsi="Times New Roman"/>
-                <w:sz w:val="26"/>
-              </w:rPr>
-            </w:r>
-          </w:p>
-        </w:tc>
-        <w:tc>
-          <w:tcPr>
-            <w:tcW w:w="1276" w:type="dxa"/>
-            <w:tcBorders>
-              <w:top w:val="single" w:sz="4" w:space="0" w:color="000000"/>
-              <w:left w:val="single" w:sz="4" w:space="0" w:color="000000"/>
-              <w:bottom w:val="single" w:sz="4" w:space="0" w:color="000000"/>
-              <w:right w:val="single" w:sz="4" w:space="0" w:color="000000"/>
-            </w:tcBorders>
-            <w:vAlign w:val="center"/>
-          </w:tcPr>
-          <w:p>
-            <w:pPr>
-              <w:rPr>
-                <w:rFonts w:ascii="Times New Roman" w:hAnsi="Times New Roman" w:cs="Times New Roman"/>
-                <w:sz w:val="26"/>
-                <w:szCs w:val="26"/>
-              </w:rPr>
-            </w:pPr>
-            <w:r>
-              <w:rPr>
-                <w:rFonts w:ascii="Times New Roman" w:hAnsi="Times New Roman"/>
-                <w:sz w:val="26"/>
-              </w:rPr>
-            </w:r>
-          </w:p>
-        </w:tc>
-        <w:tc>
-          <w:tcPr>
-            <w:tcW w:w="992" w:type="dxa"/>
-            <w:tcBorders>
-              <w:top w:val="single" w:sz="4" w:space="0" w:color="000000"/>
-              <w:left w:val="single" w:sz="4" w:space="0" w:color="000000"/>
-              <w:bottom w:val="single" w:sz="4" w:space="0" w:color="000000"/>
-              <w:right w:val="single" w:sz="4" w:space="0" w:color="000000"/>
-            </w:tcBorders>
-            <w:vAlign w:val="center"/>
-          </w:tcPr>
-          <w:p>
-            <w:pPr>
-              <w:rPr>
-                <w:rFonts w:ascii="Times New Roman" w:hAnsi="Times New Roman" w:cs="Times New Roman"/>
-                <w:sz w:val="26"/>
-                <w:szCs w:val="26"/>
-              </w:rPr>
-            </w:pPr>
-            <w:r>
-              <w:rPr>
-                <w:rFonts w:ascii="Times New Roman" w:hAnsi="Times New Roman"/>
-                <w:sz w:val="26"/>
-              </w:rPr>
-            </w:r>
-          </w:p>
-        </w:tc>
-        <w:tc>
-          <w:tcPr>
-            <w:tcW w:w="3260" w:type="dxa"/>
-            <w:tcBorders>
-              <w:top w:val="single" w:sz="4" w:space="0" w:color="000000"/>
-              <w:left w:val="single" w:sz="4" w:space="0" w:color="000000"/>
-              <w:bottom w:val="single" w:sz="4" w:space="0" w:color="000000"/>
-              <w:right w:val="single" w:sz="4" w:space="0" w:color="000000"/>
-            </w:tcBorders>
-            <w:vAlign w:val="center"/>
-          </w:tcPr>
-          <w:p>
-            <w:pPr>
-              <w:rPr>
-                <w:rFonts w:ascii="Times New Roman" w:hAnsi="Times New Roman" w:cs="Times New Roman"/>
-                <w:sz w:val="26"/>
-                <w:szCs w:val="26"/>
-              </w:rPr>
-            </w:pPr>
-            <w:r>
-              <w:rPr>
-                <w:rFonts w:ascii="Times New Roman" w:hAnsi="Times New Roman"/>
-                <w:sz w:val="26"/>
-              </w:rPr>
-            </w:r>
+            <w:tcW w:w="6237" w:type="dxa"/>
+            <w:gridSpan w:val="4"/>
+            <w:vMerge/>
+            <w:tcBorders>
+              <w:left w:val="single" w:sz="4" w:space="0" w:color="000000"/>
+              <w:right w:val="single" w:sz="4" w:space="0" w:color="000000"/>
+            </w:tcBorders>
+            <w:vAlign w:val="center"/>
+          </w:tcPr>
+          <w:p>
+            <w:pPr>
+              <w:rPr>
+                <w:rFonts w:ascii="Times New Roman" w:hAnsi="Times New Roman" w:cs="Times New Roman"/>
+                <w:sz w:val="26"/>
+                <w:szCs w:val="26"/>
+              </w:rPr>
+            </w:pPr>
           </w:p>
         </w:tc>
         <w:tc>
@@ -6409,12 +5332,6 @@
                 <w:szCs w:val="26"/>
               </w:rPr>
             </w:pPr>
-            <w:r>
-              <w:rPr>
-                <w:rFonts w:ascii="Times New Roman" w:hAnsi="Times New Roman"/>
-                <w:sz w:val="26"/>
-              </w:rPr>
-            </w:r>
           </w:p>
         </w:tc>
       </w:tr>
@@ -6475,110 +5392,24 @@
         </w:tc>
         <w:tc>
           <w:tcPr>
-            <w:tcW w:w="709" w:type="dxa"/>
-            <w:tcBorders>
-              <w:top w:val="single" w:sz="4" w:space="0" w:color="000000"/>
-              <w:left w:val="single" w:sz="4" w:space="0" w:color="000000"/>
-              <w:bottom w:val="single" w:sz="4" w:space="0" w:color="000000"/>
-              <w:right w:val="single" w:sz="4" w:space="0" w:color="000000"/>
-            </w:tcBorders>
-            <w:vAlign w:val="center"/>
-          </w:tcPr>
-          <w:p>
-            <w:pPr>
-              <w:rPr>
-                <w:rFonts w:ascii="Times New Roman" w:hAnsi="Times New Roman" w:cs="Times New Roman"/>
-                <w:sz w:val="26"/>
-                <w:szCs w:val="26"/>
-              </w:rPr>
-            </w:pPr>
-            <w:r>
-              <w:rPr>
-                <w:rFonts w:ascii="Times New Roman" w:hAnsi="Times New Roman"/>
-                <w:sz w:val="26"/>
-              </w:rPr>
-            </w:r>
-          </w:p>
-        </w:tc>
-        <w:tc>
-          <w:tcPr>
-            <w:tcW w:w="1276" w:type="dxa"/>
-            <w:tcBorders>
-              <w:top w:val="single" w:sz="4" w:space="0" w:color="000000"/>
-              <w:left w:val="single" w:sz="4" w:space="0" w:color="000000"/>
-              <w:bottom w:val="single" w:sz="4" w:space="0" w:color="000000"/>
-              <w:right w:val="single" w:sz="4" w:space="0" w:color="000000"/>
-            </w:tcBorders>
-            <w:vAlign w:val="center"/>
-          </w:tcPr>
-          <w:p>
-            <w:pPr>
-              <w:rPr>
-                <w:rFonts w:ascii="Times New Roman" w:hAnsi="Times New Roman" w:cs="Times New Roman"/>
-                <w:sz w:val="26"/>
-                <w:szCs w:val="26"/>
-              </w:rPr>
-            </w:pPr>
-            <w:r>
-              <w:rPr>
-                <w:rFonts w:ascii="Times New Roman" w:hAnsi="Times New Roman"/>
-                <w:sz w:val="26"/>
-              </w:rPr>
-            </w:r>
-          </w:p>
-        </w:tc>
-        <w:tc>
-          <w:tcPr>
-            <w:tcW w:w="992" w:type="dxa"/>
-            <w:tcBorders>
-              <w:top w:val="single" w:sz="4" w:space="0" w:color="000000"/>
-              <w:left w:val="single" w:sz="4" w:space="0" w:color="000000"/>
-              <w:bottom w:val="single" w:sz="4" w:space="0" w:color="000000"/>
-              <w:right w:val="single" w:sz="4" w:space="0" w:color="000000"/>
-            </w:tcBorders>
-            <w:vAlign w:val="center"/>
-          </w:tcPr>
-          <w:p>
-            <w:pPr>
-              <w:rPr>
-                <w:rFonts w:ascii="Times New Roman" w:hAnsi="Times New Roman" w:cs="Times New Roman"/>
-                <w:sz w:val="26"/>
-                <w:szCs w:val="26"/>
-              </w:rPr>
-            </w:pPr>
-            <w:r>
-              <w:rPr>
-                <w:rFonts w:ascii="Times New Roman" w:hAnsi="Times New Roman"/>
-                <w:sz w:val="26"/>
-              </w:rPr>
-            </w:r>
-          </w:p>
-        </w:tc>
-        <w:tc>
-          <w:tcPr>
-            <w:tcW w:w="3260" w:type="dxa"/>
-            <w:tcBorders>
-              <w:top w:val="single" w:sz="4" w:space="0" w:color="000000"/>
-              <w:left w:val="single" w:sz="4" w:space="0" w:color="000000"/>
-              <w:bottom w:val="single" w:sz="4" w:space="0" w:color="000000"/>
-              <w:right w:val="single" w:sz="4" w:space="0" w:color="000000"/>
-            </w:tcBorders>
-            <w:vAlign w:val="center"/>
-          </w:tcPr>
-          <w:p>
-            <w:pPr>
-              <w:rPr>
-                <w:rFonts w:ascii="Times New Roman" w:hAnsi="Times New Roman" w:cs="Times New Roman"/>
-                <w:sz w:val="26"/>
-                <w:szCs w:val="26"/>
-              </w:rPr>
-            </w:pPr>
-            <w:r>
-              <w:rPr>
-                <w:rFonts w:ascii="Times New Roman" w:hAnsi="Times New Roman"/>
-                <w:sz w:val="26"/>
-              </w:rPr>
-            </w:r>
+            <w:tcW w:w="6237" w:type="dxa"/>
+            <w:gridSpan w:val="4"/>
+            <w:vMerge/>
+            <w:tcBorders>
+              <w:left w:val="single" w:sz="4" w:space="0" w:color="000000"/>
+              <w:bottom w:val="single" w:sz="4" w:space="0" w:color="000000"/>
+              <w:right w:val="single" w:sz="4" w:space="0" w:color="000000"/>
+            </w:tcBorders>
+            <w:vAlign w:val="center"/>
+          </w:tcPr>
+          <w:p>
+            <w:pPr>
+              <w:rPr>
+                <w:rFonts w:ascii="Times New Roman" w:hAnsi="Times New Roman" w:cs="Times New Roman"/>
+                <w:sz w:val="26"/>
+                <w:szCs w:val="26"/>
+              </w:rPr>
+            </w:pPr>
           </w:p>
         </w:tc>
         <w:tc>
@@ -6600,12 +5431,6 @@
                 <w:szCs w:val="26"/>
               </w:rPr>
             </w:pPr>
-            <w:r>
-              <w:rPr>
-                <w:rFonts w:ascii="Times New Roman" w:hAnsi="Times New Roman"/>
-                <w:sz w:val="26"/>
-              </w:rPr>
-            </w:r>
           </w:p>
         </w:tc>
       </w:tr>
@@ -6689,13 +5514,6 @@
                 <w:szCs w:val="26"/>
               </w:rPr>
             </w:pPr>
-            <w:r>
-              <w:rPr>
-                <w:rFonts w:ascii="Times New Roman" w:hAnsi="Times New Roman" w:cs="Times New Roman"/>
-                <w:sz w:val="26"/>
-                <w:szCs w:val="26"/>
-              </w:rPr>
-            </w:r>
           </w:p>
         </w:tc>
         <w:tc>
@@ -6717,13 +5535,6 @@
                 <w:szCs w:val="26"/>
               </w:rPr>
             </w:pPr>
-            <w:r>
-              <w:rPr>
-                <w:rFonts w:ascii="Times New Roman" w:hAnsi="Times New Roman" w:cs="Times New Roman"/>
-                <w:sz w:val="26"/>
-                <w:szCs w:val="26"/>
-              </w:rPr>
-            </w:r>
           </w:p>
         </w:tc>
         <w:tc>
@@ -6745,13 +5556,6 @@
                 <w:szCs w:val="26"/>
               </w:rPr>
             </w:pPr>
-            <w:r>
-              <w:rPr>
-                <w:rFonts w:ascii="Times New Roman" w:hAnsi="Times New Roman" w:cs="Times New Roman"/>
-                <w:sz w:val="26"/>
-                <w:szCs w:val="26"/>
-              </w:rPr>
-            </w:r>
           </w:p>
         </w:tc>
         <w:tc>
@@ -6773,13 +5577,6 @@
                 <w:szCs w:val="26"/>
               </w:rPr>
             </w:pPr>
-            <w:r>
-              <w:rPr>
-                <w:rFonts w:ascii="Times New Roman" w:hAnsi="Times New Roman" w:cs="Times New Roman"/>
-                <w:sz w:val="26"/>
-                <w:szCs w:val="26"/>
-              </w:rPr>
-            </w:r>
           </w:p>
         </w:tc>
         <w:tc>
@@ -6801,13 +5598,6 @@
                 <w:szCs w:val="26"/>
               </w:rPr>
             </w:pPr>
-            <w:r>
-              <w:rPr>
-                <w:rFonts w:ascii="Times New Roman" w:hAnsi="Times New Roman" w:cs="Times New Roman"/>
-                <w:sz w:val="26"/>
-                <w:szCs w:val="26"/>
-              </w:rPr>
-            </w:r>
           </w:p>
         </w:tc>
       </w:tr>
@@ -6887,13 +5677,6 @@
                 <w:szCs w:val="26"/>
               </w:rPr>
             </w:pPr>
-            <w:r>
-              <w:rPr>
-                <w:rFonts w:ascii="Times New Roman" w:hAnsi="Times New Roman" w:cs="Times New Roman"/>
-                <w:sz w:val="26"/>
-                <w:szCs w:val="26"/>
-              </w:rPr>
-            </w:r>
           </w:p>
         </w:tc>
         <w:tc>
@@ -6915,13 +5698,6 @@
                 <w:szCs w:val="26"/>
               </w:rPr>
             </w:pPr>
-            <w:r>
-              <w:rPr>
-                <w:rFonts w:ascii="Times New Roman" w:hAnsi="Times New Roman" w:cs="Times New Roman"/>
-                <w:sz w:val="26"/>
-                <w:szCs w:val="26"/>
-              </w:rPr>
-            </w:r>
           </w:p>
         </w:tc>
         <w:tc>
@@ -6943,13 +5719,6 @@
                 <w:szCs w:val="26"/>
               </w:rPr>
             </w:pPr>
-            <w:r>
-              <w:rPr>
-                <w:rFonts w:ascii="Times New Roman" w:hAnsi="Times New Roman" w:cs="Times New Roman"/>
-                <w:sz w:val="26"/>
-                <w:szCs w:val="26"/>
-              </w:rPr>
-            </w:r>
           </w:p>
         </w:tc>
         <w:tc>
@@ -6971,13 +5740,6 @@
                 <w:szCs w:val="26"/>
               </w:rPr>
             </w:pPr>
-            <w:r>
-              <w:rPr>
-                <w:rFonts w:ascii="Times New Roman" w:hAnsi="Times New Roman" w:cs="Times New Roman"/>
-                <w:sz w:val="26"/>
-                <w:szCs w:val="26"/>
-              </w:rPr>
-            </w:r>
           </w:p>
         </w:tc>
         <w:tc>
@@ -6999,13 +5761,6 @@
                 <w:szCs w:val="26"/>
               </w:rPr>
             </w:pPr>
-            <w:r>
-              <w:rPr>
-                <w:rFonts w:ascii="Times New Roman" w:hAnsi="Times New Roman" w:cs="Times New Roman"/>
-                <w:sz w:val="26"/>
-                <w:szCs w:val="26"/>
-              </w:rPr>
-            </w:r>
           </w:p>
         </w:tc>
       </w:tr>
@@ -7491,12 +6246,6 @@
                 <w:szCs w:val="26"/>
               </w:rPr>
             </w:pPr>
-            <w:r>
-              <w:rPr>
-                <w:rFonts w:ascii="Times New Roman" w:hAnsi="Times New Roman"/>
-                <w:sz w:val="26"/>
-              </w:rPr>
-            </w:r>
           </w:p>
         </w:tc>
         <w:tc>
@@ -7518,12 +6267,6 @@
                 <w:szCs w:val="26"/>
               </w:rPr>
             </w:pPr>
-            <w:r>
-              <w:rPr>
-                <w:rFonts w:ascii="Times New Roman" w:hAnsi="Times New Roman"/>
-                <w:sz w:val="26"/>
-              </w:rPr>
-            </w:r>
           </w:p>
         </w:tc>
         <w:tc>
@@ -7545,12 +6288,6 @@
                 <w:szCs w:val="26"/>
               </w:rPr>
             </w:pPr>
-            <w:r>
-              <w:rPr>
-                <w:rFonts w:ascii="Times New Roman" w:hAnsi="Times New Roman"/>
-                <w:sz w:val="26"/>
-              </w:rPr>
-            </w:r>
           </w:p>
         </w:tc>
         <w:tc>
@@ -7572,12 +6309,6 @@
                 <w:szCs w:val="26"/>
               </w:rPr>
             </w:pPr>
-            <w:r>
-              <w:rPr>
-                <w:rFonts w:ascii="Times New Roman" w:hAnsi="Times New Roman"/>
-                <w:sz w:val="26"/>
-              </w:rPr>
-            </w:r>
           </w:p>
         </w:tc>
         <w:tc>
@@ -7599,12 +6330,6 @@
                 <w:szCs w:val="26"/>
               </w:rPr>
             </w:pPr>
-            <w:r>
-              <w:rPr>
-                <w:rFonts w:ascii="Times New Roman" w:hAnsi="Times New Roman"/>
-                <w:sz w:val="26"/>
-              </w:rPr>
-            </w:r>
           </w:p>
         </w:tc>
       </w:tr>
@@ -7688,12 +6413,6 @@
                 <w:szCs w:val="26"/>
               </w:rPr>
             </w:pPr>
-            <w:r>
-              <w:rPr>
-                <w:rFonts w:ascii="Times New Roman" w:hAnsi="Times New Roman"/>
-                <w:sz w:val="26"/>
-              </w:rPr>
-            </w:r>
           </w:p>
         </w:tc>
         <w:tc>
@@ -7715,12 +6434,6 @@
                 <w:szCs w:val="26"/>
               </w:rPr>
             </w:pPr>
-            <w:r>
-              <w:rPr>
-                <w:rFonts w:ascii="Times New Roman" w:hAnsi="Times New Roman"/>
-                <w:sz w:val="26"/>
-              </w:rPr>
-            </w:r>
           </w:p>
         </w:tc>
         <w:tc>
@@ -7742,12 +6455,6 @@
                 <w:szCs w:val="26"/>
               </w:rPr>
             </w:pPr>
-            <w:r>
-              <w:rPr>
-                <w:rFonts w:ascii="Times New Roman" w:hAnsi="Times New Roman"/>
-                <w:sz w:val="26"/>
-              </w:rPr>
-            </w:r>
           </w:p>
         </w:tc>
         <w:tc>
@@ -7769,12 +6476,6 @@
                 <w:szCs w:val="26"/>
               </w:rPr>
             </w:pPr>
-            <w:r>
-              <w:rPr>
-                <w:rFonts w:ascii="Times New Roman" w:hAnsi="Times New Roman"/>
-                <w:sz w:val="26"/>
-              </w:rPr>
-            </w:r>
           </w:p>
         </w:tc>
         <w:tc>
@@ -7796,12 +6497,6 @@
                 <w:szCs w:val="26"/>
               </w:rPr>
             </w:pPr>
-            <w:r>
-              <w:rPr>
-                <w:rFonts w:ascii="Times New Roman" w:hAnsi="Times New Roman"/>
-                <w:sz w:val="26"/>
-              </w:rPr>
-            </w:r>
           </w:p>
         </w:tc>
       </w:tr>
@@ -7881,12 +6576,6 @@
                 <w:szCs w:val="26"/>
               </w:rPr>
             </w:pPr>
-            <w:r>
-              <w:rPr>
-                <w:rFonts w:ascii="Times New Roman" w:hAnsi="Times New Roman"/>
-                <w:sz w:val="26"/>
-              </w:rPr>
-            </w:r>
           </w:p>
         </w:tc>
         <w:tc>
@@ -7908,12 +6597,6 @@
                 <w:szCs w:val="26"/>
               </w:rPr>
             </w:pPr>
-            <w:r>
-              <w:rPr>
-                <w:rFonts w:ascii="Times New Roman" w:hAnsi="Times New Roman"/>
-                <w:sz w:val="26"/>
-              </w:rPr>
-            </w:r>
           </w:p>
         </w:tc>
         <w:tc>
@@ -7935,12 +6618,6 @@
                 <w:szCs w:val="26"/>
               </w:rPr>
             </w:pPr>
-            <w:r>
-              <w:rPr>
-                <w:rFonts w:ascii="Times New Roman" w:hAnsi="Times New Roman"/>
-                <w:sz w:val="26"/>
-              </w:rPr>
-            </w:r>
           </w:p>
         </w:tc>
         <w:tc>
@@ -7962,12 +6639,6 @@
                 <w:szCs w:val="26"/>
               </w:rPr>
             </w:pPr>
-            <w:r>
-              <w:rPr>
-                <w:rFonts w:ascii="Times New Roman" w:hAnsi="Times New Roman"/>
-                <w:sz w:val="26"/>
-              </w:rPr>
-            </w:r>
           </w:p>
         </w:tc>
         <w:tc>
@@ -7989,12 +6660,6 @@
                 <w:szCs w:val="26"/>
               </w:rPr>
             </w:pPr>
-            <w:r>
-              <w:rPr>
-                <w:rFonts w:ascii="Times New Roman" w:hAnsi="Times New Roman"/>
-                <w:sz w:val="26"/>
-              </w:rPr>
-            </w:r>
           </w:p>
         </w:tc>
       </w:tr>
@@ -8074,13 +6739,6 @@
                 <w:szCs w:val="26"/>
               </w:rPr>
             </w:pPr>
-            <w:r>
-              <w:rPr>
-                <w:rFonts w:ascii="Times New Roman" w:hAnsi="Times New Roman" w:cs="Times New Roman"/>
-                <w:sz w:val="26"/>
-                <w:szCs w:val="26"/>
-              </w:rPr>
-            </w:r>
           </w:p>
         </w:tc>
         <w:tc>
@@ -8102,13 +6760,6 @@
                 <w:szCs w:val="26"/>
               </w:rPr>
             </w:pPr>
-            <w:r>
-              <w:rPr>
-                <w:rFonts w:ascii="Times New Roman" w:hAnsi="Times New Roman" w:cs="Times New Roman"/>
-                <w:sz w:val="26"/>
-                <w:szCs w:val="26"/>
-              </w:rPr>
-            </w:r>
           </w:p>
         </w:tc>
         <w:tc>
@@ -8130,13 +6781,6 @@
                 <w:szCs w:val="26"/>
               </w:rPr>
             </w:pPr>
-            <w:r>
-              <w:rPr>
-                <w:rFonts w:ascii="Times New Roman" w:hAnsi="Times New Roman" w:cs="Times New Roman"/>
-                <w:sz w:val="26"/>
-                <w:szCs w:val="26"/>
-              </w:rPr>
-            </w:r>
           </w:p>
         </w:tc>
         <w:tc>
@@ -8158,13 +6802,6 @@
                 <w:szCs w:val="26"/>
               </w:rPr>
             </w:pPr>
-            <w:r>
-              <w:rPr>
-                <w:rFonts w:ascii="Times New Roman" w:hAnsi="Times New Roman" w:cs="Times New Roman"/>
-                <w:sz w:val="26"/>
-                <w:szCs w:val="26"/>
-              </w:rPr>
-            </w:r>
           </w:p>
         </w:tc>
         <w:tc>
@@ -8186,13 +6823,6 @@
                 <w:szCs w:val="26"/>
               </w:rPr>
             </w:pPr>
-            <w:r>
-              <w:rPr>
-                <w:rFonts w:ascii="Times New Roman" w:hAnsi="Times New Roman" w:cs="Times New Roman"/>
-                <w:sz w:val="26"/>
-                <w:szCs w:val="26"/>
-              </w:rPr>
-            </w:r>
           </w:p>
         </w:tc>
       </w:tr>
@@ -8272,13 +6902,6 @@
                 <w:szCs w:val="26"/>
               </w:rPr>
             </w:pPr>
-            <w:r>
-              <w:rPr>
-                <w:rFonts w:ascii="Times New Roman" w:hAnsi="Times New Roman" w:cs="Times New Roman"/>
-                <w:sz w:val="26"/>
-                <w:szCs w:val="26"/>
-              </w:rPr>
-            </w:r>
           </w:p>
         </w:tc>
         <w:tc>
@@ -8300,13 +6923,6 @@
                 <w:szCs w:val="26"/>
               </w:rPr>
             </w:pPr>
-            <w:r>
-              <w:rPr>
-                <w:rFonts w:ascii="Times New Roman" w:hAnsi="Times New Roman" w:cs="Times New Roman"/>
-                <w:sz w:val="26"/>
-                <w:szCs w:val="26"/>
-              </w:rPr>
-            </w:r>
           </w:p>
         </w:tc>
         <w:tc>
@@ -8328,13 +6944,6 @@
                 <w:szCs w:val="26"/>
               </w:rPr>
             </w:pPr>
-            <w:r>
-              <w:rPr>
-                <w:rFonts w:ascii="Times New Roman" w:hAnsi="Times New Roman" w:cs="Times New Roman"/>
-                <w:sz w:val="26"/>
-                <w:szCs w:val="26"/>
-              </w:rPr>
-            </w:r>
           </w:p>
         </w:tc>
         <w:tc>
@@ -8356,13 +6965,6 @@
                 <w:szCs w:val="26"/>
               </w:rPr>
             </w:pPr>
-            <w:r>
-              <w:rPr>
-                <w:rFonts w:ascii="Times New Roman" w:hAnsi="Times New Roman" w:cs="Times New Roman"/>
-                <w:sz w:val="26"/>
-                <w:szCs w:val="26"/>
-              </w:rPr>
-            </w:r>
           </w:p>
         </w:tc>
         <w:tc>
@@ -8384,13 +6986,6 @@
                 <w:szCs w:val="26"/>
               </w:rPr>
             </w:pPr>
-            <w:r>
-              <w:rPr>
-                <w:rFonts w:ascii="Times New Roman" w:hAnsi="Times New Roman" w:cs="Times New Roman"/>
-                <w:sz w:val="26"/>
-                <w:szCs w:val="26"/>
-              </w:rPr>
-            </w:r>
           </w:p>
         </w:tc>
       </w:tr>
@@ -8470,12 +7065,6 @@
                 <w:szCs w:val="26"/>
               </w:rPr>
             </w:pPr>
-            <w:r>
-              <w:rPr>
-                <w:rFonts w:ascii="Times New Roman" w:hAnsi="Times New Roman"/>
-                <w:sz w:val="26"/>
-              </w:rPr>
-            </w:r>
           </w:p>
         </w:tc>
         <w:tc>
@@ -8497,12 +7086,6 @@
                 <w:szCs w:val="26"/>
               </w:rPr>
             </w:pPr>
-            <w:r>
-              <w:rPr>
-                <w:rFonts w:ascii="Times New Roman" w:hAnsi="Times New Roman"/>
-                <w:sz w:val="26"/>
-              </w:rPr>
-            </w:r>
           </w:p>
         </w:tc>
         <w:tc>
@@ -8524,12 +7107,6 @@
                 <w:szCs w:val="26"/>
               </w:rPr>
             </w:pPr>
-            <w:r>
-              <w:rPr>
-                <w:rFonts w:ascii="Times New Roman" w:hAnsi="Times New Roman"/>
-                <w:sz w:val="26"/>
-              </w:rPr>
-            </w:r>
           </w:p>
         </w:tc>
         <w:tc>
@@ -8551,12 +7128,6 @@
                 <w:szCs w:val="26"/>
               </w:rPr>
             </w:pPr>
-            <w:r>
-              <w:rPr>
-                <w:rFonts w:ascii="Times New Roman" w:hAnsi="Times New Roman"/>
-                <w:sz w:val="26"/>
-              </w:rPr>
-            </w:r>
           </w:p>
         </w:tc>
         <w:tc>
@@ -8578,12 +7149,6 @@
                 <w:szCs w:val="26"/>
               </w:rPr>
             </w:pPr>
-            <w:r>
-              <w:rPr>
-                <w:rFonts w:ascii="Times New Roman" w:hAnsi="Times New Roman"/>
-                <w:sz w:val="26"/>
-              </w:rPr>
-            </w:r>
           </w:p>
         </w:tc>
       </w:tr>
@@ -8667,13 +7232,6 @@
                 <w:szCs w:val="26"/>
               </w:rPr>
             </w:pPr>
-            <w:r>
-              <w:rPr>
-                <w:rFonts w:ascii="Times New Roman" w:hAnsi="Times New Roman" w:cs="Times New Roman"/>
-                <w:sz w:val="26"/>
-                <w:szCs w:val="26"/>
-              </w:rPr>
-            </w:r>
           </w:p>
         </w:tc>
         <w:tc>
@@ -8695,13 +7253,6 @@
                 <w:szCs w:val="26"/>
               </w:rPr>
             </w:pPr>
-            <w:r>
-              <w:rPr>
-                <w:rFonts w:ascii="Times New Roman" w:hAnsi="Times New Roman" w:cs="Times New Roman"/>
-                <w:sz w:val="26"/>
-                <w:szCs w:val="26"/>
-              </w:rPr>
-            </w:r>
           </w:p>
         </w:tc>
         <w:tc>
@@ -8723,13 +7274,6 @@
                 <w:szCs w:val="26"/>
               </w:rPr>
             </w:pPr>
-            <w:r>
-              <w:rPr>
-                <w:rFonts w:ascii="Times New Roman" w:hAnsi="Times New Roman" w:cs="Times New Roman"/>
-                <w:sz w:val="26"/>
-                <w:szCs w:val="26"/>
-              </w:rPr>
-            </w:r>
           </w:p>
         </w:tc>
         <w:tc>
@@ -8751,13 +7295,6 @@
                 <w:szCs w:val="26"/>
               </w:rPr>
             </w:pPr>
-            <w:r>
-              <w:rPr>
-                <w:rFonts w:ascii="Times New Roman" w:hAnsi="Times New Roman" w:cs="Times New Roman"/>
-                <w:sz w:val="26"/>
-                <w:szCs w:val="26"/>
-              </w:rPr>
-            </w:r>
           </w:p>
         </w:tc>
         <w:tc>
@@ -8779,13 +7316,6 @@
                 <w:szCs w:val="26"/>
               </w:rPr>
             </w:pPr>
-            <w:r>
-              <w:rPr>
-                <w:rFonts w:ascii="Times New Roman" w:hAnsi="Times New Roman" w:cs="Times New Roman"/>
-                <w:sz w:val="26"/>
-                <w:szCs w:val="26"/>
-              </w:rPr>
-            </w:r>
           </w:p>
         </w:tc>
       </w:tr>
@@ -8865,13 +7395,6 @@
                 <w:szCs w:val="26"/>
               </w:rPr>
             </w:pPr>
-            <w:r>
-              <w:rPr>
-                <w:rFonts w:ascii="Times New Roman" w:hAnsi="Times New Roman" w:cs="Times New Roman"/>
-                <w:sz w:val="26"/>
-                <w:szCs w:val="26"/>
-              </w:rPr>
-            </w:r>
           </w:p>
         </w:tc>
         <w:tc>
@@ -8893,13 +7416,6 @@
                 <w:szCs w:val="26"/>
               </w:rPr>
             </w:pPr>
-            <w:r>
-              <w:rPr>
-                <w:rFonts w:ascii="Times New Roman" w:hAnsi="Times New Roman" w:cs="Times New Roman"/>
-                <w:sz w:val="26"/>
-                <w:szCs w:val="26"/>
-              </w:rPr>
-            </w:r>
           </w:p>
         </w:tc>
         <w:tc>
@@ -8921,13 +7437,6 @@
                 <w:szCs w:val="26"/>
               </w:rPr>
             </w:pPr>
-            <w:r>
-              <w:rPr>
-                <w:rFonts w:ascii="Times New Roman" w:hAnsi="Times New Roman" w:cs="Times New Roman"/>
-                <w:sz w:val="26"/>
-                <w:szCs w:val="26"/>
-              </w:rPr>
-            </w:r>
           </w:p>
         </w:tc>
         <w:tc>
@@ -8949,13 +7458,6 @@
                 <w:szCs w:val="26"/>
               </w:rPr>
             </w:pPr>
-            <w:r>
-              <w:rPr>
-                <w:rFonts w:ascii="Times New Roman" w:hAnsi="Times New Roman" w:cs="Times New Roman"/>
-                <w:sz w:val="26"/>
-                <w:szCs w:val="26"/>
-              </w:rPr>
-            </w:r>
           </w:p>
         </w:tc>
         <w:tc>
@@ -8977,13 +7479,6 @@
                 <w:szCs w:val="26"/>
               </w:rPr>
             </w:pPr>
-            <w:r>
-              <w:rPr>
-                <w:rFonts w:ascii="Times New Roman" w:hAnsi="Times New Roman" w:cs="Times New Roman"/>
-                <w:sz w:val="26"/>
-                <w:szCs w:val="26"/>
-              </w:rPr>
-            </w:r>
           </w:p>
         </w:tc>
       </w:tr>
@@ -9063,13 +7558,6 @@
                 <w:szCs w:val="26"/>
               </w:rPr>
             </w:pPr>
-            <w:r>
-              <w:rPr>
-                <w:rFonts w:ascii="Times New Roman" w:hAnsi="Times New Roman" w:cs="Times New Roman"/>
-                <w:sz w:val="26"/>
-                <w:szCs w:val="26"/>
-              </w:rPr>
-            </w:r>
           </w:p>
         </w:tc>
         <w:tc>
@@ -9091,13 +7579,6 @@
                 <w:szCs w:val="26"/>
               </w:rPr>
             </w:pPr>
-            <w:r>
-              <w:rPr>
-                <w:rFonts w:ascii="Times New Roman" w:hAnsi="Times New Roman" w:cs="Times New Roman"/>
-                <w:sz w:val="26"/>
-                <w:szCs w:val="26"/>
-              </w:rPr>
-            </w:r>
           </w:p>
         </w:tc>
         <w:tc>
@@ -9119,13 +7600,6 @@
                 <w:szCs w:val="26"/>
               </w:rPr>
             </w:pPr>
-            <w:r>
-              <w:rPr>
-                <w:rFonts w:ascii="Times New Roman" w:hAnsi="Times New Roman" w:cs="Times New Roman"/>
-                <w:sz w:val="26"/>
-                <w:szCs w:val="26"/>
-              </w:rPr>
-            </w:r>
           </w:p>
         </w:tc>
         <w:tc>
@@ -9147,13 +7621,6 @@
                 <w:szCs w:val="26"/>
               </w:rPr>
             </w:pPr>
-            <w:r>
-              <w:rPr>
-                <w:rFonts w:ascii="Times New Roman" w:hAnsi="Times New Roman" w:cs="Times New Roman"/>
-                <w:sz w:val="26"/>
-                <w:szCs w:val="26"/>
-              </w:rPr>
-            </w:r>
           </w:p>
         </w:tc>
         <w:tc>
@@ -9175,13 +7642,6 @@
                 <w:szCs w:val="26"/>
               </w:rPr>
             </w:pPr>
-            <w:r>
-              <w:rPr>
-                <w:rFonts w:ascii="Times New Roman" w:hAnsi="Times New Roman" w:cs="Times New Roman"/>
-                <w:sz w:val="26"/>
-                <w:szCs w:val="26"/>
-              </w:rPr>
-            </w:r>
           </w:p>
         </w:tc>
       </w:tr>
@@ -9261,13 +7721,6 @@
                 <w:szCs w:val="26"/>
               </w:rPr>
             </w:pPr>
-            <w:r>
-              <w:rPr>
-                <w:rFonts w:ascii="Times New Roman" w:hAnsi="Times New Roman" w:cs="Times New Roman"/>
-                <w:sz w:val="26"/>
-                <w:szCs w:val="26"/>
-              </w:rPr>
-            </w:r>
           </w:p>
         </w:tc>
         <w:tc>
@@ -9289,13 +7742,6 @@
                 <w:szCs w:val="26"/>
               </w:rPr>
             </w:pPr>
-            <w:r>
-              <w:rPr>
-                <w:rFonts w:ascii="Times New Roman" w:hAnsi="Times New Roman" w:cs="Times New Roman"/>
-                <w:sz w:val="26"/>
-                <w:szCs w:val="26"/>
-              </w:rPr>
-            </w:r>
           </w:p>
         </w:tc>
         <w:tc>
@@ -9317,13 +7763,6 @@
                 <w:szCs w:val="26"/>
               </w:rPr>
             </w:pPr>
-            <w:r>
-              <w:rPr>
-                <w:rFonts w:ascii="Times New Roman" w:hAnsi="Times New Roman" w:cs="Times New Roman"/>
-                <w:sz w:val="26"/>
-                <w:szCs w:val="26"/>
-              </w:rPr>
-            </w:r>
           </w:p>
         </w:tc>
         <w:tc>
@@ -9345,13 +7784,6 @@
                 <w:szCs w:val="26"/>
               </w:rPr>
             </w:pPr>
-            <w:r>
-              <w:rPr>
-                <w:rFonts w:ascii="Times New Roman" w:hAnsi="Times New Roman" w:cs="Times New Roman"/>
-                <w:sz w:val="26"/>
-                <w:szCs w:val="26"/>
-              </w:rPr>
-            </w:r>
           </w:p>
         </w:tc>
         <w:tc>
@@ -9373,13 +7805,6 @@
                 <w:szCs w:val="26"/>
               </w:rPr>
             </w:pPr>
-            <w:r>
-              <w:rPr>
-                <w:rFonts w:ascii="Times New Roman" w:hAnsi="Times New Roman" w:cs="Times New Roman"/>
-                <w:sz w:val="26"/>
-                <w:szCs w:val="26"/>
-              </w:rPr>
-            </w:r>
           </w:p>
         </w:tc>
       </w:tr>
@@ -9459,12 +7884,6 @@
                 <w:szCs w:val="26"/>
               </w:rPr>
             </w:pPr>
-            <w:r>
-              <w:rPr>
-                <w:rFonts w:ascii="Times New Roman" w:hAnsi="Times New Roman"/>
-                <w:sz w:val="26"/>
-              </w:rPr>
-            </w:r>
           </w:p>
         </w:tc>
         <w:tc>
@@ -9486,12 +7905,6 @@
                 <w:szCs w:val="26"/>
               </w:rPr>
             </w:pPr>
-            <w:r>
-              <w:rPr>
-                <w:rFonts w:ascii="Times New Roman" w:hAnsi="Times New Roman"/>
-                <w:sz w:val="26"/>
-              </w:rPr>
-            </w:r>
           </w:p>
         </w:tc>
         <w:tc>
@@ -9513,12 +7926,6 @@
                 <w:szCs w:val="26"/>
               </w:rPr>
             </w:pPr>
-            <w:r>
-              <w:rPr>
-                <w:rFonts w:ascii="Times New Roman" w:hAnsi="Times New Roman"/>
-                <w:sz w:val="26"/>
-              </w:rPr>
-            </w:r>
           </w:p>
         </w:tc>
         <w:tc>
@@ -9540,12 +7947,6 @@
                 <w:szCs w:val="26"/>
               </w:rPr>
             </w:pPr>
-            <w:r>
-              <w:rPr>
-                <w:rFonts w:ascii="Times New Roman" w:hAnsi="Times New Roman"/>
-                <w:sz w:val="26"/>
-              </w:rPr>
-            </w:r>
           </w:p>
         </w:tc>
         <w:tc>
@@ -9567,12 +7968,6 @@
                 <w:szCs w:val="26"/>
               </w:rPr>
             </w:pPr>
-            <w:r>
-              <w:rPr>
-                <w:rFonts w:ascii="Times New Roman" w:hAnsi="Times New Roman"/>
-                <w:sz w:val="26"/>
-              </w:rPr>
-            </w:r>
           </w:p>
         </w:tc>
       </w:tr>
@@ -10056,13 +8451,6 @@
                 <w:szCs w:val="26"/>
               </w:rPr>
             </w:pPr>
-            <w:r>
-              <w:rPr>
-                <w:rFonts w:ascii="Times New Roman" w:hAnsi="Times New Roman" w:cs="Times New Roman"/>
-                <w:sz w:val="26"/>
-                <w:szCs w:val="26"/>
-              </w:rPr>
-            </w:r>
           </w:p>
         </w:tc>
         <w:tc>
@@ -10084,13 +8472,6 @@
                 <w:szCs w:val="26"/>
               </w:rPr>
             </w:pPr>
-            <w:r>
-              <w:rPr>
-                <w:rFonts w:ascii="Times New Roman" w:hAnsi="Times New Roman" w:cs="Times New Roman"/>
-                <w:sz w:val="26"/>
-                <w:szCs w:val="26"/>
-              </w:rPr>
-            </w:r>
           </w:p>
         </w:tc>
         <w:tc>
@@ -10112,13 +8493,6 @@
                 <w:szCs w:val="26"/>
               </w:rPr>
             </w:pPr>
-            <w:r>
-              <w:rPr>
-                <w:rFonts w:ascii="Times New Roman" w:hAnsi="Times New Roman" w:cs="Times New Roman"/>
-                <w:sz w:val="26"/>
-                <w:szCs w:val="26"/>
-              </w:rPr>
-            </w:r>
           </w:p>
         </w:tc>
         <w:tc>
@@ -10140,13 +8514,6 @@
                 <w:szCs w:val="26"/>
               </w:rPr>
             </w:pPr>
-            <w:r>
-              <w:rPr>
-                <w:rFonts w:ascii="Times New Roman" w:hAnsi="Times New Roman" w:cs="Times New Roman"/>
-                <w:sz w:val="26"/>
-                <w:szCs w:val="26"/>
-              </w:rPr>
-            </w:r>
           </w:p>
         </w:tc>
         <w:tc>
@@ -10168,13 +8535,6 @@
                 <w:szCs w:val="26"/>
               </w:rPr>
             </w:pPr>
-            <w:r>
-              <w:rPr>
-                <w:rFonts w:ascii="Times New Roman" w:hAnsi="Times New Roman" w:cs="Times New Roman"/>
-                <w:sz w:val="26"/>
-                <w:szCs w:val="26"/>
-              </w:rPr>
-            </w:r>
           </w:p>
         </w:tc>
       </w:tr>
@@ -10251,12 +8611,6 @@
                 <w:szCs w:val="26"/>
               </w:rPr>
             </w:pPr>
-            <w:r>
-              <w:rPr>
-                <w:rFonts w:ascii="Times New Roman" w:hAnsi="Times New Roman"/>
-                <w:sz w:val="26"/>
-              </w:rPr>
-            </w:r>
           </w:p>
         </w:tc>
         <w:tc>
@@ -10278,12 +8632,6 @@
                 <w:szCs w:val="26"/>
               </w:rPr>
             </w:pPr>
-            <w:r>
-              <w:rPr>
-                <w:rFonts w:ascii="Times New Roman" w:hAnsi="Times New Roman"/>
-                <w:sz w:val="26"/>
-              </w:rPr>
-            </w:r>
           </w:p>
         </w:tc>
         <w:tc>
@@ -10305,12 +8653,6 @@
                 <w:szCs w:val="26"/>
               </w:rPr>
             </w:pPr>
-            <w:r>
-              <w:rPr>
-                <w:rFonts w:ascii="Times New Roman" w:hAnsi="Times New Roman"/>
-                <w:sz w:val="26"/>
-              </w:rPr>
-            </w:r>
           </w:p>
         </w:tc>
         <w:tc>
@@ -10332,12 +8674,6 @@
                 <w:szCs w:val="26"/>
               </w:rPr>
             </w:pPr>
-            <w:r>
-              <w:rPr>
-                <w:rFonts w:ascii="Times New Roman" w:hAnsi="Times New Roman"/>
-                <w:sz w:val="26"/>
-              </w:rPr>
-            </w:r>
           </w:p>
         </w:tc>
         <w:tc>
@@ -10359,12 +8695,6 @@
                 <w:szCs w:val="26"/>
               </w:rPr>
             </w:pPr>
-            <w:r>
-              <w:rPr>
-                <w:rFonts w:ascii="Times New Roman" w:hAnsi="Times New Roman"/>
-                <w:sz w:val="26"/>
-              </w:rPr>
-            </w:r>
           </w:p>
         </w:tc>
       </w:tr>
@@ -10441,12 +8771,6 @@
                 <w:szCs w:val="26"/>
               </w:rPr>
             </w:pPr>
-            <w:r>
-              <w:rPr>
-                <w:rFonts w:ascii="Times New Roman" w:hAnsi="Times New Roman"/>
-                <w:sz w:val="26"/>
-              </w:rPr>
-            </w:r>
           </w:p>
         </w:tc>
         <w:tc>
@@ -10468,12 +8792,6 @@
                 <w:szCs w:val="26"/>
               </w:rPr>
             </w:pPr>
-            <w:r>
-              <w:rPr>
-                <w:rFonts w:ascii="Times New Roman" w:hAnsi="Times New Roman"/>
-                <w:sz w:val="26"/>
-              </w:rPr>
-            </w:r>
           </w:p>
         </w:tc>
         <w:tc>
@@ -10495,12 +8813,6 @@
                 <w:szCs w:val="26"/>
               </w:rPr>
             </w:pPr>
-            <w:r>
-              <w:rPr>
-                <w:rFonts w:ascii="Times New Roman" w:hAnsi="Times New Roman"/>
-                <w:sz w:val="26"/>
-              </w:rPr>
-            </w:r>
           </w:p>
         </w:tc>
         <w:tc>
@@ -10522,12 +8834,6 @@
                 <w:szCs w:val="26"/>
               </w:rPr>
             </w:pPr>
-            <w:r>
-              <w:rPr>
-                <w:rFonts w:ascii="Times New Roman" w:hAnsi="Times New Roman"/>
-                <w:sz w:val="26"/>
-              </w:rPr>
-            </w:r>
           </w:p>
         </w:tc>
         <w:tc>
@@ -10549,12 +8855,6 @@
                 <w:szCs w:val="26"/>
               </w:rPr>
             </w:pPr>
-            <w:r>
-              <w:rPr>
-                <w:rFonts w:ascii="Times New Roman" w:hAnsi="Times New Roman"/>
-                <w:sz w:val="26"/>
-              </w:rPr>
-            </w:r>
           </w:p>
         </w:tc>
       </w:tr>
@@ -10649,27 +8949,6 @@
               <w:br/>
               <w:t>…………………………………………………………………</w:t>
             </w:r>
-            <w:r>
-              <w:rPr>
-                <w:rFonts w:ascii="Times New Roman" w:hAnsi="Times New Roman" w:cs="Times New Roman"/>
-                <w:sz w:val="26"/>
-                <w:szCs w:val="26"/>
-              </w:rPr>
-            </w:r>
-            <w:r>
-              <w:rPr>
-                <w:rFonts w:ascii="Times New Roman" w:hAnsi="Times New Roman" w:cs="Times New Roman"/>
-                <w:sz w:val="26"/>
-                <w:szCs w:val="26"/>
-              </w:rPr>
-            </w:r>
-            <w:r>
-              <w:rPr>
-                <w:rFonts w:ascii="Times New Roman" w:hAnsi="Times New Roman" w:cs="Times New Roman"/>
-                <w:sz w:val="26"/>
-                <w:szCs w:val="26"/>
-              </w:rPr>
-            </w:r>
           </w:p>
         </w:tc>
         <w:tc>
@@ -10691,30 +8970,49 @@
                 <w:sz w:val="26"/>
               </w:rPr>
               <w:t>Ngày 11 tháng 9 năm 2026</w:t>
+            </w:r>
+            <w:r>
+              <w:rPr>
+                <w:rFonts w:ascii="Times New Roman" w:hAnsi="Times New Roman"/>
+                <w:sz w:val="26"/>
+              </w:rPr>
               <w:br/>
+              <w:t>Tổ trưởng</w:t>
             </w:r>
             <w:r>
               <w:rPr>
                 <w:rFonts w:ascii="Times New Roman" w:hAnsi="Times New Roman"/>
                 <w:sz w:val="26"/>
               </w:rPr>
-              <w:t>Tổ trưởng</w:t>
               <w:br/>
+            </w:r>
+            <w:r>
+              <w:rPr>
+                <w:rFonts w:ascii="Times New Roman" w:hAnsi="Times New Roman"/>
+                <w:sz w:val="26"/>
+              </w:rPr>
               <w:br/>
+            </w:r>
+            <w:r>
+              <w:rPr>
+                <w:rFonts w:ascii="Times New Roman" w:hAnsi="Times New Roman"/>
+                <w:sz w:val="26"/>
+              </w:rPr>
               <w:br/>
+            </w:r>
+            <w:r>
+              <w:rPr>
+                <w:rFonts w:ascii="Times New Roman" w:hAnsi="Times New Roman"/>
+                <w:sz w:val="26"/>
+              </w:rPr>
               <w:br/>
-            </w:r>
-            <w:r>
-              <w:rPr>
-                <w:rFonts w:ascii="Times New Roman" w:hAnsi="Times New Roman"/>
-                <w:sz w:val="26"/>
-              </w:rPr>
               <w:t>Nguyễn Thị Ngọc Ánh</w:t>
             </w:r>
           </w:p>
         </w:tc>
       </w:tr>
     </w:tbl>
+    <w:p/>
     <w:sectPr>
       <w:headerReference w:type="default" r:id="rId7"/>
       <w:footerReference w:type="default" r:id="rId8"/>
@@ -10729,7 +9027,7 @@
 </file>
 
 <file path=word/endnotes.xml><?xml version="1.0" encoding="utf-8"?>
-<w:endnotes xmlns:wpc="http://schemas.microsoft.com/office/word/2010/wordprocessingCanvas" xmlns:cx="http://schemas.microsoft.com/office/drawing/2014/chartex" xmlns:cx1="http://schemas.microsoft.com/office/drawing/2015/9/8/chartex" xmlns:cx2="http://schemas.microsoft.com/office/drawing/2015/10/21/chartex" xmlns:cx3="http://schemas.microsoft.com/office/drawing/2016/5/9/chartex" xmlns:cx4="http://schemas.microsoft.com/office/drawing/2016/5/10/chartex" xmlns:cx5="http://schemas.microsoft.com/office/drawing/2016/5/11/chartex" xmlns:cx6="http://schemas.microsoft.com/office/drawing/2016/5/12/chartex" xmlns:cx7="http://schemas.microsoft.com/office/drawing/2016/5/13/chartex" xmlns:cx8="http://schemas.microsoft.com/office/drawing/2016/5/14/chartex" xmlns:mc="http://schemas.openxmlformats.org/markup-compatibility/2006" xmlns:aink="http://schemas.microsoft.com/office/drawing/2016/ink" xmlns:am3d="http://schemas.microsoft.com/office/drawing/2017/model3d" xmlns:o="urn:schemas-microsoft-com:office:office" xmlns:oel="http://schemas.microsoft.com/office/2019/extlst" xmlns:r="http://schemas.openxmlformats.org/officeDocument/2006/relationships" xmlns:m="http://schemas.openxmlformats.org/officeDocument/2006/math" xmlns:v="urn:schemas-microsoft-com:vml" xmlns:wp14="http://schemas.microsoft.com/office/word/2010/wordprocessingDrawing" xmlns:wp="http://schemas.openxmlformats.org/drawingml/2006/wordprocessingDrawing" xmlns:w10="urn:schemas-microsoft-com:office:word" xmlns:w="http://schemas.openxmlformats.org/wordprocessingml/2006/main" xmlns:w14="http://schemas.microsoft.com/office/word/2010/wordml" xmlns:w15="http://schemas.microsoft.com/office/word/2012/wordml" xmlns:w16cei="http://schemas.microsoft.com/office/word/2026/wordml/cei" xmlns:w16cex="http://schemas.microsoft.com/office/word/2018/wordml/cex" xmlns:w16cid="http://schemas.microsoft.com/office/word/2016/wordml/cid" xmlns:w16="http://schemas.microsoft.com/office/word/2018/wordml" xmlns:w16du="http://schemas.microsoft.com/office/word/2023/wordml/word16du" xmlns:w16sdtdh="http://schemas.microsoft.com/office/word/2020/wordml/sdtdatahash" xmlns:w16sdtfl="http://schemas.microsoft.com/office/word/2024/wordml/sdtformatlock" xmlns:w16se="http://schemas.microsoft.com/office/word/2015/wordml/symex" xmlns:wpg="http://schemas.microsoft.com/office/word/2010/wordprocessingGroup" xmlns:wpi="http://schemas.microsoft.com/office/word/2010/wordprocessingInk" xmlns:wne="http://schemas.microsoft.com/office/word/2006/wordml" xmlns:wps="http://schemas.microsoft.com/office/word/2010/wordprocessingShape" mc:Ignorable="w14 w15 w16se w16cid w16 w16cex w16sdtdh w16sdtfl w16du wp14">
+<w:endnotes xmlns:wpc="http://schemas.microsoft.com/office/word/2010/wordprocessingCanvas" xmlns:cx="http://schemas.microsoft.com/office/drawing/2014/chartex" xmlns:cx1="http://schemas.microsoft.com/office/drawing/2015/9/8/chartex" xmlns:cx2="http://schemas.microsoft.com/office/drawing/2015/10/21/chartex" xmlns:cx3="http://schemas.microsoft.com/office/drawing/2016/5/9/chartex" xmlns:cx4="http://schemas.microsoft.com/office/drawing/2016/5/10/chartex" xmlns:cx5="http://schemas.microsoft.com/office/drawing/2016/5/11/chartex" xmlns:cx6="http://schemas.microsoft.com/office/drawing/2016/5/12/chartex" xmlns:cx7="http://schemas.microsoft.com/office/drawing/2016/5/13/chartex" xmlns:cx8="http://schemas.microsoft.com/office/drawing/2016/5/14/chartex" xmlns:mc="http://schemas.openxmlformats.org/markup-compatibility/2006" xmlns:aink="http://schemas.microsoft.com/office/drawing/2016/ink" xmlns:am3d="http://schemas.microsoft.com/office/drawing/2017/model3d" xmlns:o="urn:schemas-microsoft-com:office:office" xmlns:oel="http://schemas.microsoft.com/office/2019/extlst" xmlns:r="http://schemas.openxmlformats.org/officeDocument/2006/relationships" xmlns:m="http://schemas.openxmlformats.org/officeDocument/2006/math" xmlns:v="urn:schemas-microsoft-com:vml" xmlns:wp14="http://schemas.microsoft.com/office/word/2010/wordprocessingDrawing" xmlns:wp="http://schemas.openxmlformats.org/drawingml/2006/wordprocessingDrawing" xmlns:w10="urn:schemas-microsoft-com:office:word" xmlns:w="http://schemas.openxmlformats.org/wordprocessingml/2006/main" xmlns:w14="http://schemas.microsoft.com/office/word/2010/wordml" xmlns:w15="http://schemas.microsoft.com/office/word/2012/wordml" xmlns:w16cex="http://schemas.microsoft.com/office/word/2018/wordml/cex" xmlns:w16cid="http://schemas.microsoft.com/office/word/2016/wordml/cid" xmlns:w16="http://schemas.microsoft.com/office/word/2018/wordml" xmlns:w16du="http://schemas.microsoft.com/office/word/2023/wordml/word16du" xmlns:w16sdtdh="http://schemas.microsoft.com/office/word/2020/wordml/sdtdatahash" xmlns:w16sdtfl="http://schemas.microsoft.com/office/word/2024/wordml/sdtformatlock" xmlns:w16se="http://schemas.microsoft.com/office/word/2015/wordml/symex" xmlns:wpg="http://schemas.microsoft.com/office/word/2010/wordprocessingGroup" xmlns:wpi="http://schemas.microsoft.com/office/word/2010/wordprocessingInk" xmlns:wne="http://schemas.microsoft.com/office/word/2006/wordml" xmlns:wps="http://schemas.microsoft.com/office/word/2010/wordprocessingShape" mc:Ignorable="w14 w15 w16se w16cid w16 w16cex w16sdtdh w16sdtfl w16du wp14">
   <w:endnote w:type="separator" w:id="-1">
     <w:p>
       <w:pPr>
@@ -10754,7 +9052,7 @@
 </file>
 
 <file path=word/footer1.xml><?xml version="1.0" encoding="utf-8"?>
-<w:ftr xmlns:wpc="http://schemas.microsoft.com/office/word/2010/wordprocessingCanvas" xmlns:cx="http://schemas.microsoft.com/office/drawing/2014/chartex" xmlns:cx1="http://schemas.microsoft.com/office/drawing/2015/9/8/chartex" xmlns:cx2="http://schemas.microsoft.com/office/drawing/2015/10/21/chartex" xmlns:cx3="http://schemas.microsoft.com/office/drawing/2016/5/9/chartex" xmlns:cx4="http://schemas.microsoft.com/office/drawing/2016/5/10/chartex" xmlns:cx5="http://schemas.microsoft.com/office/drawing/2016/5/11/chartex" xmlns:cx6="http://schemas.microsoft.com/office/drawing/2016/5/12/chartex" xmlns:cx7="http://schemas.microsoft.com/office/drawing/2016/5/13/chartex" xmlns:cx8="http://schemas.microsoft.com/office/drawing/2016/5/14/chartex" xmlns:mc="http://schemas.openxmlformats.org/markup-compatibility/2006" xmlns:aink="http://schemas.microsoft.com/office/drawing/2016/ink" xmlns:am3d="http://schemas.microsoft.com/office/drawing/2017/model3d" xmlns:o="urn:schemas-microsoft-com:office:office" xmlns:oel="http://schemas.microsoft.com/office/2019/extlst" xmlns:r="http://schemas.openxmlformats.org/officeDocument/2006/relationships" xmlns:m="http://schemas.openxmlformats.org/officeDocument/2006/math" xmlns:v="urn:schemas-microsoft-com:vml" xmlns:wp14="http://schemas.microsoft.com/office/word/2010/wordprocessingDrawing" xmlns:wp="http://schemas.openxmlformats.org/drawingml/2006/wordprocessingDrawing" xmlns:w10="urn:schemas-microsoft-com:office:word" xmlns:w="http://schemas.openxmlformats.org/wordprocessingml/2006/main" xmlns:w14="http://schemas.microsoft.com/office/word/2010/wordml" xmlns:w15="http://schemas.microsoft.com/office/word/2012/wordml" xmlns:w16cei="http://schemas.microsoft.com/office/word/2026/wordml/cei" xmlns:w16cex="http://schemas.microsoft.com/office/word/2018/wordml/cex" xmlns:w16cid="http://schemas.microsoft.com/office/word/2016/wordml/cid" xmlns:w16="http://schemas.microsoft.com/office/word/2018/wordml" xmlns:w16du="http://schemas.microsoft.com/office/word/2023/wordml/word16du" xmlns:w16sdtdh="http://schemas.microsoft.com/office/word/2020/wordml/sdtdatahash" xmlns:w16sdtfl="http://schemas.microsoft.com/office/word/2024/wordml/sdtformatlock" xmlns:w16se="http://schemas.microsoft.com/office/word/2015/wordml/symex" xmlns:wpg="http://schemas.microsoft.com/office/word/2010/wordprocessingGroup" xmlns:wpi="http://schemas.microsoft.com/office/word/2010/wordprocessingInk" xmlns:wne="http://schemas.microsoft.com/office/word/2006/wordml" xmlns:wps="http://schemas.microsoft.com/office/word/2010/wordprocessingShape" mc:Ignorable="w14 w15 w16se w16cid w16 w16cex w16sdtdh w16sdtfl w16du wp14">
+<w:ftr xmlns:wpc="http://schemas.microsoft.com/office/word/2010/wordprocessingCanvas" xmlns:cx="http://schemas.microsoft.com/office/drawing/2014/chartex" xmlns:cx1="http://schemas.microsoft.com/office/drawing/2015/9/8/chartex" xmlns:cx2="http://schemas.microsoft.com/office/drawing/2015/10/21/chartex" xmlns:cx3="http://schemas.microsoft.com/office/drawing/2016/5/9/chartex" xmlns:cx4="http://schemas.microsoft.com/office/drawing/2016/5/10/chartex" xmlns:cx5="http://schemas.microsoft.com/office/drawing/2016/5/11/chartex" xmlns:cx6="http://schemas.microsoft.com/office/drawing/2016/5/12/chartex" xmlns:cx7="http://schemas.microsoft.com/office/drawing/2016/5/13/chartex" xmlns:cx8="http://schemas.microsoft.com/office/drawing/2016/5/14/chartex" xmlns:mc="http://schemas.openxmlformats.org/markup-compatibility/2006" xmlns:aink="http://schemas.microsoft.com/office/drawing/2016/ink" xmlns:am3d="http://schemas.microsoft.com/office/drawing/2017/model3d" xmlns:o="urn:schemas-microsoft-com:office:office" xmlns:oel="http://schemas.microsoft.com/office/2019/extlst" xmlns:r="http://schemas.openxmlformats.org/officeDocument/2006/relationships" xmlns:m="http://schemas.openxmlformats.org/officeDocument/2006/math" xmlns:v="urn:schemas-microsoft-com:vml" xmlns:wp14="http://schemas.microsoft.com/office/word/2010/wordprocessingDrawing" xmlns:wp="http://schemas.openxmlformats.org/drawingml/2006/wordprocessingDrawing" xmlns:w10="urn:schemas-microsoft-com:office:word" xmlns:w="http://schemas.openxmlformats.org/wordprocessingml/2006/main" xmlns:w14="http://schemas.microsoft.com/office/word/2010/wordml" xmlns:w15="http://schemas.microsoft.com/office/word/2012/wordml" xmlns:w16cex="http://schemas.microsoft.com/office/word/2018/wordml/cex" xmlns:w16cid="http://schemas.microsoft.com/office/word/2016/wordml/cid" xmlns:w16="http://schemas.microsoft.com/office/word/2018/wordml" xmlns:w16du="http://schemas.microsoft.com/office/word/2023/wordml/word16du" xmlns:w16sdtdh="http://schemas.microsoft.com/office/word/2020/wordml/sdtdatahash" xmlns:w16sdtfl="http://schemas.microsoft.com/office/word/2024/wordml/sdtformatlock" xmlns:w16se="http://schemas.microsoft.com/office/word/2015/wordml/symex" xmlns:wpg="http://schemas.microsoft.com/office/word/2010/wordprocessingGroup" xmlns:wpi="http://schemas.microsoft.com/office/word/2010/wordprocessingInk" xmlns:wne="http://schemas.microsoft.com/office/word/2006/wordml" xmlns:wps="http://schemas.microsoft.com/office/word/2010/wordprocessingShape" mc:Ignorable="w14 w15 w16se w16cid w16 w16cex w16sdtdh w16sdtfl w16du wp14">
   <w:p>
     <w:pPr>
       <w:pBdr>
@@ -10833,7 +9131,7 @@
 </file>
 
 <file path=word/footnotes.xml><?xml version="1.0" encoding="utf-8"?>
-<w:footnotes xmlns:wpc="http://schemas.microsoft.com/office/word/2010/wordprocessingCanvas" xmlns:cx="http://schemas.microsoft.com/office/drawing/2014/chartex" xmlns:cx1="http://schemas.microsoft.com/office/drawing/2015/9/8/chartex" xmlns:cx2="http://schemas.microsoft.com/office/drawing/2015/10/21/chartex" xmlns:cx3="http://schemas.microsoft.com/office/drawing/2016/5/9/chartex" xmlns:cx4="http://schemas.microsoft.com/office/drawing/2016/5/10/chartex" xmlns:cx5="http://schemas.microsoft.com/office/drawing/2016/5/11/chartex" xmlns:cx6="http://schemas.microsoft.com/office/drawing/2016/5/12/chartex" xmlns:cx7="http://schemas.microsoft.com/office/drawing/2016/5/13/chartex" xmlns:cx8="http://schemas.microsoft.com/office/drawing/2016/5/14/chartex" xmlns:mc="http://schemas.openxmlformats.org/markup-compatibility/2006" xmlns:aink="http://schemas.microsoft.com/office/drawing/2016/ink" xmlns:am3d="http://schemas.microsoft.com/office/drawing/2017/model3d" xmlns:o="urn:schemas-microsoft-com:office:office" xmlns:oel="http://schemas.microsoft.com/office/2019/extlst" xmlns:r="http://schemas.openxmlformats.org/officeDocument/2006/relationships" xmlns:m="http://schemas.openxmlformats.org/officeDocument/2006/math" xmlns:v="urn:schemas-microsoft-com:vml" xmlns:wp14="http://schemas.microsoft.com/office/word/2010/wordprocessingDrawing" xmlns:wp="http://schemas.openxmlformats.org/drawingml/2006/wordprocessingDrawing" xmlns:w10="urn:schemas-microsoft-com:office:word" xmlns:w="http://schemas.openxmlformats.org/wordprocessingml/2006/main" xmlns:w14="http://schemas.microsoft.com/office/word/2010/wordml" xmlns:w15="http://schemas.microsoft.com/office/word/2012/wordml" xmlns:w16cei="http://schemas.microsoft.com/office/word/2026/wordml/cei" xmlns:w16cex="http://schemas.microsoft.com/office/word/2018/wordml/cex" xmlns:w16cid="http://schemas.microsoft.com/office/word/2016/wordml/cid" xmlns:w16="http://schemas.microsoft.com/office/word/2018/wordml" xmlns:w16du="http://schemas.microsoft.com/office/word/2023/wordml/word16du" xmlns:w16sdtdh="http://schemas.microsoft.com/office/word/2020/wordml/sdtdatahash" xmlns:w16sdtfl="http://schemas.microsoft.com/office/word/2024/wordml/sdtformatlock" xmlns:w16se="http://schemas.microsoft.com/office/word/2015/wordml/symex" xmlns:wpg="http://schemas.microsoft.com/office/word/2010/wordprocessingGroup" xmlns:wpi="http://schemas.microsoft.com/office/word/2010/wordprocessingInk" xmlns:wne="http://schemas.microsoft.com/office/word/2006/wordml" xmlns:wps="http://schemas.microsoft.com/office/word/2010/wordprocessingShape" mc:Ignorable="w14 w15 w16se w16cid w16 w16cex w16sdtdh w16sdtfl w16du wp14">
+<w:footnotes xmlns:wpc="http://schemas.microsoft.com/office/word/2010/wordprocessingCanvas" xmlns:cx="http://schemas.microsoft.com/office/drawing/2014/chartex" xmlns:cx1="http://schemas.microsoft.com/office/drawing/2015/9/8/chartex" xmlns:cx2="http://schemas.microsoft.com/office/drawing/2015/10/21/chartex" xmlns:cx3="http://schemas.microsoft.com/office/drawing/2016/5/9/chartex" xmlns:cx4="http://schemas.microsoft.com/office/drawing/2016/5/10/chartex" xmlns:cx5="http://schemas.microsoft.com/office/drawing/2016/5/11/chartex" xmlns:cx6="http://schemas.microsoft.com/office/drawing/2016/5/12/chartex" xmlns:cx7="http://schemas.microsoft.com/office/drawing/2016/5/13/chartex" xmlns:cx8="http://schemas.microsoft.com/office/drawing/2016/5/14/chartex" xmlns:mc="http://schemas.openxmlformats.org/markup-compatibility/2006" xmlns:aink="http://schemas.microsoft.com/office/drawing/2016/ink" xmlns:am3d="http://schemas.microsoft.com/office/drawing/2017/model3d" xmlns:o="urn:schemas-microsoft-com:office:office" xmlns:oel="http://schemas.microsoft.com/office/2019/extlst" xmlns:r="http://schemas.openxmlformats.org/officeDocument/2006/relationships" xmlns:m="http://schemas.openxmlformats.org/officeDocument/2006/math" xmlns:v="urn:schemas-microsoft-com:vml" xmlns:wp14="http://schemas.microsoft.com/office/word/2010/wordprocessingDrawing" xmlns:wp="http://schemas.openxmlformats.org/drawingml/2006/wordprocessingDrawing" xmlns:w10="urn:schemas-microsoft-com:office:word" xmlns:w="http://schemas.openxmlformats.org/wordprocessingml/2006/main" xmlns:w14="http://schemas.microsoft.com/office/word/2010/wordml" xmlns:w15="http://schemas.microsoft.com/office/word/2012/wordml" xmlns:w16cex="http://schemas.microsoft.com/office/word/2018/wordml/cex" xmlns:w16cid="http://schemas.microsoft.com/office/word/2016/wordml/cid" xmlns:w16="http://schemas.microsoft.com/office/word/2018/wordml" xmlns:w16du="http://schemas.microsoft.com/office/word/2023/wordml/word16du" xmlns:w16sdtdh="http://schemas.microsoft.com/office/word/2020/wordml/sdtdatahash" xmlns:w16sdtfl="http://schemas.microsoft.com/office/word/2024/wordml/sdtformatlock" xmlns:w16se="http://schemas.microsoft.com/office/word/2015/wordml/symex" xmlns:wpg="http://schemas.microsoft.com/office/word/2010/wordprocessingGroup" xmlns:wpi="http://schemas.microsoft.com/office/word/2010/wordprocessingInk" xmlns:wne="http://schemas.microsoft.com/office/word/2006/wordml" xmlns:wps="http://schemas.microsoft.com/office/word/2010/wordprocessingShape" mc:Ignorable="w14 w15 w16se w16cid w16 w16cex w16sdtdh w16sdtfl w16du wp14">
   <w:footnote w:type="separator" w:id="-1">
     <w:p>
       <w:pPr>
@@ -10858,7 +9156,7 @@
 </file>
 
 <file path=word/header1.xml><?xml version="1.0" encoding="utf-8"?>
-<w:hdr xmlns:wpc="http://schemas.microsoft.com/office/word/2010/wordprocessingCanvas" xmlns:cx="http://schemas.microsoft.com/office/drawing/2014/chartex" xmlns:cx1="http://schemas.microsoft.com/office/drawing/2015/9/8/chartex" xmlns:cx2="http://schemas.microsoft.com/office/drawing/2015/10/21/chartex" xmlns:cx3="http://schemas.microsoft.com/office/drawing/2016/5/9/chartex" xmlns:cx4="http://schemas.microsoft.com/office/drawing/2016/5/10/chartex" xmlns:cx5="http://schemas.microsoft.com/office/drawing/2016/5/11/chartex" xmlns:cx6="http://schemas.microsoft.com/office/drawing/2016/5/12/chartex" xmlns:cx7="http://schemas.microsoft.com/office/drawing/2016/5/13/chartex" xmlns:cx8="http://schemas.microsoft.com/office/drawing/2016/5/14/chartex" xmlns:mc="http://schemas.openxmlformats.org/markup-compatibility/2006" xmlns:aink="http://schemas.microsoft.com/office/drawing/2016/ink" xmlns:am3d="http://schemas.microsoft.com/office/drawing/2017/model3d" xmlns:o="urn:schemas-microsoft-com:office:office" xmlns:oel="http://schemas.microsoft.com/office/2019/extlst" xmlns:r="http://schemas.openxmlformats.org/officeDocument/2006/relationships" xmlns:m="http://schemas.openxmlformats.org/officeDocument/2006/math" xmlns:v="urn:schemas-microsoft-com:vml" xmlns:wp14="http://schemas.microsoft.com/office/word/2010/wordprocessingDrawing" xmlns:wp="http://schemas.openxmlformats.org/drawingml/2006/wordprocessingDrawing" xmlns:w10="urn:schemas-microsoft-com:office:word" xmlns:w="http://schemas.openxmlformats.org/wordprocessingml/2006/main" xmlns:w14="http://schemas.microsoft.com/office/word/2010/wordml" xmlns:w15="http://schemas.microsoft.com/office/word/2012/wordml" xmlns:w16cei="http://schemas.microsoft.com/office/word/2026/wordml/cei" xmlns:w16cex="http://schemas.microsoft.com/office/word/2018/wordml/cex" xmlns:w16cid="http://schemas.microsoft.com/office/word/2016/wordml/cid" xmlns:w16="http://schemas.microsoft.com/office/word/2018/wordml" xmlns:w16du="http://schemas.microsoft.com/office/word/2023/wordml/word16du" xmlns:w16sdtdh="http://schemas.microsoft.com/office/word/2020/wordml/sdtdatahash" xmlns:w16sdtfl="http://schemas.microsoft.com/office/word/2024/wordml/sdtformatlock" xmlns:w16se="http://schemas.microsoft.com/office/word/2015/wordml/symex" xmlns:wpg="http://schemas.microsoft.com/office/word/2010/wordprocessingGroup" xmlns:wpi="http://schemas.microsoft.com/office/word/2010/wordprocessingInk" xmlns:wne="http://schemas.microsoft.com/office/word/2006/wordml" xmlns:wps="http://schemas.microsoft.com/office/word/2010/wordprocessingShape" mc:Ignorable="w14 w15 w16se w16cid w16 w16cex w16sdtdh w16sdtfl w16du wp14">
+<w:hdr xmlns:wpc="http://schemas.microsoft.com/office/word/2010/wordprocessingCanvas" xmlns:cx="http://schemas.microsoft.com/office/drawing/2014/chartex" xmlns:cx1="http://schemas.microsoft.com/office/drawing/2015/9/8/chartex" xmlns:cx2="http://schemas.microsoft.com/office/drawing/2015/10/21/chartex" xmlns:cx3="http://schemas.microsoft.com/office/drawing/2016/5/9/chartex" xmlns:cx4="http://schemas.microsoft.com/office/drawing/2016/5/10/chartex" xmlns:cx5="http://schemas.microsoft.com/office/drawing/2016/5/11/chartex" xmlns:cx6="http://schemas.microsoft.com/office/drawing/2016/5/12/chartex" xmlns:cx7="http://schemas.microsoft.com/office/drawing/2016/5/13/chartex" xmlns:cx8="http://schemas.microsoft.com/office/drawing/2016/5/14/chartex" xmlns:mc="http://schemas.openxmlformats.org/markup-compatibility/2006" xmlns:aink="http://schemas.microsoft.com/office/drawing/2016/ink" xmlns:am3d="http://schemas.microsoft.com/office/drawing/2017/model3d" xmlns:o="urn:schemas-microsoft-com:office:office" xmlns:oel="http://schemas.microsoft.com/office/2019/extlst" xmlns:r="http://schemas.openxmlformats.org/officeDocument/2006/relationships" xmlns:m="http://schemas.openxmlformats.org/officeDocument/2006/math" xmlns:v="urn:schemas-microsoft-com:vml" xmlns:wp14="http://schemas.microsoft.com/office/word/2010/wordprocessingDrawing" xmlns:wp="http://schemas.openxmlformats.org/drawingml/2006/wordprocessingDrawing" xmlns:w10="urn:schemas-microsoft-com:office:word" xmlns:w="http://schemas.openxmlformats.org/wordprocessingml/2006/main" xmlns:w14="http://schemas.microsoft.com/office/word/2010/wordml" xmlns:w15="http://schemas.microsoft.com/office/word/2012/wordml" xmlns:w16cex="http://schemas.microsoft.com/office/word/2018/wordml/cex" xmlns:w16cid="http://schemas.microsoft.com/office/word/2016/wordml/cid" xmlns:w16="http://schemas.microsoft.com/office/word/2018/wordml" xmlns:w16du="http://schemas.microsoft.com/office/word/2023/wordml/word16du" xmlns:w16sdtdh="http://schemas.microsoft.com/office/word/2020/wordml/sdtdatahash" xmlns:w16sdtfl="http://schemas.microsoft.com/office/word/2024/wordml/sdtformatlock" xmlns:w16se="http://schemas.microsoft.com/office/word/2015/wordml/symex" xmlns:wpg="http://schemas.microsoft.com/office/word/2010/wordprocessingGroup" xmlns:wpi="http://schemas.microsoft.com/office/word/2010/wordprocessingInk" xmlns:wne="http://schemas.microsoft.com/office/word/2006/wordml" xmlns:wps="http://schemas.microsoft.com/office/word/2010/wordprocessingShape" mc:Ignorable="w14 w15 w16se w16cid w16 w16cex w16sdtdh w16sdtfl w16du wp14">
   <w:p>
     <w:pPr>
       <w:pStyle w:val="Header"/>

--- a/Hệ thống mẫu văn bản/Nguyên đã làm/Lịch báo giảng/Lịch báo giảng - Tuần 07 (THCS).docx
+++ b/Hệ thống mẫu văn bản/Nguyên đã làm/Lịch báo giảng/Lịch báo giảng - Tuần 07 (THCS).docx
@@ -1,6 +1,6 @@
 
 <file path=word/document.xml><?xml version="1.0" encoding="utf-8"?>
-<w:document xmlns:wpc="http://schemas.microsoft.com/office/word/2010/wordprocessingCanvas" xmlns:cx="http://schemas.microsoft.com/office/drawing/2014/chartex" xmlns:cx1="http://schemas.microsoft.com/office/drawing/2015/9/8/chartex" xmlns:cx2="http://schemas.microsoft.com/office/drawing/2015/10/21/chartex" xmlns:cx3="http://schemas.microsoft.com/office/drawing/2016/5/9/chartex" xmlns:cx4="http://schemas.microsoft.com/office/drawing/2016/5/10/chartex" xmlns:cx5="http://schemas.microsoft.com/office/drawing/2016/5/11/chartex" xmlns:cx6="http://schemas.microsoft.com/office/drawing/2016/5/12/chartex" xmlns:cx7="http://schemas.microsoft.com/office/drawing/2016/5/13/chartex" xmlns:cx8="http://schemas.microsoft.com/office/drawing/2016/5/14/chartex" xmlns:mc="http://schemas.openxmlformats.org/markup-compatibility/2006" xmlns:aink="http://schemas.microsoft.com/office/drawing/2016/ink" xmlns:am3d="http://schemas.microsoft.com/office/drawing/2017/model3d" xmlns:o="urn:schemas-microsoft-com:office:office" xmlns:oel="http://schemas.microsoft.com/office/2019/extlst" xmlns:r="http://schemas.openxmlformats.org/officeDocument/2006/relationships" xmlns:m="http://schemas.openxmlformats.org/officeDocument/2006/math" xmlns:v="urn:schemas-microsoft-com:vml" xmlns:wp14="http://schemas.microsoft.com/office/word/2010/wordprocessingDrawing" xmlns:wp="http://schemas.openxmlformats.org/drawingml/2006/wordprocessingDrawing" xmlns:w10="urn:schemas-microsoft-com:office:word" xmlns:w="http://schemas.openxmlformats.org/wordprocessingml/2006/main" xmlns:w14="http://schemas.microsoft.com/office/word/2010/wordml" xmlns:w15="http://schemas.microsoft.com/office/word/2012/wordml" xmlns:w16cex="http://schemas.microsoft.com/office/word/2018/wordml/cex" xmlns:w16cid="http://schemas.microsoft.com/office/word/2016/wordml/cid" xmlns:w16="http://schemas.microsoft.com/office/word/2018/wordml" xmlns:w16du="http://schemas.microsoft.com/office/word/2023/wordml/word16du" xmlns:w16sdtdh="http://schemas.microsoft.com/office/word/2020/wordml/sdtdatahash" xmlns:w16sdtfl="http://schemas.microsoft.com/office/word/2024/wordml/sdtformatlock" xmlns:w16se="http://schemas.microsoft.com/office/word/2015/wordml/symex" xmlns:wpg="http://schemas.microsoft.com/office/word/2010/wordprocessingGroup" xmlns:wpi="http://schemas.microsoft.com/office/word/2010/wordprocessingInk" xmlns:wne="http://schemas.microsoft.com/office/word/2006/wordml" xmlns:wps="http://schemas.microsoft.com/office/word/2010/wordprocessingShape" mc:Ignorable="w14 w15 w16se w16cid w16 w16cex w16sdtdh w16sdtfl w16du wp14">
+<w:document xmlns:wpc="http://schemas.microsoft.com/office/word/2010/wordprocessingCanvas" xmlns:cx="http://schemas.microsoft.com/office/drawing/2014/chartex" xmlns:cx1="http://schemas.microsoft.com/office/drawing/2015/9/8/chartex" xmlns:cx2="http://schemas.microsoft.com/office/drawing/2015/10/21/chartex" xmlns:cx3="http://schemas.microsoft.com/office/drawing/2016/5/9/chartex" xmlns:cx4="http://schemas.microsoft.com/office/drawing/2016/5/10/chartex" xmlns:cx5="http://schemas.microsoft.com/office/drawing/2016/5/11/chartex" xmlns:cx6="http://schemas.microsoft.com/office/drawing/2016/5/12/chartex" xmlns:cx7="http://schemas.microsoft.com/office/drawing/2016/5/13/chartex" xmlns:cx8="http://schemas.microsoft.com/office/drawing/2016/5/14/chartex" xmlns:mc="http://schemas.openxmlformats.org/markup-compatibility/2006" xmlns:aink="http://schemas.microsoft.com/office/drawing/2016/ink" xmlns:am3d="http://schemas.microsoft.com/office/drawing/2017/model3d" xmlns:o="urn:schemas-microsoft-com:office:office" xmlns:oel="http://schemas.microsoft.com/office/2019/extlst" xmlns:r="http://schemas.openxmlformats.org/officeDocument/2006/relationships" xmlns:m="http://schemas.openxmlformats.org/officeDocument/2006/math" xmlns:v="urn:schemas-microsoft-com:vml" xmlns:wp14="http://schemas.microsoft.com/office/word/2010/wordprocessingDrawing" xmlns:wp="http://schemas.openxmlformats.org/drawingml/2006/wordprocessingDrawing" xmlns:w10="urn:schemas-microsoft-com:office:word" xmlns:w="http://schemas.openxmlformats.org/wordprocessingml/2006/main" xmlns:w14="http://schemas.microsoft.com/office/word/2010/wordml" xmlns:w15="http://schemas.microsoft.com/office/word/2012/wordml" xmlns:w16cei="http://schemas.microsoft.com/office/word/2026/wordml/cei" xmlns:w16cex="http://schemas.microsoft.com/office/word/2018/wordml/cex" xmlns:w16cid="http://schemas.microsoft.com/office/word/2016/wordml/cid" xmlns:w16="http://schemas.microsoft.com/office/word/2018/wordml" xmlns:w16du="http://schemas.microsoft.com/office/word/2023/wordml/word16du" xmlns:w16sdtdh="http://schemas.microsoft.com/office/word/2020/wordml/sdtdatahash" xmlns:w16sdtfl="http://schemas.microsoft.com/office/word/2024/wordml/sdtformatlock" xmlns:w16se="http://schemas.microsoft.com/office/word/2015/wordml/symex" xmlns:wpg="http://schemas.microsoft.com/office/word/2010/wordprocessingGroup" xmlns:wpi="http://schemas.microsoft.com/office/word/2010/wordprocessingInk" xmlns:wne="http://schemas.microsoft.com/office/word/2006/wordml" xmlns:wps="http://schemas.microsoft.com/office/word/2010/wordprocessingShape" mc:Ignorable="w14 w15 w16se w16cid w16 w16cex w16sdtdh w16sdtfl w16du wp14">
   <w:body>
     <w:p>
       <w:pPr>
@@ -10,6 +10,10 @@
         </w:rPr>
       </w:pPr>
       <w:r>
+        <w:rPr>
+          <w:rFonts w:ascii="Times New Roman" w:hAnsi="Times New Roman"/>
+          <w:sz w:val="26"/>
+        </w:rPr>
         <w:t>TUẦN 07 (từ ngày 14/09/2026 đến ngày 18/09/2026)</w:t>
       </w:r>
     </w:p>
@@ -22,6 +26,10 @@
         </w:rPr>
       </w:pPr>
       <w:r>
+        <w:rPr>
+          <w:rFonts w:ascii="Times New Roman" w:hAnsi="Times New Roman"/>
+          <w:sz w:val="26"/>
+        </w:rPr>
         <w:t>Ngày 11 tháng 09 năm 2026</w:t>
       </w:r>
     </w:p>
@@ -34,9 +42,11 @@
       </w:pPr>
       <w:r>
         <w:rPr>
+          <w:rFonts w:ascii="Times New Roman" w:hAnsi="Times New Roman"/>
           <w:i/>
+          <w:sz w:val="26"/>
         </w:rPr>
-        <w:t>Buổi…sáng……..Tuần…07…(Từ ngày…14/09/2026 …đến ngày:… 18/09/2026….)</w:t>
+        <w:t>Buổi sáng    Tuần 07 (Từ ngày 14/09/2026 đến ngày 18/09/2026)</w:t>
       </w:r>
     </w:p>
     <w:tbl>
@@ -394,6 +404,12 @@
                 <w:szCs w:val="26"/>
               </w:rPr>
             </w:pPr>
+            <w:r>
+              <w:rPr>
+                <w:rFonts w:ascii="Times New Roman" w:hAnsi="Times New Roman"/>
+                <w:sz w:val="26"/>
+              </w:rPr>
+            </w:r>
           </w:p>
         </w:tc>
         <w:tc>
@@ -415,6 +431,12 @@
                 <w:szCs w:val="26"/>
               </w:rPr>
             </w:pPr>
+            <w:r>
+              <w:rPr>
+                <w:rFonts w:ascii="Times New Roman" w:hAnsi="Times New Roman"/>
+                <w:sz w:val="26"/>
+              </w:rPr>
+            </w:r>
           </w:p>
         </w:tc>
         <w:tc>
@@ -436,6 +458,12 @@
                 <w:szCs w:val="26"/>
               </w:rPr>
             </w:pPr>
+            <w:r>
+              <w:rPr>
+                <w:rFonts w:ascii="Times New Roman" w:hAnsi="Times New Roman"/>
+                <w:sz w:val="26"/>
+              </w:rPr>
+            </w:r>
           </w:p>
         </w:tc>
         <w:tc>
@@ -457,6 +485,12 @@
                 <w:szCs w:val="26"/>
               </w:rPr>
             </w:pPr>
+            <w:r>
+              <w:rPr>
+                <w:rFonts w:ascii="Times New Roman" w:hAnsi="Times New Roman"/>
+                <w:sz w:val="26"/>
+              </w:rPr>
+            </w:r>
           </w:p>
         </w:tc>
         <w:tc>
@@ -478,6 +512,12 @@
                 <w:szCs w:val="26"/>
               </w:rPr>
             </w:pPr>
+            <w:r>
+              <w:rPr>
+                <w:rFonts w:ascii="Times New Roman" w:hAnsi="Times New Roman"/>
+                <w:sz w:val="26"/>
+              </w:rPr>
+            </w:r>
           </w:p>
         </w:tc>
       </w:tr>
@@ -555,6 +595,12 @@
                 <w:szCs w:val="26"/>
               </w:rPr>
             </w:pPr>
+            <w:r>
+              <w:rPr>
+                <w:rFonts w:ascii="Times New Roman" w:hAnsi="Times New Roman"/>
+                <w:sz w:val="26"/>
+              </w:rPr>
+            </w:r>
           </w:p>
         </w:tc>
         <w:tc>
@@ -576,6 +622,12 @@
                 <w:szCs w:val="26"/>
               </w:rPr>
             </w:pPr>
+            <w:r>
+              <w:rPr>
+                <w:rFonts w:ascii="Times New Roman" w:hAnsi="Times New Roman"/>
+                <w:sz w:val="26"/>
+              </w:rPr>
+            </w:r>
           </w:p>
         </w:tc>
         <w:tc>
@@ -597,6 +649,12 @@
                 <w:szCs w:val="26"/>
               </w:rPr>
             </w:pPr>
+            <w:r>
+              <w:rPr>
+                <w:rFonts w:ascii="Times New Roman" w:hAnsi="Times New Roman"/>
+                <w:sz w:val="26"/>
+              </w:rPr>
+            </w:r>
           </w:p>
         </w:tc>
         <w:tc>
@@ -618,6 +676,12 @@
                 <w:szCs w:val="26"/>
               </w:rPr>
             </w:pPr>
+            <w:r>
+              <w:rPr>
+                <w:rFonts w:ascii="Times New Roman" w:hAnsi="Times New Roman"/>
+                <w:sz w:val="26"/>
+              </w:rPr>
+            </w:r>
           </w:p>
         </w:tc>
         <w:tc>
@@ -639,6 +703,12 @@
                 <w:szCs w:val="26"/>
               </w:rPr>
             </w:pPr>
+            <w:r>
+              <w:rPr>
+                <w:rFonts w:ascii="Times New Roman" w:hAnsi="Times New Roman"/>
+                <w:sz w:val="26"/>
+              </w:rPr>
+            </w:r>
           </w:p>
         </w:tc>
       </w:tr>
@@ -716,6 +786,12 @@
                 <w:szCs w:val="26"/>
               </w:rPr>
             </w:pPr>
+            <w:r>
+              <w:rPr>
+                <w:rFonts w:ascii="Times New Roman" w:hAnsi="Times New Roman"/>
+                <w:sz w:val="26"/>
+              </w:rPr>
+            </w:r>
           </w:p>
         </w:tc>
         <w:tc>
@@ -737,6 +813,12 @@
                 <w:szCs w:val="26"/>
               </w:rPr>
             </w:pPr>
+            <w:r>
+              <w:rPr>
+                <w:rFonts w:ascii="Times New Roman" w:hAnsi="Times New Roman"/>
+                <w:sz w:val="26"/>
+              </w:rPr>
+            </w:r>
           </w:p>
         </w:tc>
         <w:tc>
@@ -758,6 +840,12 @@
                 <w:szCs w:val="26"/>
               </w:rPr>
             </w:pPr>
+            <w:r>
+              <w:rPr>
+                <w:rFonts w:ascii="Times New Roman" w:hAnsi="Times New Roman"/>
+                <w:sz w:val="26"/>
+              </w:rPr>
+            </w:r>
           </w:p>
         </w:tc>
         <w:tc>
@@ -779,6 +867,12 @@
                 <w:szCs w:val="26"/>
               </w:rPr>
             </w:pPr>
+            <w:r>
+              <w:rPr>
+                <w:rFonts w:ascii="Times New Roman" w:hAnsi="Times New Roman"/>
+                <w:sz w:val="26"/>
+              </w:rPr>
+            </w:r>
           </w:p>
         </w:tc>
         <w:tc>
@@ -800,6 +894,12 @@
                 <w:szCs w:val="26"/>
               </w:rPr>
             </w:pPr>
+            <w:r>
+              <w:rPr>
+                <w:rFonts w:ascii="Times New Roman" w:hAnsi="Times New Roman"/>
+                <w:sz w:val="26"/>
+              </w:rPr>
+            </w:r>
           </w:p>
         </w:tc>
       </w:tr>
@@ -877,6 +977,13 @@
                 <w:szCs w:val="26"/>
               </w:rPr>
             </w:pPr>
+            <w:r>
+              <w:rPr>
+                <w:rFonts w:ascii="Times New Roman" w:hAnsi="Times New Roman" w:cs="Times New Roman"/>
+                <w:sz w:val="26"/>
+                <w:szCs w:val="26"/>
+              </w:rPr>
+            </w:r>
           </w:p>
         </w:tc>
         <w:tc>
@@ -898,6 +1005,13 @@
                 <w:szCs w:val="26"/>
               </w:rPr>
             </w:pPr>
+            <w:r>
+              <w:rPr>
+                <w:rFonts w:ascii="Times New Roman" w:hAnsi="Times New Roman" w:cs="Times New Roman"/>
+                <w:sz w:val="26"/>
+                <w:szCs w:val="26"/>
+              </w:rPr>
+            </w:r>
           </w:p>
         </w:tc>
         <w:tc>
@@ -919,6 +1033,13 @@
                 <w:szCs w:val="26"/>
               </w:rPr>
             </w:pPr>
+            <w:r>
+              <w:rPr>
+                <w:rFonts w:ascii="Times New Roman" w:hAnsi="Times New Roman" w:cs="Times New Roman"/>
+                <w:sz w:val="26"/>
+                <w:szCs w:val="26"/>
+              </w:rPr>
+            </w:r>
           </w:p>
         </w:tc>
         <w:tc>
@@ -940,6 +1061,13 @@
                 <w:szCs w:val="26"/>
               </w:rPr>
             </w:pPr>
+            <w:r>
+              <w:rPr>
+                <w:rFonts w:ascii="Times New Roman" w:hAnsi="Times New Roman" w:cs="Times New Roman"/>
+                <w:sz w:val="26"/>
+                <w:szCs w:val="26"/>
+              </w:rPr>
+            </w:r>
           </w:p>
         </w:tc>
         <w:tc>
@@ -961,6 +1089,13 @@
                 <w:szCs w:val="26"/>
               </w:rPr>
             </w:pPr>
+            <w:r>
+              <w:rPr>
+                <w:rFonts w:ascii="Times New Roman" w:hAnsi="Times New Roman" w:cs="Times New Roman"/>
+                <w:sz w:val="26"/>
+                <w:szCs w:val="26"/>
+              </w:rPr>
+            </w:r>
           </w:p>
         </w:tc>
       </w:tr>
@@ -1038,6 +1173,12 @@
                 <w:szCs w:val="26"/>
               </w:rPr>
             </w:pPr>
+            <w:r>
+              <w:rPr>
+                <w:rFonts w:ascii="Times New Roman" w:hAnsi="Times New Roman"/>
+                <w:sz w:val="26"/>
+              </w:rPr>
+            </w:r>
           </w:p>
         </w:tc>
         <w:tc>
@@ -1059,6 +1200,12 @@
                 <w:szCs w:val="26"/>
               </w:rPr>
             </w:pPr>
+            <w:r>
+              <w:rPr>
+                <w:rFonts w:ascii="Times New Roman" w:hAnsi="Times New Roman"/>
+                <w:sz w:val="26"/>
+              </w:rPr>
+            </w:r>
           </w:p>
         </w:tc>
         <w:tc>
@@ -1080,6 +1227,12 @@
                 <w:szCs w:val="26"/>
               </w:rPr>
             </w:pPr>
+            <w:r>
+              <w:rPr>
+                <w:rFonts w:ascii="Times New Roman" w:hAnsi="Times New Roman"/>
+                <w:sz w:val="26"/>
+              </w:rPr>
+            </w:r>
           </w:p>
         </w:tc>
         <w:tc>
@@ -1101,6 +1254,12 @@
                 <w:szCs w:val="26"/>
               </w:rPr>
             </w:pPr>
+            <w:r>
+              <w:rPr>
+                <w:rFonts w:ascii="Times New Roman" w:hAnsi="Times New Roman"/>
+                <w:sz w:val="26"/>
+              </w:rPr>
+            </w:r>
           </w:p>
         </w:tc>
         <w:tc>
@@ -1122,6 +1281,12 @@
                 <w:szCs w:val="26"/>
               </w:rPr>
             </w:pPr>
+            <w:r>
+              <w:rPr>
+                <w:rFonts w:ascii="Times New Roman" w:hAnsi="Times New Roman"/>
+                <w:sz w:val="26"/>
+              </w:rPr>
+            </w:r>
           </w:p>
         </w:tc>
       </w:tr>
@@ -1205,6 +1370,12 @@
                 <w:szCs w:val="26"/>
               </w:rPr>
             </w:pPr>
+            <w:r>
+              <w:rPr>
+                <w:rFonts w:ascii="Times New Roman" w:hAnsi="Times New Roman"/>
+                <w:sz w:val="26"/>
+              </w:rPr>
+            </w:r>
           </w:p>
         </w:tc>
         <w:tc>
@@ -1226,6 +1397,12 @@
                 <w:szCs w:val="26"/>
               </w:rPr>
             </w:pPr>
+            <w:r>
+              <w:rPr>
+                <w:rFonts w:ascii="Times New Roman" w:hAnsi="Times New Roman"/>
+                <w:sz w:val="26"/>
+              </w:rPr>
+            </w:r>
           </w:p>
         </w:tc>
         <w:tc>
@@ -1247,6 +1424,12 @@
                 <w:szCs w:val="26"/>
               </w:rPr>
             </w:pPr>
+            <w:r>
+              <w:rPr>
+                <w:rFonts w:ascii="Times New Roman" w:hAnsi="Times New Roman"/>
+                <w:sz w:val="26"/>
+              </w:rPr>
+            </w:r>
           </w:p>
         </w:tc>
         <w:tc>
@@ -1268,6 +1451,12 @@
                 <w:szCs w:val="26"/>
               </w:rPr>
             </w:pPr>
+            <w:r>
+              <w:rPr>
+                <w:rFonts w:ascii="Times New Roman" w:hAnsi="Times New Roman"/>
+                <w:sz w:val="26"/>
+              </w:rPr>
+            </w:r>
           </w:p>
         </w:tc>
         <w:tc>
@@ -1289,6 +1478,12 @@
                 <w:szCs w:val="26"/>
               </w:rPr>
             </w:pPr>
+            <w:r>
+              <w:rPr>
+                <w:rFonts w:ascii="Times New Roman" w:hAnsi="Times New Roman"/>
+                <w:sz w:val="26"/>
+              </w:rPr>
+            </w:r>
           </w:p>
         </w:tc>
       </w:tr>
@@ -1368,6 +1563,12 @@
                 <w:szCs w:val="26"/>
               </w:rPr>
             </w:pPr>
+            <w:r>
+              <w:rPr>
+                <w:rFonts w:ascii="Times New Roman" w:hAnsi="Times New Roman"/>
+                <w:sz w:val="26"/>
+              </w:rPr>
+            </w:r>
           </w:p>
         </w:tc>
         <w:tc>
@@ -1389,6 +1590,12 @@
                 <w:szCs w:val="26"/>
               </w:rPr>
             </w:pPr>
+            <w:r>
+              <w:rPr>
+                <w:rFonts w:ascii="Times New Roman" w:hAnsi="Times New Roman"/>
+                <w:sz w:val="26"/>
+              </w:rPr>
+            </w:r>
           </w:p>
         </w:tc>
         <w:tc>
@@ -1410,6 +1617,12 @@
                 <w:szCs w:val="26"/>
               </w:rPr>
             </w:pPr>
+            <w:r>
+              <w:rPr>
+                <w:rFonts w:ascii="Times New Roman" w:hAnsi="Times New Roman"/>
+                <w:sz w:val="26"/>
+              </w:rPr>
+            </w:r>
           </w:p>
         </w:tc>
         <w:tc>
@@ -1431,6 +1644,12 @@
                 <w:szCs w:val="26"/>
               </w:rPr>
             </w:pPr>
+            <w:r>
+              <w:rPr>
+                <w:rFonts w:ascii="Times New Roman" w:hAnsi="Times New Roman"/>
+                <w:sz w:val="26"/>
+              </w:rPr>
+            </w:r>
           </w:p>
         </w:tc>
         <w:tc>
@@ -1452,6 +1671,12 @@
                 <w:szCs w:val="26"/>
               </w:rPr>
             </w:pPr>
+            <w:r>
+              <w:rPr>
+                <w:rFonts w:ascii="Times New Roman" w:hAnsi="Times New Roman"/>
+                <w:sz w:val="26"/>
+              </w:rPr>
+            </w:r>
           </w:p>
         </w:tc>
       </w:tr>
@@ -1531,6 +1756,13 @@
                 <w:szCs w:val="26"/>
               </w:rPr>
             </w:pPr>
+            <w:r>
+              <w:rPr>
+                <w:rFonts w:ascii="Times New Roman" w:hAnsi="Times New Roman" w:cs="Times New Roman"/>
+                <w:sz w:val="26"/>
+                <w:szCs w:val="26"/>
+              </w:rPr>
+            </w:r>
           </w:p>
         </w:tc>
         <w:tc>
@@ -1552,6 +1784,13 @@
                 <w:szCs w:val="26"/>
               </w:rPr>
             </w:pPr>
+            <w:r>
+              <w:rPr>
+                <w:rFonts w:ascii="Times New Roman" w:hAnsi="Times New Roman" w:cs="Times New Roman"/>
+                <w:sz w:val="26"/>
+                <w:szCs w:val="26"/>
+              </w:rPr>
+            </w:r>
           </w:p>
         </w:tc>
         <w:tc>
@@ -1573,6 +1812,13 @@
                 <w:szCs w:val="26"/>
               </w:rPr>
             </w:pPr>
+            <w:r>
+              <w:rPr>
+                <w:rFonts w:ascii="Times New Roman" w:hAnsi="Times New Roman" w:cs="Times New Roman"/>
+                <w:sz w:val="26"/>
+                <w:szCs w:val="26"/>
+              </w:rPr>
+            </w:r>
           </w:p>
         </w:tc>
         <w:tc>
@@ -1594,6 +1840,13 @@
                 <w:szCs w:val="26"/>
               </w:rPr>
             </w:pPr>
+            <w:r>
+              <w:rPr>
+                <w:rFonts w:ascii="Times New Roman" w:hAnsi="Times New Roman" w:cs="Times New Roman"/>
+                <w:sz w:val="26"/>
+                <w:szCs w:val="26"/>
+              </w:rPr>
+            </w:r>
           </w:p>
         </w:tc>
         <w:tc>
@@ -1615,6 +1868,13 @@
                 <w:szCs w:val="26"/>
               </w:rPr>
             </w:pPr>
+            <w:r>
+              <w:rPr>
+                <w:rFonts w:ascii="Times New Roman" w:hAnsi="Times New Roman" w:cs="Times New Roman"/>
+                <w:sz w:val="26"/>
+                <w:szCs w:val="26"/>
+              </w:rPr>
+            </w:r>
           </w:p>
         </w:tc>
       </w:tr>
@@ -1694,6 +1954,13 @@
                 <w:szCs w:val="26"/>
               </w:rPr>
             </w:pPr>
+            <w:r>
+              <w:rPr>
+                <w:rFonts w:ascii="Times New Roman" w:hAnsi="Times New Roman" w:cs="Times New Roman"/>
+                <w:sz w:val="26"/>
+                <w:szCs w:val="26"/>
+              </w:rPr>
+            </w:r>
           </w:p>
         </w:tc>
         <w:tc>
@@ -1715,6 +1982,13 @@
                 <w:szCs w:val="26"/>
               </w:rPr>
             </w:pPr>
+            <w:r>
+              <w:rPr>
+                <w:rFonts w:ascii="Times New Roman" w:hAnsi="Times New Roman" w:cs="Times New Roman"/>
+                <w:sz w:val="26"/>
+                <w:szCs w:val="26"/>
+              </w:rPr>
+            </w:r>
           </w:p>
         </w:tc>
         <w:tc>
@@ -1736,6 +2010,13 @@
                 <w:szCs w:val="26"/>
               </w:rPr>
             </w:pPr>
+            <w:r>
+              <w:rPr>
+                <w:rFonts w:ascii="Times New Roman" w:hAnsi="Times New Roman" w:cs="Times New Roman"/>
+                <w:sz w:val="26"/>
+                <w:szCs w:val="26"/>
+              </w:rPr>
+            </w:r>
           </w:p>
         </w:tc>
         <w:tc>
@@ -1757,6 +2038,13 @@
                 <w:szCs w:val="26"/>
               </w:rPr>
             </w:pPr>
+            <w:r>
+              <w:rPr>
+                <w:rFonts w:ascii="Times New Roman" w:hAnsi="Times New Roman" w:cs="Times New Roman"/>
+                <w:sz w:val="26"/>
+                <w:szCs w:val="26"/>
+              </w:rPr>
+            </w:r>
           </w:p>
         </w:tc>
         <w:tc>
@@ -1778,6 +2066,13 @@
                 <w:szCs w:val="26"/>
               </w:rPr>
             </w:pPr>
+            <w:r>
+              <w:rPr>
+                <w:rFonts w:ascii="Times New Roman" w:hAnsi="Times New Roman" w:cs="Times New Roman"/>
+                <w:sz w:val="26"/>
+                <w:szCs w:val="26"/>
+              </w:rPr>
+            </w:r>
           </w:p>
         </w:tc>
       </w:tr>
@@ -1857,6 +2152,12 @@
                 <w:szCs w:val="26"/>
               </w:rPr>
             </w:pPr>
+            <w:r>
+              <w:rPr>
+                <w:rFonts w:ascii="Times New Roman" w:hAnsi="Times New Roman"/>
+                <w:sz w:val="26"/>
+              </w:rPr>
+            </w:r>
           </w:p>
         </w:tc>
         <w:tc>
@@ -1878,6 +2179,12 @@
                 <w:szCs w:val="26"/>
               </w:rPr>
             </w:pPr>
+            <w:r>
+              <w:rPr>
+                <w:rFonts w:ascii="Times New Roman" w:hAnsi="Times New Roman"/>
+                <w:sz w:val="26"/>
+              </w:rPr>
+            </w:r>
           </w:p>
         </w:tc>
         <w:tc>
@@ -1899,6 +2206,12 @@
                 <w:szCs w:val="26"/>
               </w:rPr>
             </w:pPr>
+            <w:r>
+              <w:rPr>
+                <w:rFonts w:ascii="Times New Roman" w:hAnsi="Times New Roman"/>
+                <w:sz w:val="26"/>
+              </w:rPr>
+            </w:r>
           </w:p>
         </w:tc>
         <w:tc>
@@ -1920,6 +2233,12 @@
                 <w:szCs w:val="26"/>
               </w:rPr>
             </w:pPr>
+            <w:r>
+              <w:rPr>
+                <w:rFonts w:ascii="Times New Roman" w:hAnsi="Times New Roman"/>
+                <w:sz w:val="26"/>
+              </w:rPr>
+            </w:r>
           </w:p>
         </w:tc>
         <w:tc>
@@ -1941,6 +2260,12 @@
                 <w:szCs w:val="26"/>
               </w:rPr>
             </w:pPr>
+            <w:r>
+              <w:rPr>
+                <w:rFonts w:ascii="Times New Roman" w:hAnsi="Times New Roman"/>
+                <w:sz w:val="26"/>
+              </w:rPr>
+            </w:r>
           </w:p>
         </w:tc>
       </w:tr>
@@ -2024,6 +2349,12 @@
                 <w:szCs w:val="26"/>
               </w:rPr>
             </w:pPr>
+            <w:r>
+              <w:rPr>
+                <w:rFonts w:ascii="Times New Roman" w:hAnsi="Times New Roman"/>
+                <w:sz w:val="26"/>
+              </w:rPr>
+            </w:r>
           </w:p>
         </w:tc>
         <w:tc>
@@ -2045,6 +2376,12 @@
                 <w:szCs w:val="26"/>
               </w:rPr>
             </w:pPr>
+            <w:r>
+              <w:rPr>
+                <w:rFonts w:ascii="Times New Roman" w:hAnsi="Times New Roman"/>
+                <w:sz w:val="26"/>
+              </w:rPr>
+            </w:r>
           </w:p>
         </w:tc>
         <w:tc>
@@ -2066,6 +2403,12 @@
                 <w:szCs w:val="26"/>
               </w:rPr>
             </w:pPr>
+            <w:r>
+              <w:rPr>
+                <w:rFonts w:ascii="Times New Roman" w:hAnsi="Times New Roman"/>
+                <w:sz w:val="26"/>
+              </w:rPr>
+            </w:r>
           </w:p>
         </w:tc>
         <w:tc>
@@ -2087,6 +2430,12 @@
                 <w:szCs w:val="26"/>
               </w:rPr>
             </w:pPr>
+            <w:r>
+              <w:rPr>
+                <w:rFonts w:ascii="Times New Roman" w:hAnsi="Times New Roman"/>
+                <w:sz w:val="26"/>
+              </w:rPr>
+            </w:r>
           </w:p>
         </w:tc>
         <w:tc>
@@ -2108,6 +2457,12 @@
                 <w:szCs w:val="26"/>
               </w:rPr>
             </w:pPr>
+            <w:r>
+              <w:rPr>
+                <w:rFonts w:ascii="Times New Roman" w:hAnsi="Times New Roman"/>
+                <w:sz w:val="26"/>
+              </w:rPr>
+            </w:r>
           </w:p>
         </w:tc>
       </w:tr>
@@ -2187,6 +2542,13 @@
                 <w:szCs w:val="26"/>
               </w:rPr>
             </w:pPr>
+            <w:r>
+              <w:rPr>
+                <w:rFonts w:ascii="Times New Roman" w:hAnsi="Times New Roman" w:cs="Times New Roman"/>
+                <w:sz w:val="26"/>
+                <w:szCs w:val="26"/>
+              </w:rPr>
+            </w:r>
           </w:p>
         </w:tc>
         <w:tc>
@@ -2208,6 +2570,13 @@
                 <w:szCs w:val="26"/>
               </w:rPr>
             </w:pPr>
+            <w:r>
+              <w:rPr>
+                <w:rFonts w:ascii="Times New Roman" w:hAnsi="Times New Roman" w:cs="Times New Roman"/>
+                <w:sz w:val="26"/>
+                <w:szCs w:val="26"/>
+              </w:rPr>
+            </w:r>
           </w:p>
         </w:tc>
         <w:tc>
@@ -2229,6 +2598,13 @@
                 <w:szCs w:val="26"/>
               </w:rPr>
             </w:pPr>
+            <w:r>
+              <w:rPr>
+                <w:rFonts w:ascii="Times New Roman" w:hAnsi="Times New Roman" w:cs="Times New Roman"/>
+                <w:sz w:val="26"/>
+                <w:szCs w:val="26"/>
+              </w:rPr>
+            </w:r>
           </w:p>
         </w:tc>
         <w:tc>
@@ -2250,6 +2626,13 @@
                 <w:szCs w:val="26"/>
               </w:rPr>
             </w:pPr>
+            <w:r>
+              <w:rPr>
+                <w:rFonts w:ascii="Times New Roman" w:hAnsi="Times New Roman" w:cs="Times New Roman"/>
+                <w:sz w:val="26"/>
+                <w:szCs w:val="26"/>
+              </w:rPr>
+            </w:r>
           </w:p>
         </w:tc>
         <w:tc>
@@ -2271,6 +2654,13 @@
                 <w:szCs w:val="26"/>
               </w:rPr>
             </w:pPr>
+            <w:r>
+              <w:rPr>
+                <w:rFonts w:ascii="Times New Roman" w:hAnsi="Times New Roman" w:cs="Times New Roman"/>
+                <w:sz w:val="26"/>
+                <w:szCs w:val="26"/>
+              </w:rPr>
+            </w:r>
           </w:p>
         </w:tc>
       </w:tr>
@@ -2350,6 +2740,12 @@
                 <w:szCs w:val="26"/>
               </w:rPr>
             </w:pPr>
+            <w:r>
+              <w:rPr>
+                <w:rFonts w:ascii="Times New Roman" w:hAnsi="Times New Roman"/>
+                <w:sz w:val="26"/>
+              </w:rPr>
+            </w:r>
           </w:p>
         </w:tc>
         <w:tc>
@@ -2371,6 +2767,12 @@
                 <w:szCs w:val="26"/>
               </w:rPr>
             </w:pPr>
+            <w:r>
+              <w:rPr>
+                <w:rFonts w:ascii="Times New Roman" w:hAnsi="Times New Roman"/>
+                <w:sz w:val="26"/>
+              </w:rPr>
+            </w:r>
           </w:p>
         </w:tc>
         <w:tc>
@@ -2392,6 +2794,12 @@
                 <w:szCs w:val="26"/>
               </w:rPr>
             </w:pPr>
+            <w:r>
+              <w:rPr>
+                <w:rFonts w:ascii="Times New Roman" w:hAnsi="Times New Roman"/>
+                <w:sz w:val="26"/>
+              </w:rPr>
+            </w:r>
           </w:p>
         </w:tc>
         <w:tc>
@@ -2413,6 +2821,12 @@
                 <w:szCs w:val="26"/>
               </w:rPr>
             </w:pPr>
+            <w:r>
+              <w:rPr>
+                <w:rFonts w:ascii="Times New Roman" w:hAnsi="Times New Roman"/>
+                <w:sz w:val="26"/>
+              </w:rPr>
+            </w:r>
           </w:p>
         </w:tc>
         <w:tc>
@@ -2434,6 +2848,12 @@
                 <w:szCs w:val="26"/>
               </w:rPr>
             </w:pPr>
+            <w:r>
+              <w:rPr>
+                <w:rFonts w:ascii="Times New Roman" w:hAnsi="Times New Roman"/>
+                <w:sz w:val="26"/>
+              </w:rPr>
+            </w:r>
           </w:p>
         </w:tc>
       </w:tr>
@@ -2513,6 +2933,13 @@
                 <w:szCs w:val="26"/>
               </w:rPr>
             </w:pPr>
+            <w:r>
+              <w:rPr>
+                <w:rFonts w:ascii="Times New Roman" w:hAnsi="Times New Roman" w:cs="Times New Roman"/>
+                <w:sz w:val="26"/>
+                <w:szCs w:val="26"/>
+              </w:rPr>
+            </w:r>
           </w:p>
         </w:tc>
         <w:tc>
@@ -2534,6 +2961,13 @@
                 <w:szCs w:val="26"/>
               </w:rPr>
             </w:pPr>
+            <w:r>
+              <w:rPr>
+                <w:rFonts w:ascii="Times New Roman" w:hAnsi="Times New Roman" w:cs="Times New Roman"/>
+                <w:sz w:val="26"/>
+                <w:szCs w:val="26"/>
+              </w:rPr>
+            </w:r>
           </w:p>
         </w:tc>
         <w:tc>
@@ -2555,6 +2989,13 @@
                 <w:szCs w:val="26"/>
               </w:rPr>
             </w:pPr>
+            <w:r>
+              <w:rPr>
+                <w:rFonts w:ascii="Times New Roman" w:hAnsi="Times New Roman" w:cs="Times New Roman"/>
+                <w:sz w:val="26"/>
+                <w:szCs w:val="26"/>
+              </w:rPr>
+            </w:r>
           </w:p>
         </w:tc>
         <w:tc>
@@ -2576,6 +3017,13 @@
                 <w:szCs w:val="26"/>
               </w:rPr>
             </w:pPr>
+            <w:r>
+              <w:rPr>
+                <w:rFonts w:ascii="Times New Roman" w:hAnsi="Times New Roman" w:cs="Times New Roman"/>
+                <w:sz w:val="26"/>
+                <w:szCs w:val="26"/>
+              </w:rPr>
+            </w:r>
           </w:p>
         </w:tc>
         <w:tc>
@@ -2597,6 +3045,13 @@
                 <w:szCs w:val="26"/>
               </w:rPr>
             </w:pPr>
+            <w:r>
+              <w:rPr>
+                <w:rFonts w:ascii="Times New Roman" w:hAnsi="Times New Roman" w:cs="Times New Roman"/>
+                <w:sz w:val="26"/>
+                <w:szCs w:val="26"/>
+              </w:rPr>
+            </w:r>
           </w:p>
         </w:tc>
       </w:tr>
@@ -2676,6 +3131,12 @@
                 <w:szCs w:val="26"/>
               </w:rPr>
             </w:pPr>
+            <w:r>
+              <w:rPr>
+                <w:rFonts w:ascii="Times New Roman" w:hAnsi="Times New Roman"/>
+                <w:sz w:val="26"/>
+              </w:rPr>
+            </w:r>
           </w:p>
         </w:tc>
         <w:tc>
@@ -2697,6 +3158,12 @@
                 <w:szCs w:val="26"/>
               </w:rPr>
             </w:pPr>
+            <w:r>
+              <w:rPr>
+                <w:rFonts w:ascii="Times New Roman" w:hAnsi="Times New Roman"/>
+                <w:sz w:val="26"/>
+              </w:rPr>
+            </w:r>
           </w:p>
         </w:tc>
         <w:tc>
@@ -2718,6 +3185,12 @@
                 <w:szCs w:val="26"/>
               </w:rPr>
             </w:pPr>
+            <w:r>
+              <w:rPr>
+                <w:rFonts w:ascii="Times New Roman" w:hAnsi="Times New Roman"/>
+                <w:sz w:val="26"/>
+              </w:rPr>
+            </w:r>
           </w:p>
         </w:tc>
         <w:tc>
@@ -2739,6 +3212,12 @@
                 <w:szCs w:val="26"/>
               </w:rPr>
             </w:pPr>
+            <w:r>
+              <w:rPr>
+                <w:rFonts w:ascii="Times New Roman" w:hAnsi="Times New Roman"/>
+                <w:sz w:val="26"/>
+              </w:rPr>
+            </w:r>
           </w:p>
         </w:tc>
         <w:tc>
@@ -2760,6 +3239,12 @@
                 <w:szCs w:val="26"/>
               </w:rPr>
             </w:pPr>
+            <w:r>
+              <w:rPr>
+                <w:rFonts w:ascii="Times New Roman" w:hAnsi="Times New Roman"/>
+                <w:sz w:val="26"/>
+              </w:rPr>
+            </w:r>
           </w:p>
         </w:tc>
       </w:tr>
@@ -2843,6 +3328,13 @@
                 <w:szCs w:val="26"/>
               </w:rPr>
             </w:pPr>
+            <w:r>
+              <w:rPr>
+                <w:rFonts w:ascii="Times New Roman" w:hAnsi="Times New Roman" w:cs="Times New Roman"/>
+                <w:sz w:val="26"/>
+                <w:szCs w:val="26"/>
+              </w:rPr>
+            </w:r>
           </w:p>
         </w:tc>
         <w:tc>
@@ -2864,6 +3356,13 @@
                 <w:szCs w:val="26"/>
               </w:rPr>
             </w:pPr>
+            <w:r>
+              <w:rPr>
+                <w:rFonts w:ascii="Times New Roman" w:hAnsi="Times New Roman" w:cs="Times New Roman"/>
+                <w:sz w:val="26"/>
+                <w:szCs w:val="26"/>
+              </w:rPr>
+            </w:r>
           </w:p>
         </w:tc>
         <w:tc>
@@ -2885,6 +3384,13 @@
                 <w:szCs w:val="26"/>
               </w:rPr>
             </w:pPr>
+            <w:r>
+              <w:rPr>
+                <w:rFonts w:ascii="Times New Roman" w:hAnsi="Times New Roman" w:cs="Times New Roman"/>
+                <w:sz w:val="26"/>
+                <w:szCs w:val="26"/>
+              </w:rPr>
+            </w:r>
           </w:p>
         </w:tc>
         <w:tc>
@@ -2906,6 +3412,13 @@
                 <w:szCs w:val="26"/>
               </w:rPr>
             </w:pPr>
+            <w:r>
+              <w:rPr>
+                <w:rFonts w:ascii="Times New Roman" w:hAnsi="Times New Roman" w:cs="Times New Roman"/>
+                <w:sz w:val="26"/>
+                <w:szCs w:val="26"/>
+              </w:rPr>
+            </w:r>
           </w:p>
         </w:tc>
         <w:tc>
@@ -2927,6 +3440,13 @@
                 <w:szCs w:val="26"/>
               </w:rPr>
             </w:pPr>
+            <w:r>
+              <w:rPr>
+                <w:rFonts w:ascii="Times New Roman" w:hAnsi="Times New Roman" w:cs="Times New Roman"/>
+                <w:sz w:val="26"/>
+                <w:szCs w:val="26"/>
+              </w:rPr>
+            </w:r>
           </w:p>
         </w:tc>
       </w:tr>
@@ -3006,6 +3526,13 @@
                 <w:szCs w:val="26"/>
               </w:rPr>
             </w:pPr>
+            <w:r>
+              <w:rPr>
+                <w:rFonts w:ascii="Times New Roman" w:hAnsi="Times New Roman" w:cs="Times New Roman"/>
+                <w:sz w:val="26"/>
+                <w:szCs w:val="26"/>
+              </w:rPr>
+            </w:r>
           </w:p>
         </w:tc>
         <w:tc>
@@ -3027,6 +3554,13 @@
                 <w:szCs w:val="26"/>
               </w:rPr>
             </w:pPr>
+            <w:r>
+              <w:rPr>
+                <w:rFonts w:ascii="Times New Roman" w:hAnsi="Times New Roman" w:cs="Times New Roman"/>
+                <w:sz w:val="26"/>
+                <w:szCs w:val="26"/>
+              </w:rPr>
+            </w:r>
           </w:p>
         </w:tc>
         <w:tc>
@@ -3048,6 +3582,13 @@
                 <w:szCs w:val="26"/>
               </w:rPr>
             </w:pPr>
+            <w:r>
+              <w:rPr>
+                <w:rFonts w:ascii="Times New Roman" w:hAnsi="Times New Roman" w:cs="Times New Roman"/>
+                <w:sz w:val="26"/>
+                <w:szCs w:val="26"/>
+              </w:rPr>
+            </w:r>
           </w:p>
         </w:tc>
         <w:tc>
@@ -3069,6 +3610,13 @@
                 <w:szCs w:val="26"/>
               </w:rPr>
             </w:pPr>
+            <w:r>
+              <w:rPr>
+                <w:rFonts w:ascii="Times New Roman" w:hAnsi="Times New Roman" w:cs="Times New Roman"/>
+                <w:sz w:val="26"/>
+                <w:szCs w:val="26"/>
+              </w:rPr>
+            </w:r>
           </w:p>
         </w:tc>
         <w:tc>
@@ -3090,6 +3638,13 @@
                 <w:szCs w:val="26"/>
               </w:rPr>
             </w:pPr>
+            <w:r>
+              <w:rPr>
+                <w:rFonts w:ascii="Times New Roman" w:hAnsi="Times New Roman" w:cs="Times New Roman"/>
+                <w:sz w:val="26"/>
+                <w:szCs w:val="26"/>
+              </w:rPr>
+            </w:r>
           </w:p>
         </w:tc>
       </w:tr>
@@ -3169,6 +3724,12 @@
                 <w:szCs w:val="26"/>
               </w:rPr>
             </w:pPr>
+            <w:r>
+              <w:rPr>
+                <w:rFonts w:ascii="Times New Roman" w:hAnsi="Times New Roman"/>
+                <w:sz w:val="26"/>
+              </w:rPr>
+            </w:r>
           </w:p>
         </w:tc>
         <w:tc>
@@ -3190,6 +3751,12 @@
                 <w:szCs w:val="26"/>
               </w:rPr>
             </w:pPr>
+            <w:r>
+              <w:rPr>
+                <w:rFonts w:ascii="Times New Roman" w:hAnsi="Times New Roman"/>
+                <w:sz w:val="26"/>
+              </w:rPr>
+            </w:r>
           </w:p>
         </w:tc>
         <w:tc>
@@ -3211,6 +3778,12 @@
                 <w:szCs w:val="26"/>
               </w:rPr>
             </w:pPr>
+            <w:r>
+              <w:rPr>
+                <w:rFonts w:ascii="Times New Roman" w:hAnsi="Times New Roman"/>
+                <w:sz w:val="26"/>
+              </w:rPr>
+            </w:r>
           </w:p>
         </w:tc>
         <w:tc>
@@ -3232,6 +3805,12 @@
                 <w:szCs w:val="26"/>
               </w:rPr>
             </w:pPr>
+            <w:r>
+              <w:rPr>
+                <w:rFonts w:ascii="Times New Roman" w:hAnsi="Times New Roman"/>
+                <w:sz w:val="26"/>
+              </w:rPr>
+            </w:r>
           </w:p>
         </w:tc>
         <w:tc>
@@ -3253,6 +3832,12 @@
                 <w:szCs w:val="26"/>
               </w:rPr>
             </w:pPr>
+            <w:r>
+              <w:rPr>
+                <w:rFonts w:ascii="Times New Roman" w:hAnsi="Times New Roman"/>
+                <w:sz w:val="26"/>
+              </w:rPr>
+            </w:r>
           </w:p>
         </w:tc>
       </w:tr>
@@ -3332,6 +3917,13 @@
                 <w:szCs w:val="26"/>
               </w:rPr>
             </w:pPr>
+            <w:r>
+              <w:rPr>
+                <w:rFonts w:ascii="Times New Roman" w:hAnsi="Times New Roman" w:cs="Times New Roman"/>
+                <w:sz w:val="26"/>
+                <w:szCs w:val="26"/>
+              </w:rPr>
+            </w:r>
           </w:p>
         </w:tc>
         <w:tc>
@@ -3353,6 +3945,13 @@
                 <w:szCs w:val="26"/>
               </w:rPr>
             </w:pPr>
+            <w:r>
+              <w:rPr>
+                <w:rFonts w:ascii="Times New Roman" w:hAnsi="Times New Roman" w:cs="Times New Roman"/>
+                <w:sz w:val="26"/>
+                <w:szCs w:val="26"/>
+              </w:rPr>
+            </w:r>
           </w:p>
         </w:tc>
         <w:tc>
@@ -3374,6 +3973,13 @@
                 <w:szCs w:val="26"/>
               </w:rPr>
             </w:pPr>
+            <w:r>
+              <w:rPr>
+                <w:rFonts w:ascii="Times New Roman" w:hAnsi="Times New Roman" w:cs="Times New Roman"/>
+                <w:sz w:val="26"/>
+                <w:szCs w:val="26"/>
+              </w:rPr>
+            </w:r>
           </w:p>
         </w:tc>
         <w:tc>
@@ -3395,6 +4001,13 @@
                 <w:szCs w:val="26"/>
               </w:rPr>
             </w:pPr>
+            <w:r>
+              <w:rPr>
+                <w:rFonts w:ascii="Times New Roman" w:hAnsi="Times New Roman" w:cs="Times New Roman"/>
+                <w:sz w:val="26"/>
+                <w:szCs w:val="26"/>
+              </w:rPr>
+            </w:r>
           </w:p>
         </w:tc>
         <w:tc>
@@ -3416,6 +4029,13 @@
                 <w:szCs w:val="26"/>
               </w:rPr>
             </w:pPr>
+            <w:r>
+              <w:rPr>
+                <w:rFonts w:ascii="Times New Roman" w:hAnsi="Times New Roman" w:cs="Times New Roman"/>
+                <w:sz w:val="26"/>
+                <w:szCs w:val="26"/>
+              </w:rPr>
+            </w:r>
           </w:p>
         </w:tc>
       </w:tr>
@@ -3495,6 +4115,12 @@
                 <w:szCs w:val="26"/>
               </w:rPr>
             </w:pPr>
+            <w:r>
+              <w:rPr>
+                <w:rFonts w:ascii="Times New Roman" w:hAnsi="Times New Roman"/>
+                <w:sz w:val="26"/>
+              </w:rPr>
+            </w:r>
           </w:p>
         </w:tc>
         <w:tc>
@@ -3516,6 +4142,12 @@
                 <w:szCs w:val="26"/>
               </w:rPr>
             </w:pPr>
+            <w:r>
+              <w:rPr>
+                <w:rFonts w:ascii="Times New Roman" w:hAnsi="Times New Roman"/>
+                <w:sz w:val="26"/>
+              </w:rPr>
+            </w:r>
           </w:p>
         </w:tc>
         <w:tc>
@@ -3537,6 +4169,12 @@
                 <w:szCs w:val="26"/>
               </w:rPr>
             </w:pPr>
+            <w:r>
+              <w:rPr>
+                <w:rFonts w:ascii="Times New Roman" w:hAnsi="Times New Roman"/>
+                <w:sz w:val="26"/>
+              </w:rPr>
+            </w:r>
           </w:p>
         </w:tc>
         <w:tc>
@@ -3558,6 +4196,12 @@
                 <w:szCs w:val="26"/>
               </w:rPr>
             </w:pPr>
+            <w:r>
+              <w:rPr>
+                <w:rFonts w:ascii="Times New Roman" w:hAnsi="Times New Roman"/>
+                <w:sz w:val="26"/>
+              </w:rPr>
+            </w:r>
           </w:p>
         </w:tc>
         <w:tc>
@@ -3579,6 +4223,12 @@
                 <w:szCs w:val="26"/>
               </w:rPr>
             </w:pPr>
+            <w:r>
+              <w:rPr>
+                <w:rFonts w:ascii="Times New Roman" w:hAnsi="Times New Roman"/>
+                <w:sz w:val="26"/>
+              </w:rPr>
+            </w:r>
           </w:p>
         </w:tc>
       </w:tr>
@@ -3662,6 +4312,12 @@
                 <w:szCs w:val="26"/>
               </w:rPr>
             </w:pPr>
+            <w:r>
+              <w:rPr>
+                <w:rFonts w:ascii="Times New Roman" w:hAnsi="Times New Roman"/>
+                <w:sz w:val="26"/>
+              </w:rPr>
+            </w:r>
           </w:p>
         </w:tc>
         <w:tc>
@@ -3683,6 +4339,12 @@
                 <w:szCs w:val="26"/>
               </w:rPr>
             </w:pPr>
+            <w:r>
+              <w:rPr>
+                <w:rFonts w:ascii="Times New Roman" w:hAnsi="Times New Roman"/>
+                <w:sz w:val="26"/>
+              </w:rPr>
+            </w:r>
           </w:p>
         </w:tc>
         <w:tc>
@@ -3704,6 +4366,12 @@
                 <w:szCs w:val="26"/>
               </w:rPr>
             </w:pPr>
+            <w:r>
+              <w:rPr>
+                <w:rFonts w:ascii="Times New Roman" w:hAnsi="Times New Roman"/>
+                <w:sz w:val="26"/>
+              </w:rPr>
+            </w:r>
           </w:p>
         </w:tc>
         <w:tc>
@@ -3725,6 +4393,12 @@
                 <w:szCs w:val="26"/>
               </w:rPr>
             </w:pPr>
+            <w:r>
+              <w:rPr>
+                <w:rFonts w:ascii="Times New Roman" w:hAnsi="Times New Roman"/>
+                <w:sz w:val="26"/>
+              </w:rPr>
+            </w:r>
           </w:p>
         </w:tc>
         <w:tc>
@@ -3746,6 +4420,12 @@
                 <w:szCs w:val="26"/>
               </w:rPr>
             </w:pPr>
+            <w:r>
+              <w:rPr>
+                <w:rFonts w:ascii="Times New Roman" w:hAnsi="Times New Roman"/>
+                <w:sz w:val="26"/>
+              </w:rPr>
+            </w:r>
           </w:p>
         </w:tc>
       </w:tr>
@@ -3822,6 +4502,13 @@
                 <w:szCs w:val="26"/>
               </w:rPr>
             </w:pPr>
+            <w:r>
+              <w:rPr>
+                <w:rFonts w:ascii="Times New Roman" w:hAnsi="Times New Roman" w:cs="Times New Roman"/>
+                <w:sz w:val="26"/>
+                <w:szCs w:val="26"/>
+              </w:rPr>
+            </w:r>
           </w:p>
         </w:tc>
         <w:tc>
@@ -3843,6 +4530,13 @@
                 <w:szCs w:val="26"/>
               </w:rPr>
             </w:pPr>
+            <w:r>
+              <w:rPr>
+                <w:rFonts w:ascii="Times New Roman" w:hAnsi="Times New Roman" w:cs="Times New Roman"/>
+                <w:sz w:val="26"/>
+                <w:szCs w:val="26"/>
+              </w:rPr>
+            </w:r>
           </w:p>
         </w:tc>
         <w:tc>
@@ -3864,6 +4558,13 @@
                 <w:szCs w:val="26"/>
               </w:rPr>
             </w:pPr>
+            <w:r>
+              <w:rPr>
+                <w:rFonts w:ascii="Times New Roman" w:hAnsi="Times New Roman" w:cs="Times New Roman"/>
+                <w:sz w:val="26"/>
+                <w:szCs w:val="26"/>
+              </w:rPr>
+            </w:r>
           </w:p>
         </w:tc>
         <w:tc>
@@ -3885,6 +4586,13 @@
                 <w:szCs w:val="26"/>
               </w:rPr>
             </w:pPr>
+            <w:r>
+              <w:rPr>
+                <w:rFonts w:ascii="Times New Roman" w:hAnsi="Times New Roman" w:cs="Times New Roman"/>
+                <w:sz w:val="26"/>
+                <w:szCs w:val="26"/>
+              </w:rPr>
+            </w:r>
           </w:p>
         </w:tc>
         <w:tc>
@@ -3906,6 +4614,13 @@
                 <w:szCs w:val="26"/>
               </w:rPr>
             </w:pPr>
+            <w:r>
+              <w:rPr>
+                <w:rFonts w:ascii="Times New Roman" w:hAnsi="Times New Roman" w:cs="Times New Roman"/>
+                <w:sz w:val="26"/>
+                <w:szCs w:val="26"/>
+              </w:rPr>
+            </w:r>
           </w:p>
         </w:tc>
       </w:tr>
@@ -3982,6 +4697,13 @@
                 <w:szCs w:val="26"/>
               </w:rPr>
             </w:pPr>
+            <w:r>
+              <w:rPr>
+                <w:rFonts w:ascii="Times New Roman" w:hAnsi="Times New Roman" w:cs="Times New Roman"/>
+                <w:sz w:val="26"/>
+                <w:szCs w:val="26"/>
+              </w:rPr>
+            </w:r>
           </w:p>
         </w:tc>
         <w:tc>
@@ -4003,6 +4725,13 @@
                 <w:szCs w:val="26"/>
               </w:rPr>
             </w:pPr>
+            <w:r>
+              <w:rPr>
+                <w:rFonts w:ascii="Times New Roman" w:hAnsi="Times New Roman" w:cs="Times New Roman"/>
+                <w:sz w:val="26"/>
+                <w:szCs w:val="26"/>
+              </w:rPr>
+            </w:r>
           </w:p>
         </w:tc>
         <w:tc>
@@ -4024,6 +4753,13 @@
                 <w:szCs w:val="26"/>
               </w:rPr>
             </w:pPr>
+            <w:r>
+              <w:rPr>
+                <w:rFonts w:ascii="Times New Roman" w:hAnsi="Times New Roman" w:cs="Times New Roman"/>
+                <w:sz w:val="26"/>
+                <w:szCs w:val="26"/>
+              </w:rPr>
+            </w:r>
           </w:p>
         </w:tc>
         <w:tc>
@@ -4045,6 +4781,13 @@
                 <w:szCs w:val="26"/>
               </w:rPr>
             </w:pPr>
+            <w:r>
+              <w:rPr>
+                <w:rFonts w:ascii="Times New Roman" w:hAnsi="Times New Roman" w:cs="Times New Roman"/>
+                <w:sz w:val="26"/>
+                <w:szCs w:val="26"/>
+              </w:rPr>
+            </w:r>
           </w:p>
         </w:tc>
         <w:tc>
@@ -4066,6 +4809,13 @@
                 <w:szCs w:val="26"/>
               </w:rPr>
             </w:pPr>
+            <w:r>
+              <w:rPr>
+                <w:rFonts w:ascii="Times New Roman" w:hAnsi="Times New Roman" w:cs="Times New Roman"/>
+                <w:sz w:val="26"/>
+                <w:szCs w:val="26"/>
+              </w:rPr>
+            </w:r>
           </w:p>
         </w:tc>
       </w:tr>
@@ -4472,167 +5222,8 @@
     </w:tbl>
     <w:p>
       <w:pPr>
-        <w:spacing w:after="0" w:line="240" w:lineRule="auto"/>
-        <w:jc w:val="center"/>
-        <w:rPr>
-          <w:i/>
-        </w:rPr>
+        <w:spacing w:before="0" w:after="0"/>
       </w:pPr>
-      <w:r>
-        <w:rPr>
-          <w:i/>
-        </w:rPr>
-        <w:t xml:space="preserve"> </w:t>
-      </w:r>
-    </w:p>
-    <w:p>
-      <w:pPr>
-        <w:spacing w:after="0" w:line="240" w:lineRule="auto"/>
-        <w:jc w:val="center"/>
-        <w:rPr>
-          <w:i/>
-        </w:rPr>
-      </w:pPr>
-    </w:p>
-    <w:tbl>
-      <w:tblPr>
-        <w:tblStyle w:val="TableGrid"/>
-        <w:tblW w:w="0" w:type="auto"/>
-        <w:tblBorders>
-          <w:top w:val="none" w:sz="0" w:space="0" w:color="auto"/>
-          <w:left w:val="none" w:sz="0" w:space="0" w:color="auto"/>
-          <w:bottom w:val="none" w:sz="0" w:space="0" w:color="auto"/>
-          <w:right w:val="none" w:sz="0" w:space="0" w:color="auto"/>
-          <w:insideH w:val="none" w:sz="0" w:space="0" w:color="auto"/>
-          <w:insideV w:val="none" w:sz="0" w:space="0" w:color="auto"/>
-        </w:tblBorders>
-        <w:tblLook w:val="04A0" w:firstRow="1" w:lastRow="0" w:firstColumn="1" w:lastColumn="0" w:noHBand="0" w:noVBand="1"/>
-      </w:tblPr>
-      <w:tblGrid>
-        <w:gridCol w:w="6716"/>
-        <w:gridCol w:w="3294"/>
-      </w:tblGrid>
-      <w:tr>
-        <w:tc>
-          <w:tcPr>
-            <w:tcW w:w="6091" w:type="dxa"/>
-          </w:tcPr>
-          <w:p>
-            <w:pPr>
-              <w:rPr>
-                <w:rFonts w:ascii="Times New Roman" w:hAnsi="Times New Roman" w:cs="Times New Roman"/>
-                <w:sz w:val="26"/>
-                <w:szCs w:val="26"/>
-              </w:rPr>
-            </w:pPr>
-            <w:r>
-              <w:rPr>
-                <w:rFonts w:ascii="Times New Roman" w:hAnsi="Times New Roman" w:cs="Times New Roman"/>
-                <w:sz w:val="26"/>
-                <w:szCs w:val="26"/>
-              </w:rPr>
-              <w:t>Kiểm tra, nhận xét</w:t>
-            </w:r>
-            <w:r>
-              <w:rPr>
-                <w:rFonts w:ascii="Times New Roman" w:hAnsi="Times New Roman" w:cs="Times New Roman"/>
-                <w:sz w:val="26"/>
-                <w:szCs w:val="26"/>
-              </w:rPr>
-              <w:br/>
-              <w:t>…………………………………………………………………</w:t>
-            </w:r>
-            <w:r>
-              <w:rPr>
-                <w:rFonts w:ascii="Times New Roman" w:hAnsi="Times New Roman" w:cs="Times New Roman"/>
-                <w:sz w:val="26"/>
-                <w:szCs w:val="26"/>
-              </w:rPr>
-              <w:br/>
-              <w:t>…………………………………………………………………</w:t>
-            </w:r>
-            <w:r>
-              <w:rPr>
-                <w:rFonts w:ascii="Times New Roman" w:hAnsi="Times New Roman" w:cs="Times New Roman"/>
-                <w:sz w:val="26"/>
-                <w:szCs w:val="26"/>
-              </w:rPr>
-              <w:br/>
-              <w:t>…………………………………………………………………</w:t>
-            </w:r>
-            <w:r>
-              <w:rPr>
-                <w:rFonts w:ascii="Times New Roman" w:hAnsi="Times New Roman" w:cs="Times New Roman"/>
-                <w:sz w:val="26"/>
-                <w:szCs w:val="26"/>
-              </w:rPr>
-              <w:br/>
-              <w:t>…………………………………………………………………</w:t>
-            </w:r>
-          </w:p>
-        </w:tc>
-        <w:tc>
-          <w:tcPr>
-            <w:tcW w:w="3909" w:type="dxa"/>
-          </w:tcPr>
-          <w:p>
-            <w:pPr>
-              <w:jc w:val="center"/>
-              <w:rPr>
-                <w:rFonts w:ascii="Times New Roman" w:hAnsi="Times New Roman" w:cs="Times New Roman"/>
-                <w:sz w:val="26"/>
-                <w:szCs w:val="26"/>
-              </w:rPr>
-            </w:pPr>
-            <w:r>
-              <w:rPr>
-                <w:rFonts w:ascii="Times New Roman" w:hAnsi="Times New Roman"/>
-                <w:sz w:val="26"/>
-              </w:rPr>
-              <w:t>Ngày 11 tháng 9 năm 2026</w:t>
-            </w:r>
-            <w:r>
-              <w:rPr>
-                <w:rFonts w:ascii="Times New Roman" w:hAnsi="Times New Roman"/>
-                <w:sz w:val="26"/>
-              </w:rPr>
-              <w:br/>
-              <w:t>Tổ trưởng</w:t>
-            </w:r>
-            <w:r>
-              <w:rPr>
-                <w:rFonts w:ascii="Times New Roman" w:hAnsi="Times New Roman"/>
-                <w:sz w:val="26"/>
-              </w:rPr>
-              <w:br/>
-            </w:r>
-            <w:r>
-              <w:rPr>
-                <w:rFonts w:ascii="Times New Roman" w:hAnsi="Times New Roman"/>
-                <w:sz w:val="26"/>
-              </w:rPr>
-              <w:br/>
-            </w:r>
-            <w:r>
-              <w:rPr>
-                <w:rFonts w:ascii="Times New Roman" w:hAnsi="Times New Roman"/>
-                <w:sz w:val="26"/>
-              </w:rPr>
-              <w:br/>
-            </w:r>
-            <w:r>
-              <w:rPr>
-                <w:rFonts w:ascii="Times New Roman" w:hAnsi="Times New Roman"/>
-                <w:sz w:val="26"/>
-              </w:rPr>
-              <w:br/>
-              <w:t>Nguyễn Thị Ngọc Ánh</w:t>
-            </w:r>
-          </w:p>
-        </w:tc>
-      </w:tr>
-    </w:tbl>
-    <w:p>
       <w:r>
         <w:br w:type="page"/>
       </w:r>
@@ -4646,10 +5237,11 @@
       </w:pPr>
       <w:r>
         <w:rPr>
+          <w:rFonts w:ascii="Times New Roman" w:hAnsi="Times New Roman"/>
           <w:i/>
+          <w:sz w:val="26"/>
         </w:rPr>
-        <w:lastRenderedPageBreak/>
-        <w:t>Buổi…chiều…..Tuần…07…(Từ ngày…14/09/2026…đến ngày:… 18/09/2026….)</w:t>
+        <w:t>Buổi chiều    Tuần 07 (Từ ngày 14/09/2026 đến ngày 18/09/2026)</w:t>
       </w:r>
     </w:p>
     <w:tbl>
@@ -4990,32 +5582,109 @@
         </w:tc>
         <w:tc>
           <w:tcPr>
-            <w:tcW w:w="6237" w:type="dxa"/>
-            <w:gridSpan w:val="4"/>
-            <w:vMerge w:val="restart"/>
-            <w:tcBorders>
-              <w:top w:val="single" w:sz="4" w:space="0" w:color="000000"/>
-              <w:left w:val="single" w:sz="4" w:space="0" w:color="000000"/>
-              <w:right w:val="single" w:sz="4" w:space="0" w:color="000000"/>
-            </w:tcBorders>
-            <w:vAlign w:val="center"/>
-          </w:tcPr>
-          <w:p>
-            <w:pPr>
-              <w:jc w:val="center"/>
-              <w:rPr>
-                <w:rFonts w:ascii="Times New Roman" w:hAnsi="Times New Roman" w:cs="Times New Roman"/>
-                <w:sz w:val="26"/>
-                <w:szCs w:val="26"/>
-              </w:rPr>
-            </w:pPr>
-            <w:r>
-              <w:rPr>
-                <w:rFonts w:ascii="Times New Roman" w:hAnsi="Times New Roman" w:cs="Times New Roman"/>
-                <w:sz w:val="26"/>
-                <w:szCs w:val="26"/>
-              </w:rPr>
-              <w:t>Tập huấn PCCC</w:t>
+            <w:tcW w:w="709" w:type="dxa"/>
+            <w:tcBorders>
+              <w:top w:val="single" w:sz="4" w:space="0" w:color="000000"/>
+              <w:left w:val="single" w:sz="4" w:space="0" w:color="000000"/>
+              <w:bottom w:val="single" w:sz="4" w:space="0" w:color="000000"/>
+              <w:right w:val="single" w:sz="4" w:space="0" w:color="000000"/>
+            </w:tcBorders>
+            <w:vAlign w:val="center"/>
+          </w:tcPr>
+          <w:p>
+            <w:pPr>
+              <w:rPr>
+                <w:rFonts w:ascii="Times New Roman" w:hAnsi="Times New Roman" w:cs="Times New Roman"/>
+                <w:sz w:val="26"/>
+                <w:szCs w:val="26"/>
+              </w:rPr>
+            </w:pPr>
+            <w:r>
+              <w:rPr>
+                <w:rFonts w:ascii="Times New Roman" w:hAnsi="Times New Roman"/>
+                <w:sz w:val="26"/>
+              </w:rPr>
+            </w:r>
+          </w:p>
+        </w:tc>
+        <w:tc>
+          <w:tcPr>
+            <w:tcW w:w="1276" w:type="dxa"/>
+            <w:tcBorders>
+              <w:top w:val="single" w:sz="4" w:space="0" w:color="000000"/>
+              <w:left w:val="single" w:sz="4" w:space="0" w:color="000000"/>
+              <w:bottom w:val="single" w:sz="4" w:space="0" w:color="000000"/>
+              <w:right w:val="single" w:sz="4" w:space="0" w:color="000000"/>
+            </w:tcBorders>
+            <w:vAlign w:val="center"/>
+          </w:tcPr>
+          <w:p>
+            <w:pPr>
+              <w:rPr>
+                <w:rFonts w:ascii="Times New Roman" w:hAnsi="Times New Roman" w:cs="Times New Roman"/>
+                <w:sz w:val="26"/>
+                <w:szCs w:val="26"/>
+              </w:rPr>
+            </w:pPr>
+            <w:r>
+              <w:rPr>
+                <w:rFonts w:ascii="Times New Roman" w:hAnsi="Times New Roman"/>
+                <w:sz w:val="26"/>
+              </w:rPr>
+            </w:r>
+          </w:p>
+        </w:tc>
+        <w:tc>
+          <w:tcPr>
+            <w:tcW w:w="992" w:type="dxa"/>
+            <w:tcBorders>
+              <w:top w:val="single" w:sz="4" w:space="0" w:color="000000"/>
+              <w:left w:val="single" w:sz="4" w:space="0" w:color="000000"/>
+              <w:bottom w:val="single" w:sz="4" w:space="0" w:color="000000"/>
+              <w:right w:val="single" w:sz="4" w:space="0" w:color="000000"/>
+            </w:tcBorders>
+            <w:vAlign w:val="center"/>
+          </w:tcPr>
+          <w:p>
+            <w:pPr>
+              <w:rPr>
+                <w:rFonts w:ascii="Times New Roman" w:hAnsi="Times New Roman" w:cs="Times New Roman"/>
+                <w:sz w:val="26"/>
+                <w:szCs w:val="26"/>
+              </w:rPr>
+            </w:pPr>
+            <w:r>
+              <w:rPr>
+                <w:rFonts w:ascii="Times New Roman" w:hAnsi="Times New Roman"/>
+                <w:sz w:val="26"/>
+              </w:rPr>
+            </w:r>
+          </w:p>
+        </w:tc>
+        <w:tc>
+          <w:tcPr>
+            <w:tcW w:w="3260" w:type="dxa"/>
+            <w:tcBorders>
+              <w:top w:val="single" w:sz="4" w:space="0" w:color="000000"/>
+              <w:left w:val="single" w:sz="4" w:space="0" w:color="000000"/>
+              <w:bottom w:val="single" w:sz="4" w:space="0" w:color="000000"/>
+              <w:right w:val="single" w:sz="4" w:space="0" w:color="000000"/>
+            </w:tcBorders>
+            <w:vAlign w:val="center"/>
+          </w:tcPr>
+          <w:p>
+            <w:pPr>
+              <w:rPr>
+                <w:rFonts w:ascii="Times New Roman" w:hAnsi="Times New Roman" w:cs="Times New Roman"/>
+                <w:sz w:val="26"/>
+                <w:szCs w:val="26"/>
+              </w:rPr>
+            </w:pPr>
+            <w:r>
+              <w:rPr>
+                <w:rFonts w:ascii="Times New Roman" w:hAnsi="Times New Roman"/>
+                <w:sz w:val="26"/>
+              </w:rPr>
             </w:r>
           </w:p>
         </w:tc>
@@ -5038,6 +5707,12 @@
                 <w:szCs w:val="26"/>
               </w:rPr>
             </w:pPr>
+            <w:r>
+              <w:rPr>
+                <w:rFonts w:ascii="Times New Roman" w:hAnsi="Times New Roman"/>
+                <w:sz w:val="26"/>
+              </w:rPr>
+            </w:r>
           </w:p>
         </w:tc>
       </w:tr>
@@ -5098,23 +5773,110 @@
         </w:tc>
         <w:tc>
           <w:tcPr>
-            <w:tcW w:w="6237" w:type="dxa"/>
-            <w:gridSpan w:val="4"/>
-            <w:vMerge/>
-            <w:tcBorders>
-              <w:left w:val="single" w:sz="4" w:space="0" w:color="000000"/>
-              <w:right w:val="single" w:sz="4" w:space="0" w:color="000000"/>
-            </w:tcBorders>
-            <w:vAlign w:val="center"/>
-          </w:tcPr>
-          <w:p>
-            <w:pPr>
-              <w:rPr>
-                <w:rFonts w:ascii="Times New Roman" w:hAnsi="Times New Roman" w:cs="Times New Roman"/>
-                <w:sz w:val="26"/>
-                <w:szCs w:val="26"/>
-              </w:rPr>
-            </w:pPr>
+            <w:tcW w:w="709" w:type="dxa"/>
+            <w:tcBorders>
+              <w:top w:val="single" w:sz="4" w:space="0" w:color="000000"/>
+              <w:left w:val="single" w:sz="4" w:space="0" w:color="000000"/>
+              <w:bottom w:val="single" w:sz="4" w:space="0" w:color="000000"/>
+              <w:right w:val="single" w:sz="4" w:space="0" w:color="000000"/>
+            </w:tcBorders>
+            <w:vAlign w:val="center"/>
+          </w:tcPr>
+          <w:p>
+            <w:pPr>
+              <w:rPr>
+                <w:rFonts w:ascii="Times New Roman" w:hAnsi="Times New Roman" w:cs="Times New Roman"/>
+                <w:sz w:val="26"/>
+                <w:szCs w:val="26"/>
+              </w:rPr>
+            </w:pPr>
+            <w:r>
+              <w:rPr>
+                <w:rFonts w:ascii="Times New Roman" w:hAnsi="Times New Roman"/>
+                <w:sz w:val="26"/>
+              </w:rPr>
+            </w:r>
+          </w:p>
+        </w:tc>
+        <w:tc>
+          <w:tcPr>
+            <w:tcW w:w="1276" w:type="dxa"/>
+            <w:tcBorders>
+              <w:top w:val="single" w:sz="4" w:space="0" w:color="000000"/>
+              <w:left w:val="single" w:sz="4" w:space="0" w:color="000000"/>
+              <w:bottom w:val="single" w:sz="4" w:space="0" w:color="000000"/>
+              <w:right w:val="single" w:sz="4" w:space="0" w:color="000000"/>
+            </w:tcBorders>
+            <w:vAlign w:val="center"/>
+          </w:tcPr>
+          <w:p>
+            <w:pPr>
+              <w:rPr>
+                <w:rFonts w:ascii="Times New Roman" w:hAnsi="Times New Roman" w:cs="Times New Roman"/>
+                <w:sz w:val="26"/>
+                <w:szCs w:val="26"/>
+              </w:rPr>
+            </w:pPr>
+            <w:r>
+              <w:rPr>
+                <w:rFonts w:ascii="Times New Roman" w:hAnsi="Times New Roman"/>
+                <w:sz w:val="26"/>
+              </w:rPr>
+            </w:r>
+          </w:p>
+        </w:tc>
+        <w:tc>
+          <w:tcPr>
+            <w:tcW w:w="992" w:type="dxa"/>
+            <w:tcBorders>
+              <w:top w:val="single" w:sz="4" w:space="0" w:color="000000"/>
+              <w:left w:val="single" w:sz="4" w:space="0" w:color="000000"/>
+              <w:bottom w:val="single" w:sz="4" w:space="0" w:color="000000"/>
+              <w:right w:val="single" w:sz="4" w:space="0" w:color="000000"/>
+            </w:tcBorders>
+            <w:vAlign w:val="center"/>
+          </w:tcPr>
+          <w:p>
+            <w:pPr>
+              <w:rPr>
+                <w:rFonts w:ascii="Times New Roman" w:hAnsi="Times New Roman" w:cs="Times New Roman"/>
+                <w:sz w:val="26"/>
+                <w:szCs w:val="26"/>
+              </w:rPr>
+            </w:pPr>
+            <w:r>
+              <w:rPr>
+                <w:rFonts w:ascii="Times New Roman" w:hAnsi="Times New Roman"/>
+                <w:sz w:val="26"/>
+              </w:rPr>
+            </w:r>
+          </w:p>
+        </w:tc>
+        <w:tc>
+          <w:tcPr>
+            <w:tcW w:w="3260" w:type="dxa"/>
+            <w:tcBorders>
+              <w:top w:val="single" w:sz="4" w:space="0" w:color="000000"/>
+              <w:left w:val="single" w:sz="4" w:space="0" w:color="000000"/>
+              <w:bottom w:val="single" w:sz="4" w:space="0" w:color="000000"/>
+              <w:right w:val="single" w:sz="4" w:space="0" w:color="000000"/>
+            </w:tcBorders>
+            <w:vAlign w:val="center"/>
+          </w:tcPr>
+          <w:p>
+            <w:pPr>
+              <w:rPr>
+                <w:rFonts w:ascii="Times New Roman" w:hAnsi="Times New Roman" w:cs="Times New Roman"/>
+                <w:sz w:val="26"/>
+                <w:szCs w:val="26"/>
+              </w:rPr>
+            </w:pPr>
+            <w:r>
+              <w:rPr>
+                <w:rFonts w:ascii="Times New Roman" w:hAnsi="Times New Roman"/>
+                <w:sz w:val="26"/>
+              </w:rPr>
+            </w:r>
           </w:p>
         </w:tc>
         <w:tc>
@@ -5136,6 +5898,12 @@
                 <w:szCs w:val="26"/>
               </w:rPr>
             </w:pPr>
+            <w:r>
+              <w:rPr>
+                <w:rFonts w:ascii="Times New Roman" w:hAnsi="Times New Roman"/>
+                <w:sz w:val="26"/>
+              </w:rPr>
+            </w:r>
           </w:p>
         </w:tc>
       </w:tr>
@@ -5196,23 +5964,110 @@
         </w:tc>
         <w:tc>
           <w:tcPr>
-            <w:tcW w:w="6237" w:type="dxa"/>
-            <w:gridSpan w:val="4"/>
-            <w:vMerge/>
-            <w:tcBorders>
-              <w:left w:val="single" w:sz="4" w:space="0" w:color="000000"/>
-              <w:right w:val="single" w:sz="4" w:space="0" w:color="000000"/>
-            </w:tcBorders>
-            <w:vAlign w:val="center"/>
-          </w:tcPr>
-          <w:p>
-            <w:pPr>
-              <w:rPr>
-                <w:rFonts w:ascii="Times New Roman" w:hAnsi="Times New Roman" w:cs="Times New Roman"/>
-                <w:sz w:val="26"/>
-                <w:szCs w:val="26"/>
-              </w:rPr>
-            </w:pPr>
+            <w:tcW w:w="709" w:type="dxa"/>
+            <w:tcBorders>
+              <w:top w:val="single" w:sz="4" w:space="0" w:color="000000"/>
+              <w:left w:val="single" w:sz="4" w:space="0" w:color="000000"/>
+              <w:bottom w:val="single" w:sz="4" w:space="0" w:color="000000"/>
+              <w:right w:val="single" w:sz="4" w:space="0" w:color="000000"/>
+            </w:tcBorders>
+            <w:vAlign w:val="center"/>
+          </w:tcPr>
+          <w:p>
+            <w:pPr>
+              <w:rPr>
+                <w:rFonts w:ascii="Times New Roman" w:hAnsi="Times New Roman" w:cs="Times New Roman"/>
+                <w:sz w:val="26"/>
+                <w:szCs w:val="26"/>
+              </w:rPr>
+            </w:pPr>
+            <w:r>
+              <w:rPr>
+                <w:rFonts w:ascii="Times New Roman" w:hAnsi="Times New Roman"/>
+                <w:sz w:val="26"/>
+              </w:rPr>
+            </w:r>
+          </w:p>
+        </w:tc>
+        <w:tc>
+          <w:tcPr>
+            <w:tcW w:w="1276" w:type="dxa"/>
+            <w:tcBorders>
+              <w:top w:val="single" w:sz="4" w:space="0" w:color="000000"/>
+              <w:left w:val="single" w:sz="4" w:space="0" w:color="000000"/>
+              <w:bottom w:val="single" w:sz="4" w:space="0" w:color="000000"/>
+              <w:right w:val="single" w:sz="4" w:space="0" w:color="000000"/>
+            </w:tcBorders>
+            <w:vAlign w:val="center"/>
+          </w:tcPr>
+          <w:p>
+            <w:pPr>
+              <w:rPr>
+                <w:rFonts w:ascii="Times New Roman" w:hAnsi="Times New Roman" w:cs="Times New Roman"/>
+                <w:sz w:val="26"/>
+                <w:szCs w:val="26"/>
+              </w:rPr>
+            </w:pPr>
+            <w:r>
+              <w:rPr>
+                <w:rFonts w:ascii="Times New Roman" w:hAnsi="Times New Roman"/>
+                <w:sz w:val="26"/>
+              </w:rPr>
+            </w:r>
+          </w:p>
+        </w:tc>
+        <w:tc>
+          <w:tcPr>
+            <w:tcW w:w="992" w:type="dxa"/>
+            <w:tcBorders>
+              <w:top w:val="single" w:sz="4" w:space="0" w:color="000000"/>
+              <w:left w:val="single" w:sz="4" w:space="0" w:color="000000"/>
+              <w:bottom w:val="single" w:sz="4" w:space="0" w:color="000000"/>
+              <w:right w:val="single" w:sz="4" w:space="0" w:color="000000"/>
+            </w:tcBorders>
+            <w:vAlign w:val="center"/>
+          </w:tcPr>
+          <w:p>
+            <w:pPr>
+              <w:rPr>
+                <w:rFonts w:ascii="Times New Roman" w:hAnsi="Times New Roman" w:cs="Times New Roman"/>
+                <w:sz w:val="26"/>
+                <w:szCs w:val="26"/>
+              </w:rPr>
+            </w:pPr>
+            <w:r>
+              <w:rPr>
+                <w:rFonts w:ascii="Times New Roman" w:hAnsi="Times New Roman"/>
+                <w:sz w:val="26"/>
+              </w:rPr>
+            </w:r>
+          </w:p>
+        </w:tc>
+        <w:tc>
+          <w:tcPr>
+            <w:tcW w:w="3260" w:type="dxa"/>
+            <w:tcBorders>
+              <w:top w:val="single" w:sz="4" w:space="0" w:color="000000"/>
+              <w:left w:val="single" w:sz="4" w:space="0" w:color="000000"/>
+              <w:bottom w:val="single" w:sz="4" w:space="0" w:color="000000"/>
+              <w:right w:val="single" w:sz="4" w:space="0" w:color="000000"/>
+            </w:tcBorders>
+            <w:vAlign w:val="center"/>
+          </w:tcPr>
+          <w:p>
+            <w:pPr>
+              <w:rPr>
+                <w:rFonts w:ascii="Times New Roman" w:hAnsi="Times New Roman" w:cs="Times New Roman"/>
+                <w:sz w:val="26"/>
+                <w:szCs w:val="26"/>
+              </w:rPr>
+            </w:pPr>
+            <w:r>
+              <w:rPr>
+                <w:rFonts w:ascii="Times New Roman" w:hAnsi="Times New Roman"/>
+                <w:sz w:val="26"/>
+              </w:rPr>
+            </w:r>
           </w:p>
         </w:tc>
         <w:tc>
@@ -5234,6 +6089,12 @@
                 <w:szCs w:val="26"/>
               </w:rPr>
             </w:pPr>
+            <w:r>
+              <w:rPr>
+                <w:rFonts w:ascii="Times New Roman" w:hAnsi="Times New Roman"/>
+                <w:sz w:val="26"/>
+              </w:rPr>
+            </w:r>
           </w:p>
         </w:tc>
       </w:tr>
@@ -5294,23 +6155,110 @@
         </w:tc>
         <w:tc>
           <w:tcPr>
-            <w:tcW w:w="6237" w:type="dxa"/>
-            <w:gridSpan w:val="4"/>
-            <w:vMerge/>
-            <w:tcBorders>
-              <w:left w:val="single" w:sz="4" w:space="0" w:color="000000"/>
-              <w:right w:val="single" w:sz="4" w:space="0" w:color="000000"/>
-            </w:tcBorders>
-            <w:vAlign w:val="center"/>
-          </w:tcPr>
-          <w:p>
-            <w:pPr>
-              <w:rPr>
-                <w:rFonts w:ascii="Times New Roman" w:hAnsi="Times New Roman" w:cs="Times New Roman"/>
-                <w:sz w:val="26"/>
-                <w:szCs w:val="26"/>
-              </w:rPr>
-            </w:pPr>
+            <w:tcW w:w="709" w:type="dxa"/>
+            <w:tcBorders>
+              <w:top w:val="single" w:sz="4" w:space="0" w:color="000000"/>
+              <w:left w:val="single" w:sz="4" w:space="0" w:color="000000"/>
+              <w:bottom w:val="single" w:sz="4" w:space="0" w:color="000000"/>
+              <w:right w:val="single" w:sz="4" w:space="0" w:color="000000"/>
+            </w:tcBorders>
+            <w:vAlign w:val="center"/>
+          </w:tcPr>
+          <w:p>
+            <w:pPr>
+              <w:rPr>
+                <w:rFonts w:ascii="Times New Roman" w:hAnsi="Times New Roman" w:cs="Times New Roman"/>
+                <w:sz w:val="26"/>
+                <w:szCs w:val="26"/>
+              </w:rPr>
+            </w:pPr>
+            <w:r>
+              <w:rPr>
+                <w:rFonts w:ascii="Times New Roman" w:hAnsi="Times New Roman"/>
+                <w:sz w:val="26"/>
+              </w:rPr>
+            </w:r>
+          </w:p>
+        </w:tc>
+        <w:tc>
+          <w:tcPr>
+            <w:tcW w:w="1276" w:type="dxa"/>
+            <w:tcBorders>
+              <w:top w:val="single" w:sz="4" w:space="0" w:color="000000"/>
+              <w:left w:val="single" w:sz="4" w:space="0" w:color="000000"/>
+              <w:bottom w:val="single" w:sz="4" w:space="0" w:color="000000"/>
+              <w:right w:val="single" w:sz="4" w:space="0" w:color="000000"/>
+            </w:tcBorders>
+            <w:vAlign w:val="center"/>
+          </w:tcPr>
+          <w:p>
+            <w:pPr>
+              <w:rPr>
+                <w:rFonts w:ascii="Times New Roman" w:hAnsi="Times New Roman" w:cs="Times New Roman"/>
+                <w:sz w:val="26"/>
+                <w:szCs w:val="26"/>
+              </w:rPr>
+            </w:pPr>
+            <w:r>
+              <w:rPr>
+                <w:rFonts w:ascii="Times New Roman" w:hAnsi="Times New Roman"/>
+                <w:sz w:val="26"/>
+              </w:rPr>
+            </w:r>
+          </w:p>
+        </w:tc>
+        <w:tc>
+          <w:tcPr>
+            <w:tcW w:w="992" w:type="dxa"/>
+            <w:tcBorders>
+              <w:top w:val="single" w:sz="4" w:space="0" w:color="000000"/>
+              <w:left w:val="single" w:sz="4" w:space="0" w:color="000000"/>
+              <w:bottom w:val="single" w:sz="4" w:space="0" w:color="000000"/>
+              <w:right w:val="single" w:sz="4" w:space="0" w:color="000000"/>
+            </w:tcBorders>
+            <w:vAlign w:val="center"/>
+          </w:tcPr>
+          <w:p>
+            <w:pPr>
+              <w:rPr>
+                <w:rFonts w:ascii="Times New Roman" w:hAnsi="Times New Roman" w:cs="Times New Roman"/>
+                <w:sz w:val="26"/>
+                <w:szCs w:val="26"/>
+              </w:rPr>
+            </w:pPr>
+            <w:r>
+              <w:rPr>
+                <w:rFonts w:ascii="Times New Roman" w:hAnsi="Times New Roman"/>
+                <w:sz w:val="26"/>
+              </w:rPr>
+            </w:r>
+          </w:p>
+        </w:tc>
+        <w:tc>
+          <w:tcPr>
+            <w:tcW w:w="3260" w:type="dxa"/>
+            <w:tcBorders>
+              <w:top w:val="single" w:sz="4" w:space="0" w:color="000000"/>
+              <w:left w:val="single" w:sz="4" w:space="0" w:color="000000"/>
+              <w:bottom w:val="single" w:sz="4" w:space="0" w:color="000000"/>
+              <w:right w:val="single" w:sz="4" w:space="0" w:color="000000"/>
+            </w:tcBorders>
+            <w:vAlign w:val="center"/>
+          </w:tcPr>
+          <w:p>
+            <w:pPr>
+              <w:rPr>
+                <w:rFonts w:ascii="Times New Roman" w:hAnsi="Times New Roman" w:cs="Times New Roman"/>
+                <w:sz w:val="26"/>
+                <w:szCs w:val="26"/>
+              </w:rPr>
+            </w:pPr>
+            <w:r>
+              <w:rPr>
+                <w:rFonts w:ascii="Times New Roman" w:hAnsi="Times New Roman"/>
+                <w:sz w:val="26"/>
+              </w:rPr>
+            </w:r>
           </w:p>
         </w:tc>
         <w:tc>
@@ -5332,6 +6280,12 @@
                 <w:szCs w:val="26"/>
               </w:rPr>
             </w:pPr>
+            <w:r>
+              <w:rPr>
+                <w:rFonts w:ascii="Times New Roman" w:hAnsi="Times New Roman"/>
+                <w:sz w:val="26"/>
+              </w:rPr>
+            </w:r>
           </w:p>
         </w:tc>
       </w:tr>
@@ -5392,24 +6346,110 @@
         </w:tc>
         <w:tc>
           <w:tcPr>
-            <w:tcW w:w="6237" w:type="dxa"/>
-            <w:gridSpan w:val="4"/>
-            <w:vMerge/>
-            <w:tcBorders>
-              <w:left w:val="single" w:sz="4" w:space="0" w:color="000000"/>
-              <w:bottom w:val="single" w:sz="4" w:space="0" w:color="000000"/>
-              <w:right w:val="single" w:sz="4" w:space="0" w:color="000000"/>
-            </w:tcBorders>
-            <w:vAlign w:val="center"/>
-          </w:tcPr>
-          <w:p>
-            <w:pPr>
-              <w:rPr>
-                <w:rFonts w:ascii="Times New Roman" w:hAnsi="Times New Roman" w:cs="Times New Roman"/>
-                <w:sz w:val="26"/>
-                <w:szCs w:val="26"/>
-              </w:rPr>
-            </w:pPr>
+            <w:tcW w:w="709" w:type="dxa"/>
+            <w:tcBorders>
+              <w:top w:val="single" w:sz="4" w:space="0" w:color="000000"/>
+              <w:left w:val="single" w:sz="4" w:space="0" w:color="000000"/>
+              <w:bottom w:val="single" w:sz="4" w:space="0" w:color="000000"/>
+              <w:right w:val="single" w:sz="4" w:space="0" w:color="000000"/>
+            </w:tcBorders>
+            <w:vAlign w:val="center"/>
+          </w:tcPr>
+          <w:p>
+            <w:pPr>
+              <w:rPr>
+                <w:rFonts w:ascii="Times New Roman" w:hAnsi="Times New Roman" w:cs="Times New Roman"/>
+                <w:sz w:val="26"/>
+                <w:szCs w:val="26"/>
+              </w:rPr>
+            </w:pPr>
+            <w:r>
+              <w:rPr>
+                <w:rFonts w:ascii="Times New Roman" w:hAnsi="Times New Roman"/>
+                <w:sz w:val="26"/>
+              </w:rPr>
+            </w:r>
+          </w:p>
+        </w:tc>
+        <w:tc>
+          <w:tcPr>
+            <w:tcW w:w="1276" w:type="dxa"/>
+            <w:tcBorders>
+              <w:top w:val="single" w:sz="4" w:space="0" w:color="000000"/>
+              <w:left w:val="single" w:sz="4" w:space="0" w:color="000000"/>
+              <w:bottom w:val="single" w:sz="4" w:space="0" w:color="000000"/>
+              <w:right w:val="single" w:sz="4" w:space="0" w:color="000000"/>
+            </w:tcBorders>
+            <w:vAlign w:val="center"/>
+          </w:tcPr>
+          <w:p>
+            <w:pPr>
+              <w:rPr>
+                <w:rFonts w:ascii="Times New Roman" w:hAnsi="Times New Roman" w:cs="Times New Roman"/>
+                <w:sz w:val="26"/>
+                <w:szCs w:val="26"/>
+              </w:rPr>
+            </w:pPr>
+            <w:r>
+              <w:rPr>
+                <w:rFonts w:ascii="Times New Roman" w:hAnsi="Times New Roman"/>
+                <w:sz w:val="26"/>
+              </w:rPr>
+            </w:r>
+          </w:p>
+        </w:tc>
+        <w:tc>
+          <w:tcPr>
+            <w:tcW w:w="992" w:type="dxa"/>
+            <w:tcBorders>
+              <w:top w:val="single" w:sz="4" w:space="0" w:color="000000"/>
+              <w:left w:val="single" w:sz="4" w:space="0" w:color="000000"/>
+              <w:bottom w:val="single" w:sz="4" w:space="0" w:color="000000"/>
+              <w:right w:val="single" w:sz="4" w:space="0" w:color="000000"/>
+            </w:tcBorders>
+            <w:vAlign w:val="center"/>
+          </w:tcPr>
+          <w:p>
+            <w:pPr>
+              <w:rPr>
+                <w:rFonts w:ascii="Times New Roman" w:hAnsi="Times New Roman" w:cs="Times New Roman"/>
+                <w:sz w:val="26"/>
+                <w:szCs w:val="26"/>
+              </w:rPr>
+            </w:pPr>
+            <w:r>
+              <w:rPr>
+                <w:rFonts w:ascii="Times New Roman" w:hAnsi="Times New Roman"/>
+                <w:sz w:val="26"/>
+              </w:rPr>
+            </w:r>
+          </w:p>
+        </w:tc>
+        <w:tc>
+          <w:tcPr>
+            <w:tcW w:w="3260" w:type="dxa"/>
+            <w:tcBorders>
+              <w:top w:val="single" w:sz="4" w:space="0" w:color="000000"/>
+              <w:left w:val="single" w:sz="4" w:space="0" w:color="000000"/>
+              <w:bottom w:val="single" w:sz="4" w:space="0" w:color="000000"/>
+              <w:right w:val="single" w:sz="4" w:space="0" w:color="000000"/>
+            </w:tcBorders>
+            <w:vAlign w:val="center"/>
+          </w:tcPr>
+          <w:p>
+            <w:pPr>
+              <w:rPr>
+                <w:rFonts w:ascii="Times New Roman" w:hAnsi="Times New Roman" w:cs="Times New Roman"/>
+                <w:sz w:val="26"/>
+                <w:szCs w:val="26"/>
+              </w:rPr>
+            </w:pPr>
+            <w:r>
+              <w:rPr>
+                <w:rFonts w:ascii="Times New Roman" w:hAnsi="Times New Roman"/>
+                <w:sz w:val="26"/>
+              </w:rPr>
+            </w:r>
           </w:p>
         </w:tc>
         <w:tc>
@@ -5431,6 +6471,12 @@
                 <w:szCs w:val="26"/>
               </w:rPr>
             </w:pPr>
+            <w:r>
+              <w:rPr>
+                <w:rFonts w:ascii="Times New Roman" w:hAnsi="Times New Roman"/>
+                <w:sz w:val="26"/>
+              </w:rPr>
+            </w:r>
           </w:p>
         </w:tc>
       </w:tr>
@@ -5514,6 +6560,13 @@
                 <w:szCs w:val="26"/>
               </w:rPr>
             </w:pPr>
+            <w:r>
+              <w:rPr>
+                <w:rFonts w:ascii="Times New Roman" w:hAnsi="Times New Roman" w:cs="Times New Roman"/>
+                <w:sz w:val="26"/>
+                <w:szCs w:val="26"/>
+              </w:rPr>
+            </w:r>
           </w:p>
         </w:tc>
         <w:tc>
@@ -5535,6 +6588,13 @@
                 <w:szCs w:val="26"/>
               </w:rPr>
             </w:pPr>
+            <w:r>
+              <w:rPr>
+                <w:rFonts w:ascii="Times New Roman" w:hAnsi="Times New Roman" w:cs="Times New Roman"/>
+                <w:sz w:val="26"/>
+                <w:szCs w:val="26"/>
+              </w:rPr>
+            </w:r>
           </w:p>
         </w:tc>
         <w:tc>
@@ -5556,6 +6616,13 @@
                 <w:szCs w:val="26"/>
               </w:rPr>
             </w:pPr>
+            <w:r>
+              <w:rPr>
+                <w:rFonts w:ascii="Times New Roman" w:hAnsi="Times New Roman" w:cs="Times New Roman"/>
+                <w:sz w:val="26"/>
+                <w:szCs w:val="26"/>
+              </w:rPr>
+            </w:r>
           </w:p>
         </w:tc>
         <w:tc>
@@ -5577,6 +6644,13 @@
                 <w:szCs w:val="26"/>
               </w:rPr>
             </w:pPr>
+            <w:r>
+              <w:rPr>
+                <w:rFonts w:ascii="Times New Roman" w:hAnsi="Times New Roman" w:cs="Times New Roman"/>
+                <w:sz w:val="26"/>
+                <w:szCs w:val="26"/>
+              </w:rPr>
+            </w:r>
           </w:p>
         </w:tc>
         <w:tc>
@@ -5598,6 +6672,13 @@
                 <w:szCs w:val="26"/>
               </w:rPr>
             </w:pPr>
+            <w:r>
+              <w:rPr>
+                <w:rFonts w:ascii="Times New Roman" w:hAnsi="Times New Roman" w:cs="Times New Roman"/>
+                <w:sz w:val="26"/>
+                <w:szCs w:val="26"/>
+              </w:rPr>
+            </w:r>
           </w:p>
         </w:tc>
       </w:tr>
@@ -5677,6 +6758,13 @@
                 <w:szCs w:val="26"/>
               </w:rPr>
             </w:pPr>
+            <w:r>
+              <w:rPr>
+                <w:rFonts w:ascii="Times New Roman" w:hAnsi="Times New Roman" w:cs="Times New Roman"/>
+                <w:sz w:val="26"/>
+                <w:szCs w:val="26"/>
+              </w:rPr>
+            </w:r>
           </w:p>
         </w:tc>
         <w:tc>
@@ -5698,6 +6786,13 @@
                 <w:szCs w:val="26"/>
               </w:rPr>
             </w:pPr>
+            <w:r>
+              <w:rPr>
+                <w:rFonts w:ascii="Times New Roman" w:hAnsi="Times New Roman" w:cs="Times New Roman"/>
+                <w:sz w:val="26"/>
+                <w:szCs w:val="26"/>
+              </w:rPr>
+            </w:r>
           </w:p>
         </w:tc>
         <w:tc>
@@ -5719,6 +6814,13 @@
                 <w:szCs w:val="26"/>
               </w:rPr>
             </w:pPr>
+            <w:r>
+              <w:rPr>
+                <w:rFonts w:ascii="Times New Roman" w:hAnsi="Times New Roman" w:cs="Times New Roman"/>
+                <w:sz w:val="26"/>
+                <w:szCs w:val="26"/>
+              </w:rPr>
+            </w:r>
           </w:p>
         </w:tc>
         <w:tc>
@@ -5740,6 +6842,13 @@
                 <w:szCs w:val="26"/>
               </w:rPr>
             </w:pPr>
+            <w:r>
+              <w:rPr>
+                <w:rFonts w:ascii="Times New Roman" w:hAnsi="Times New Roman" w:cs="Times New Roman"/>
+                <w:sz w:val="26"/>
+                <w:szCs w:val="26"/>
+              </w:rPr>
+            </w:r>
           </w:p>
         </w:tc>
         <w:tc>
@@ -5761,6 +6870,13 @@
                 <w:szCs w:val="26"/>
               </w:rPr>
             </w:pPr>
+            <w:r>
+              <w:rPr>
+                <w:rFonts w:ascii="Times New Roman" w:hAnsi="Times New Roman" w:cs="Times New Roman"/>
+                <w:sz w:val="26"/>
+                <w:szCs w:val="26"/>
+              </w:rPr>
+            </w:r>
           </w:p>
         </w:tc>
       </w:tr>
@@ -6246,6 +7362,12 @@
                 <w:szCs w:val="26"/>
               </w:rPr>
             </w:pPr>
+            <w:r>
+              <w:rPr>
+                <w:rFonts w:ascii="Times New Roman" w:hAnsi="Times New Roman"/>
+                <w:sz w:val="26"/>
+              </w:rPr>
+            </w:r>
           </w:p>
         </w:tc>
         <w:tc>
@@ -6267,6 +7389,12 @@
                 <w:szCs w:val="26"/>
               </w:rPr>
             </w:pPr>
+            <w:r>
+              <w:rPr>
+                <w:rFonts w:ascii="Times New Roman" w:hAnsi="Times New Roman"/>
+                <w:sz w:val="26"/>
+              </w:rPr>
+            </w:r>
           </w:p>
         </w:tc>
         <w:tc>
@@ -6288,6 +7416,12 @@
                 <w:szCs w:val="26"/>
               </w:rPr>
             </w:pPr>
+            <w:r>
+              <w:rPr>
+                <w:rFonts w:ascii="Times New Roman" w:hAnsi="Times New Roman"/>
+                <w:sz w:val="26"/>
+              </w:rPr>
+            </w:r>
           </w:p>
         </w:tc>
         <w:tc>
@@ -6309,6 +7443,12 @@
                 <w:szCs w:val="26"/>
               </w:rPr>
             </w:pPr>
+            <w:r>
+              <w:rPr>
+                <w:rFonts w:ascii="Times New Roman" w:hAnsi="Times New Roman"/>
+                <w:sz w:val="26"/>
+              </w:rPr>
+            </w:r>
           </w:p>
         </w:tc>
         <w:tc>
@@ -6330,6 +7470,12 @@
                 <w:szCs w:val="26"/>
               </w:rPr>
             </w:pPr>
+            <w:r>
+              <w:rPr>
+                <w:rFonts w:ascii="Times New Roman" w:hAnsi="Times New Roman"/>
+                <w:sz w:val="26"/>
+              </w:rPr>
+            </w:r>
           </w:p>
         </w:tc>
       </w:tr>
@@ -6413,6 +7559,12 @@
                 <w:szCs w:val="26"/>
               </w:rPr>
             </w:pPr>
+            <w:r>
+              <w:rPr>
+                <w:rFonts w:ascii="Times New Roman" w:hAnsi="Times New Roman"/>
+                <w:sz w:val="26"/>
+              </w:rPr>
+            </w:r>
           </w:p>
         </w:tc>
         <w:tc>
@@ -6434,6 +7586,12 @@
                 <w:szCs w:val="26"/>
               </w:rPr>
             </w:pPr>
+            <w:r>
+              <w:rPr>
+                <w:rFonts w:ascii="Times New Roman" w:hAnsi="Times New Roman"/>
+                <w:sz w:val="26"/>
+              </w:rPr>
+            </w:r>
           </w:p>
         </w:tc>
         <w:tc>
@@ -6455,6 +7613,12 @@
                 <w:szCs w:val="26"/>
               </w:rPr>
             </w:pPr>
+            <w:r>
+              <w:rPr>
+                <w:rFonts w:ascii="Times New Roman" w:hAnsi="Times New Roman"/>
+                <w:sz w:val="26"/>
+              </w:rPr>
+            </w:r>
           </w:p>
         </w:tc>
         <w:tc>
@@ -6476,6 +7640,12 @@
                 <w:szCs w:val="26"/>
               </w:rPr>
             </w:pPr>
+            <w:r>
+              <w:rPr>
+                <w:rFonts w:ascii="Times New Roman" w:hAnsi="Times New Roman"/>
+                <w:sz w:val="26"/>
+              </w:rPr>
+            </w:r>
           </w:p>
         </w:tc>
         <w:tc>
@@ -6497,6 +7667,12 @@
                 <w:szCs w:val="26"/>
               </w:rPr>
             </w:pPr>
+            <w:r>
+              <w:rPr>
+                <w:rFonts w:ascii="Times New Roman" w:hAnsi="Times New Roman"/>
+                <w:sz w:val="26"/>
+              </w:rPr>
+            </w:r>
           </w:p>
         </w:tc>
       </w:tr>
@@ -6576,6 +7752,12 @@
                 <w:szCs w:val="26"/>
               </w:rPr>
             </w:pPr>
+            <w:r>
+              <w:rPr>
+                <w:rFonts w:ascii="Times New Roman" w:hAnsi="Times New Roman"/>
+                <w:sz w:val="26"/>
+              </w:rPr>
+            </w:r>
           </w:p>
         </w:tc>
         <w:tc>
@@ -6597,6 +7779,12 @@
                 <w:szCs w:val="26"/>
               </w:rPr>
             </w:pPr>
+            <w:r>
+              <w:rPr>
+                <w:rFonts w:ascii="Times New Roman" w:hAnsi="Times New Roman"/>
+                <w:sz w:val="26"/>
+              </w:rPr>
+            </w:r>
           </w:p>
         </w:tc>
         <w:tc>
@@ -6618,6 +7806,12 @@
                 <w:szCs w:val="26"/>
               </w:rPr>
             </w:pPr>
+            <w:r>
+              <w:rPr>
+                <w:rFonts w:ascii="Times New Roman" w:hAnsi="Times New Roman"/>
+                <w:sz w:val="26"/>
+              </w:rPr>
+            </w:r>
           </w:p>
         </w:tc>
         <w:tc>
@@ -6639,6 +7833,12 @@
                 <w:szCs w:val="26"/>
               </w:rPr>
             </w:pPr>
+            <w:r>
+              <w:rPr>
+                <w:rFonts w:ascii="Times New Roman" w:hAnsi="Times New Roman"/>
+                <w:sz w:val="26"/>
+              </w:rPr>
+            </w:r>
           </w:p>
         </w:tc>
         <w:tc>
@@ -6660,6 +7860,12 @@
                 <w:szCs w:val="26"/>
               </w:rPr>
             </w:pPr>
+            <w:r>
+              <w:rPr>
+                <w:rFonts w:ascii="Times New Roman" w:hAnsi="Times New Roman"/>
+                <w:sz w:val="26"/>
+              </w:rPr>
+            </w:r>
           </w:p>
         </w:tc>
       </w:tr>
@@ -6739,6 +7945,13 @@
                 <w:szCs w:val="26"/>
               </w:rPr>
             </w:pPr>
+            <w:r>
+              <w:rPr>
+                <w:rFonts w:ascii="Times New Roman" w:hAnsi="Times New Roman" w:cs="Times New Roman"/>
+                <w:sz w:val="26"/>
+                <w:szCs w:val="26"/>
+              </w:rPr>
+            </w:r>
           </w:p>
         </w:tc>
         <w:tc>
@@ -6760,6 +7973,13 @@
                 <w:szCs w:val="26"/>
               </w:rPr>
             </w:pPr>
+            <w:r>
+              <w:rPr>
+                <w:rFonts w:ascii="Times New Roman" w:hAnsi="Times New Roman" w:cs="Times New Roman"/>
+                <w:sz w:val="26"/>
+                <w:szCs w:val="26"/>
+              </w:rPr>
+            </w:r>
           </w:p>
         </w:tc>
         <w:tc>
@@ -6781,6 +8001,13 @@
                 <w:szCs w:val="26"/>
               </w:rPr>
             </w:pPr>
+            <w:r>
+              <w:rPr>
+                <w:rFonts w:ascii="Times New Roman" w:hAnsi="Times New Roman" w:cs="Times New Roman"/>
+                <w:sz w:val="26"/>
+                <w:szCs w:val="26"/>
+              </w:rPr>
+            </w:r>
           </w:p>
         </w:tc>
         <w:tc>
@@ -6802,6 +8029,13 @@
                 <w:szCs w:val="26"/>
               </w:rPr>
             </w:pPr>
+            <w:r>
+              <w:rPr>
+                <w:rFonts w:ascii="Times New Roman" w:hAnsi="Times New Roman" w:cs="Times New Roman"/>
+                <w:sz w:val="26"/>
+                <w:szCs w:val="26"/>
+              </w:rPr>
+            </w:r>
           </w:p>
         </w:tc>
         <w:tc>
@@ -6823,6 +8057,13 @@
                 <w:szCs w:val="26"/>
               </w:rPr>
             </w:pPr>
+            <w:r>
+              <w:rPr>
+                <w:rFonts w:ascii="Times New Roman" w:hAnsi="Times New Roman" w:cs="Times New Roman"/>
+                <w:sz w:val="26"/>
+                <w:szCs w:val="26"/>
+              </w:rPr>
+            </w:r>
           </w:p>
         </w:tc>
       </w:tr>
@@ -6902,6 +8143,13 @@
                 <w:szCs w:val="26"/>
               </w:rPr>
             </w:pPr>
+            <w:r>
+              <w:rPr>
+                <w:rFonts w:ascii="Times New Roman" w:hAnsi="Times New Roman" w:cs="Times New Roman"/>
+                <w:sz w:val="26"/>
+                <w:szCs w:val="26"/>
+              </w:rPr>
+            </w:r>
           </w:p>
         </w:tc>
         <w:tc>
@@ -6923,6 +8171,13 @@
                 <w:szCs w:val="26"/>
               </w:rPr>
             </w:pPr>
+            <w:r>
+              <w:rPr>
+                <w:rFonts w:ascii="Times New Roman" w:hAnsi="Times New Roman" w:cs="Times New Roman"/>
+                <w:sz w:val="26"/>
+                <w:szCs w:val="26"/>
+              </w:rPr>
+            </w:r>
           </w:p>
         </w:tc>
         <w:tc>
@@ -6944,6 +8199,13 @@
                 <w:szCs w:val="26"/>
               </w:rPr>
             </w:pPr>
+            <w:r>
+              <w:rPr>
+                <w:rFonts w:ascii="Times New Roman" w:hAnsi="Times New Roman" w:cs="Times New Roman"/>
+                <w:sz w:val="26"/>
+                <w:szCs w:val="26"/>
+              </w:rPr>
+            </w:r>
           </w:p>
         </w:tc>
         <w:tc>
@@ -6965,6 +8227,13 @@
                 <w:szCs w:val="26"/>
               </w:rPr>
             </w:pPr>
+            <w:r>
+              <w:rPr>
+                <w:rFonts w:ascii="Times New Roman" w:hAnsi="Times New Roman" w:cs="Times New Roman"/>
+                <w:sz w:val="26"/>
+                <w:szCs w:val="26"/>
+              </w:rPr>
+            </w:r>
           </w:p>
         </w:tc>
         <w:tc>
@@ -6986,6 +8255,13 @@
                 <w:szCs w:val="26"/>
               </w:rPr>
             </w:pPr>
+            <w:r>
+              <w:rPr>
+                <w:rFonts w:ascii="Times New Roman" w:hAnsi="Times New Roman" w:cs="Times New Roman"/>
+                <w:sz w:val="26"/>
+                <w:szCs w:val="26"/>
+              </w:rPr>
+            </w:r>
           </w:p>
         </w:tc>
       </w:tr>
@@ -7065,6 +8341,12 @@
                 <w:szCs w:val="26"/>
               </w:rPr>
             </w:pPr>
+            <w:r>
+              <w:rPr>
+                <w:rFonts w:ascii="Times New Roman" w:hAnsi="Times New Roman"/>
+                <w:sz w:val="26"/>
+              </w:rPr>
+            </w:r>
           </w:p>
         </w:tc>
         <w:tc>
@@ -7086,6 +8368,12 @@
                 <w:szCs w:val="26"/>
               </w:rPr>
             </w:pPr>
+            <w:r>
+              <w:rPr>
+                <w:rFonts w:ascii="Times New Roman" w:hAnsi="Times New Roman"/>
+                <w:sz w:val="26"/>
+              </w:rPr>
+            </w:r>
           </w:p>
         </w:tc>
         <w:tc>
@@ -7107,6 +8395,12 @@
                 <w:szCs w:val="26"/>
               </w:rPr>
             </w:pPr>
+            <w:r>
+              <w:rPr>
+                <w:rFonts w:ascii="Times New Roman" w:hAnsi="Times New Roman"/>
+                <w:sz w:val="26"/>
+              </w:rPr>
+            </w:r>
           </w:p>
         </w:tc>
         <w:tc>
@@ -7128,6 +8422,12 @@
                 <w:szCs w:val="26"/>
               </w:rPr>
             </w:pPr>
+            <w:r>
+              <w:rPr>
+                <w:rFonts w:ascii="Times New Roman" w:hAnsi="Times New Roman"/>
+                <w:sz w:val="26"/>
+              </w:rPr>
+            </w:r>
           </w:p>
         </w:tc>
         <w:tc>
@@ -7149,6 +8449,12 @@
                 <w:szCs w:val="26"/>
               </w:rPr>
             </w:pPr>
+            <w:r>
+              <w:rPr>
+                <w:rFonts w:ascii="Times New Roman" w:hAnsi="Times New Roman"/>
+                <w:sz w:val="26"/>
+              </w:rPr>
+            </w:r>
           </w:p>
         </w:tc>
       </w:tr>
@@ -7232,6 +8538,13 @@
                 <w:szCs w:val="26"/>
               </w:rPr>
             </w:pPr>
+            <w:r>
+              <w:rPr>
+                <w:rFonts w:ascii="Times New Roman" w:hAnsi="Times New Roman" w:cs="Times New Roman"/>
+                <w:sz w:val="26"/>
+                <w:szCs w:val="26"/>
+              </w:rPr>
+            </w:r>
           </w:p>
         </w:tc>
         <w:tc>
@@ -7253,6 +8566,13 @@
                 <w:szCs w:val="26"/>
               </w:rPr>
             </w:pPr>
+            <w:r>
+              <w:rPr>
+                <w:rFonts w:ascii="Times New Roman" w:hAnsi="Times New Roman" w:cs="Times New Roman"/>
+                <w:sz w:val="26"/>
+                <w:szCs w:val="26"/>
+              </w:rPr>
+            </w:r>
           </w:p>
         </w:tc>
         <w:tc>
@@ -7274,6 +8594,13 @@
                 <w:szCs w:val="26"/>
               </w:rPr>
             </w:pPr>
+            <w:r>
+              <w:rPr>
+                <w:rFonts w:ascii="Times New Roman" w:hAnsi="Times New Roman" w:cs="Times New Roman"/>
+                <w:sz w:val="26"/>
+                <w:szCs w:val="26"/>
+              </w:rPr>
+            </w:r>
           </w:p>
         </w:tc>
         <w:tc>
@@ -7295,6 +8622,13 @@
                 <w:szCs w:val="26"/>
               </w:rPr>
             </w:pPr>
+            <w:r>
+              <w:rPr>
+                <w:rFonts w:ascii="Times New Roman" w:hAnsi="Times New Roman" w:cs="Times New Roman"/>
+                <w:sz w:val="26"/>
+                <w:szCs w:val="26"/>
+              </w:rPr>
+            </w:r>
           </w:p>
         </w:tc>
         <w:tc>
@@ -7316,6 +8650,13 @@
                 <w:szCs w:val="26"/>
               </w:rPr>
             </w:pPr>
+            <w:r>
+              <w:rPr>
+                <w:rFonts w:ascii="Times New Roman" w:hAnsi="Times New Roman" w:cs="Times New Roman"/>
+                <w:sz w:val="26"/>
+                <w:szCs w:val="26"/>
+              </w:rPr>
+            </w:r>
           </w:p>
         </w:tc>
       </w:tr>
@@ -7395,6 +8736,13 @@
                 <w:szCs w:val="26"/>
               </w:rPr>
             </w:pPr>
+            <w:r>
+              <w:rPr>
+                <w:rFonts w:ascii="Times New Roman" w:hAnsi="Times New Roman" w:cs="Times New Roman"/>
+                <w:sz w:val="26"/>
+                <w:szCs w:val="26"/>
+              </w:rPr>
+            </w:r>
           </w:p>
         </w:tc>
         <w:tc>
@@ -7416,6 +8764,13 @@
                 <w:szCs w:val="26"/>
               </w:rPr>
             </w:pPr>
+            <w:r>
+              <w:rPr>
+                <w:rFonts w:ascii="Times New Roman" w:hAnsi="Times New Roman" w:cs="Times New Roman"/>
+                <w:sz w:val="26"/>
+                <w:szCs w:val="26"/>
+              </w:rPr>
+            </w:r>
           </w:p>
         </w:tc>
         <w:tc>
@@ -7437,6 +8792,13 @@
                 <w:szCs w:val="26"/>
               </w:rPr>
             </w:pPr>
+            <w:r>
+              <w:rPr>
+                <w:rFonts w:ascii="Times New Roman" w:hAnsi="Times New Roman" w:cs="Times New Roman"/>
+                <w:sz w:val="26"/>
+                <w:szCs w:val="26"/>
+              </w:rPr>
+            </w:r>
           </w:p>
         </w:tc>
         <w:tc>
@@ -7458,6 +8820,13 @@
                 <w:szCs w:val="26"/>
               </w:rPr>
             </w:pPr>
+            <w:r>
+              <w:rPr>
+                <w:rFonts w:ascii="Times New Roman" w:hAnsi="Times New Roman" w:cs="Times New Roman"/>
+                <w:sz w:val="26"/>
+                <w:szCs w:val="26"/>
+              </w:rPr>
+            </w:r>
           </w:p>
         </w:tc>
         <w:tc>
@@ -7479,6 +8848,13 @@
                 <w:szCs w:val="26"/>
               </w:rPr>
             </w:pPr>
+            <w:r>
+              <w:rPr>
+                <w:rFonts w:ascii="Times New Roman" w:hAnsi="Times New Roman" w:cs="Times New Roman"/>
+                <w:sz w:val="26"/>
+                <w:szCs w:val="26"/>
+              </w:rPr>
+            </w:r>
           </w:p>
         </w:tc>
       </w:tr>
@@ -7558,6 +8934,13 @@
                 <w:szCs w:val="26"/>
               </w:rPr>
             </w:pPr>
+            <w:r>
+              <w:rPr>
+                <w:rFonts w:ascii="Times New Roman" w:hAnsi="Times New Roman" w:cs="Times New Roman"/>
+                <w:sz w:val="26"/>
+                <w:szCs w:val="26"/>
+              </w:rPr>
+            </w:r>
           </w:p>
         </w:tc>
         <w:tc>
@@ -7579,6 +8962,13 @@
                 <w:szCs w:val="26"/>
               </w:rPr>
             </w:pPr>
+            <w:r>
+              <w:rPr>
+                <w:rFonts w:ascii="Times New Roman" w:hAnsi="Times New Roman" w:cs="Times New Roman"/>
+                <w:sz w:val="26"/>
+                <w:szCs w:val="26"/>
+              </w:rPr>
+            </w:r>
           </w:p>
         </w:tc>
         <w:tc>
@@ -7600,6 +8990,13 @@
                 <w:szCs w:val="26"/>
               </w:rPr>
             </w:pPr>
+            <w:r>
+              <w:rPr>
+                <w:rFonts w:ascii="Times New Roman" w:hAnsi="Times New Roman" w:cs="Times New Roman"/>
+                <w:sz w:val="26"/>
+                <w:szCs w:val="26"/>
+              </w:rPr>
+            </w:r>
           </w:p>
         </w:tc>
         <w:tc>
@@ -7621,6 +9018,13 @@
                 <w:szCs w:val="26"/>
               </w:rPr>
             </w:pPr>
+            <w:r>
+              <w:rPr>
+                <w:rFonts w:ascii="Times New Roman" w:hAnsi="Times New Roman" w:cs="Times New Roman"/>
+                <w:sz w:val="26"/>
+                <w:szCs w:val="26"/>
+              </w:rPr>
+            </w:r>
           </w:p>
         </w:tc>
         <w:tc>
@@ -7642,6 +9046,13 @@
                 <w:szCs w:val="26"/>
               </w:rPr>
             </w:pPr>
+            <w:r>
+              <w:rPr>
+                <w:rFonts w:ascii="Times New Roman" w:hAnsi="Times New Roman" w:cs="Times New Roman"/>
+                <w:sz w:val="26"/>
+                <w:szCs w:val="26"/>
+              </w:rPr>
+            </w:r>
           </w:p>
         </w:tc>
       </w:tr>
@@ -7721,6 +9132,13 @@
                 <w:szCs w:val="26"/>
               </w:rPr>
             </w:pPr>
+            <w:r>
+              <w:rPr>
+                <w:rFonts w:ascii="Times New Roman" w:hAnsi="Times New Roman" w:cs="Times New Roman"/>
+                <w:sz w:val="26"/>
+                <w:szCs w:val="26"/>
+              </w:rPr>
+            </w:r>
           </w:p>
         </w:tc>
         <w:tc>
@@ -7742,6 +9160,13 @@
                 <w:szCs w:val="26"/>
               </w:rPr>
             </w:pPr>
+            <w:r>
+              <w:rPr>
+                <w:rFonts w:ascii="Times New Roman" w:hAnsi="Times New Roman" w:cs="Times New Roman"/>
+                <w:sz w:val="26"/>
+                <w:szCs w:val="26"/>
+              </w:rPr>
+            </w:r>
           </w:p>
         </w:tc>
         <w:tc>
@@ -7763,6 +9188,13 @@
                 <w:szCs w:val="26"/>
               </w:rPr>
             </w:pPr>
+            <w:r>
+              <w:rPr>
+                <w:rFonts w:ascii="Times New Roman" w:hAnsi="Times New Roman" w:cs="Times New Roman"/>
+                <w:sz w:val="26"/>
+                <w:szCs w:val="26"/>
+              </w:rPr>
+            </w:r>
           </w:p>
         </w:tc>
         <w:tc>
@@ -7784,6 +9216,13 @@
                 <w:szCs w:val="26"/>
               </w:rPr>
             </w:pPr>
+            <w:r>
+              <w:rPr>
+                <w:rFonts w:ascii="Times New Roman" w:hAnsi="Times New Roman" w:cs="Times New Roman"/>
+                <w:sz w:val="26"/>
+                <w:szCs w:val="26"/>
+              </w:rPr>
+            </w:r>
           </w:p>
         </w:tc>
         <w:tc>
@@ -7805,6 +9244,13 @@
                 <w:szCs w:val="26"/>
               </w:rPr>
             </w:pPr>
+            <w:r>
+              <w:rPr>
+                <w:rFonts w:ascii="Times New Roman" w:hAnsi="Times New Roman" w:cs="Times New Roman"/>
+                <w:sz w:val="26"/>
+                <w:szCs w:val="26"/>
+              </w:rPr>
+            </w:r>
           </w:p>
         </w:tc>
       </w:tr>
@@ -7884,6 +9330,12 @@
                 <w:szCs w:val="26"/>
               </w:rPr>
             </w:pPr>
+            <w:r>
+              <w:rPr>
+                <w:rFonts w:ascii="Times New Roman" w:hAnsi="Times New Roman"/>
+                <w:sz w:val="26"/>
+              </w:rPr>
+            </w:r>
           </w:p>
         </w:tc>
         <w:tc>
@@ -7905,6 +9357,12 @@
                 <w:szCs w:val="26"/>
               </w:rPr>
             </w:pPr>
+            <w:r>
+              <w:rPr>
+                <w:rFonts w:ascii="Times New Roman" w:hAnsi="Times New Roman"/>
+                <w:sz w:val="26"/>
+              </w:rPr>
+            </w:r>
           </w:p>
         </w:tc>
         <w:tc>
@@ -7926,6 +9384,12 @@
                 <w:szCs w:val="26"/>
               </w:rPr>
             </w:pPr>
+            <w:r>
+              <w:rPr>
+                <w:rFonts w:ascii="Times New Roman" w:hAnsi="Times New Roman"/>
+                <w:sz w:val="26"/>
+              </w:rPr>
+            </w:r>
           </w:p>
         </w:tc>
         <w:tc>
@@ -7947,6 +9411,12 @@
                 <w:szCs w:val="26"/>
               </w:rPr>
             </w:pPr>
+            <w:r>
+              <w:rPr>
+                <w:rFonts w:ascii="Times New Roman" w:hAnsi="Times New Roman"/>
+                <w:sz w:val="26"/>
+              </w:rPr>
+            </w:r>
           </w:p>
         </w:tc>
         <w:tc>
@@ -7968,6 +9438,12 @@
                 <w:szCs w:val="26"/>
               </w:rPr>
             </w:pPr>
+            <w:r>
+              <w:rPr>
+                <w:rFonts w:ascii="Times New Roman" w:hAnsi="Times New Roman"/>
+                <w:sz w:val="26"/>
+              </w:rPr>
+            </w:r>
           </w:p>
         </w:tc>
       </w:tr>
@@ -8451,6 +9927,13 @@
                 <w:szCs w:val="26"/>
               </w:rPr>
             </w:pPr>
+            <w:r>
+              <w:rPr>
+                <w:rFonts w:ascii="Times New Roman" w:hAnsi="Times New Roman" w:cs="Times New Roman"/>
+                <w:sz w:val="26"/>
+                <w:szCs w:val="26"/>
+              </w:rPr>
+            </w:r>
           </w:p>
         </w:tc>
         <w:tc>
@@ -8472,6 +9955,13 @@
                 <w:szCs w:val="26"/>
               </w:rPr>
             </w:pPr>
+            <w:r>
+              <w:rPr>
+                <w:rFonts w:ascii="Times New Roman" w:hAnsi="Times New Roman" w:cs="Times New Roman"/>
+                <w:sz w:val="26"/>
+                <w:szCs w:val="26"/>
+              </w:rPr>
+            </w:r>
           </w:p>
         </w:tc>
         <w:tc>
@@ -8493,6 +9983,13 @@
                 <w:szCs w:val="26"/>
               </w:rPr>
             </w:pPr>
+            <w:r>
+              <w:rPr>
+                <w:rFonts w:ascii="Times New Roman" w:hAnsi="Times New Roman" w:cs="Times New Roman"/>
+                <w:sz w:val="26"/>
+                <w:szCs w:val="26"/>
+              </w:rPr>
+            </w:r>
           </w:p>
         </w:tc>
         <w:tc>
@@ -8514,6 +10011,13 @@
                 <w:szCs w:val="26"/>
               </w:rPr>
             </w:pPr>
+            <w:r>
+              <w:rPr>
+                <w:rFonts w:ascii="Times New Roman" w:hAnsi="Times New Roman" w:cs="Times New Roman"/>
+                <w:sz w:val="26"/>
+                <w:szCs w:val="26"/>
+              </w:rPr>
+            </w:r>
           </w:p>
         </w:tc>
         <w:tc>
@@ -8535,6 +10039,13 @@
                 <w:szCs w:val="26"/>
               </w:rPr>
             </w:pPr>
+            <w:r>
+              <w:rPr>
+                <w:rFonts w:ascii="Times New Roman" w:hAnsi="Times New Roman" w:cs="Times New Roman"/>
+                <w:sz w:val="26"/>
+                <w:szCs w:val="26"/>
+              </w:rPr>
+            </w:r>
           </w:p>
         </w:tc>
       </w:tr>
@@ -8611,6 +10122,12 @@
                 <w:szCs w:val="26"/>
               </w:rPr>
             </w:pPr>
+            <w:r>
+              <w:rPr>
+                <w:rFonts w:ascii="Times New Roman" w:hAnsi="Times New Roman"/>
+                <w:sz w:val="26"/>
+              </w:rPr>
+            </w:r>
           </w:p>
         </w:tc>
         <w:tc>
@@ -8632,6 +10149,12 @@
                 <w:szCs w:val="26"/>
               </w:rPr>
             </w:pPr>
+            <w:r>
+              <w:rPr>
+                <w:rFonts w:ascii="Times New Roman" w:hAnsi="Times New Roman"/>
+                <w:sz w:val="26"/>
+              </w:rPr>
+            </w:r>
           </w:p>
         </w:tc>
         <w:tc>
@@ -8653,6 +10176,12 @@
                 <w:szCs w:val="26"/>
               </w:rPr>
             </w:pPr>
+            <w:r>
+              <w:rPr>
+                <w:rFonts w:ascii="Times New Roman" w:hAnsi="Times New Roman"/>
+                <w:sz w:val="26"/>
+              </w:rPr>
+            </w:r>
           </w:p>
         </w:tc>
         <w:tc>
@@ -8674,6 +10203,12 @@
                 <w:szCs w:val="26"/>
               </w:rPr>
             </w:pPr>
+            <w:r>
+              <w:rPr>
+                <w:rFonts w:ascii="Times New Roman" w:hAnsi="Times New Roman"/>
+                <w:sz w:val="26"/>
+              </w:rPr>
+            </w:r>
           </w:p>
         </w:tc>
         <w:tc>
@@ -8695,6 +10230,12 @@
                 <w:szCs w:val="26"/>
               </w:rPr>
             </w:pPr>
+            <w:r>
+              <w:rPr>
+                <w:rFonts w:ascii="Times New Roman" w:hAnsi="Times New Roman"/>
+                <w:sz w:val="26"/>
+              </w:rPr>
+            </w:r>
           </w:p>
         </w:tc>
       </w:tr>
@@ -8771,6 +10312,12 @@
                 <w:szCs w:val="26"/>
               </w:rPr>
             </w:pPr>
+            <w:r>
+              <w:rPr>
+                <w:rFonts w:ascii="Times New Roman" w:hAnsi="Times New Roman"/>
+                <w:sz w:val="26"/>
+              </w:rPr>
+            </w:r>
           </w:p>
         </w:tc>
         <w:tc>
@@ -8792,6 +10339,12 @@
                 <w:szCs w:val="26"/>
               </w:rPr>
             </w:pPr>
+            <w:r>
+              <w:rPr>
+                <w:rFonts w:ascii="Times New Roman" w:hAnsi="Times New Roman"/>
+                <w:sz w:val="26"/>
+              </w:rPr>
+            </w:r>
           </w:p>
         </w:tc>
         <w:tc>
@@ -8813,6 +10366,12 @@
                 <w:szCs w:val="26"/>
               </w:rPr>
             </w:pPr>
+            <w:r>
+              <w:rPr>
+                <w:rFonts w:ascii="Times New Roman" w:hAnsi="Times New Roman"/>
+                <w:sz w:val="26"/>
+              </w:rPr>
+            </w:r>
           </w:p>
         </w:tc>
         <w:tc>
@@ -8834,6 +10393,12 @@
                 <w:szCs w:val="26"/>
               </w:rPr>
             </w:pPr>
+            <w:r>
+              <w:rPr>
+                <w:rFonts w:ascii="Times New Roman" w:hAnsi="Times New Roman"/>
+                <w:sz w:val="26"/>
+              </w:rPr>
+            </w:r>
           </w:p>
         </w:tc>
         <w:tc>
@@ -8855,6 +10420,12 @@
                 <w:szCs w:val="26"/>
               </w:rPr>
             </w:pPr>
+            <w:r>
+              <w:rPr>
+                <w:rFonts w:ascii="Times New Roman" w:hAnsi="Times New Roman"/>
+                <w:sz w:val="26"/>
+              </w:rPr>
+            </w:r>
           </w:p>
         </w:tc>
       </w:tr>
@@ -8949,6 +10520,27 @@
               <w:br/>
               <w:t>…………………………………………………………………</w:t>
             </w:r>
+            <w:r>
+              <w:rPr>
+                <w:rFonts w:ascii="Times New Roman" w:hAnsi="Times New Roman" w:cs="Times New Roman"/>
+                <w:sz w:val="26"/>
+                <w:szCs w:val="26"/>
+              </w:rPr>
+            </w:r>
+            <w:r>
+              <w:rPr>
+                <w:rFonts w:ascii="Times New Roman" w:hAnsi="Times New Roman" w:cs="Times New Roman"/>
+                <w:sz w:val="26"/>
+                <w:szCs w:val="26"/>
+              </w:rPr>
+            </w:r>
+            <w:r>
+              <w:rPr>
+                <w:rFonts w:ascii="Times New Roman" w:hAnsi="Times New Roman" w:cs="Times New Roman"/>
+                <w:sz w:val="26"/>
+                <w:szCs w:val="26"/>
+              </w:rPr>
+            </w:r>
           </w:p>
         </w:tc>
         <w:tc>
@@ -8970,49 +10562,30 @@
                 <w:sz w:val="26"/>
               </w:rPr>
               <w:t>Ngày 11 tháng 9 năm 2026</w:t>
-            </w:r>
-            <w:r>
-              <w:rPr>
-                <w:rFonts w:ascii="Times New Roman" w:hAnsi="Times New Roman"/>
-                <w:sz w:val="26"/>
-              </w:rPr>
               <w:br/>
+            </w:r>
+            <w:r>
+              <w:rPr>
+                <w:rFonts w:ascii="Times New Roman" w:hAnsi="Times New Roman"/>
+                <w:sz w:val="26"/>
+              </w:rPr>
               <w:t>Tổ trưởng</w:t>
-            </w:r>
-            <w:r>
-              <w:rPr>
-                <w:rFonts w:ascii="Times New Roman" w:hAnsi="Times New Roman"/>
-                <w:sz w:val="26"/>
-              </w:rPr>
               <w:br/>
-            </w:r>
-            <w:r>
-              <w:rPr>
-                <w:rFonts w:ascii="Times New Roman" w:hAnsi="Times New Roman"/>
-                <w:sz w:val="26"/>
-              </w:rPr>
               <w:br/>
-            </w:r>
-            <w:r>
-              <w:rPr>
-                <w:rFonts w:ascii="Times New Roman" w:hAnsi="Times New Roman"/>
-                <w:sz w:val="26"/>
-              </w:rPr>
               <w:br/>
-            </w:r>
-            <w:r>
-              <w:rPr>
-                <w:rFonts w:ascii="Times New Roman" w:hAnsi="Times New Roman"/>
-                <w:sz w:val="26"/>
-              </w:rPr>
               <w:br/>
+            </w:r>
+            <w:r>
+              <w:rPr>
+                <w:rFonts w:ascii="Times New Roman" w:hAnsi="Times New Roman"/>
+                <w:sz w:val="26"/>
+              </w:rPr>
               <w:t>Nguyễn Thị Ngọc Ánh</w:t>
             </w:r>
           </w:p>
         </w:tc>
       </w:tr>
     </w:tbl>
-    <w:p/>
     <w:sectPr>
       <w:headerReference w:type="default" r:id="rId7"/>
       <w:footerReference w:type="default" r:id="rId8"/>
@@ -9027,7 +10600,7 @@
 </file>
 
 <file path=word/endnotes.xml><?xml version="1.0" encoding="utf-8"?>
-<w:endnotes xmlns:wpc="http://schemas.microsoft.com/office/word/2010/wordprocessingCanvas" xmlns:cx="http://schemas.microsoft.com/office/drawing/2014/chartex" xmlns:cx1="http://schemas.microsoft.com/office/drawing/2015/9/8/chartex" xmlns:cx2="http://schemas.microsoft.com/office/drawing/2015/10/21/chartex" xmlns:cx3="http://schemas.microsoft.com/office/drawing/2016/5/9/chartex" xmlns:cx4="http://schemas.microsoft.com/office/drawing/2016/5/10/chartex" xmlns:cx5="http://schemas.microsoft.com/office/drawing/2016/5/11/chartex" xmlns:cx6="http://schemas.microsoft.com/office/drawing/2016/5/12/chartex" xmlns:cx7="http://schemas.microsoft.com/office/drawing/2016/5/13/chartex" xmlns:cx8="http://schemas.microsoft.com/office/drawing/2016/5/14/chartex" xmlns:mc="http://schemas.openxmlformats.org/markup-compatibility/2006" xmlns:aink="http://schemas.microsoft.com/office/drawing/2016/ink" xmlns:am3d="http://schemas.microsoft.com/office/drawing/2017/model3d" xmlns:o="urn:schemas-microsoft-com:office:office" xmlns:oel="http://schemas.microsoft.com/office/2019/extlst" xmlns:r="http://schemas.openxmlformats.org/officeDocument/2006/relationships" xmlns:m="http://schemas.openxmlformats.org/officeDocument/2006/math" xmlns:v="urn:schemas-microsoft-com:vml" xmlns:wp14="http://schemas.microsoft.com/office/word/2010/wordprocessingDrawing" xmlns:wp="http://schemas.openxmlformats.org/drawingml/2006/wordprocessingDrawing" xmlns:w10="urn:schemas-microsoft-com:office:word" xmlns:w="http://schemas.openxmlformats.org/wordprocessingml/2006/main" xmlns:w14="http://schemas.microsoft.com/office/word/2010/wordml" xmlns:w15="http://schemas.microsoft.com/office/word/2012/wordml" xmlns:w16cex="http://schemas.microsoft.com/office/word/2018/wordml/cex" xmlns:w16cid="http://schemas.microsoft.com/office/word/2016/wordml/cid" xmlns:w16="http://schemas.microsoft.com/office/word/2018/wordml" xmlns:w16du="http://schemas.microsoft.com/office/word/2023/wordml/word16du" xmlns:w16sdtdh="http://schemas.microsoft.com/office/word/2020/wordml/sdtdatahash" xmlns:w16sdtfl="http://schemas.microsoft.com/office/word/2024/wordml/sdtformatlock" xmlns:w16se="http://schemas.microsoft.com/office/word/2015/wordml/symex" xmlns:wpg="http://schemas.microsoft.com/office/word/2010/wordprocessingGroup" xmlns:wpi="http://schemas.microsoft.com/office/word/2010/wordprocessingInk" xmlns:wne="http://schemas.microsoft.com/office/word/2006/wordml" xmlns:wps="http://schemas.microsoft.com/office/word/2010/wordprocessingShape" mc:Ignorable="w14 w15 w16se w16cid w16 w16cex w16sdtdh w16sdtfl w16du wp14">
+<w:endnotes xmlns:wpc="http://schemas.microsoft.com/office/word/2010/wordprocessingCanvas" xmlns:cx="http://schemas.microsoft.com/office/drawing/2014/chartex" xmlns:cx1="http://schemas.microsoft.com/office/drawing/2015/9/8/chartex" xmlns:cx2="http://schemas.microsoft.com/office/drawing/2015/10/21/chartex" xmlns:cx3="http://schemas.microsoft.com/office/drawing/2016/5/9/chartex" xmlns:cx4="http://schemas.microsoft.com/office/drawing/2016/5/10/chartex" xmlns:cx5="http://schemas.microsoft.com/office/drawing/2016/5/11/chartex" xmlns:cx6="http://schemas.microsoft.com/office/drawing/2016/5/12/chartex" xmlns:cx7="http://schemas.microsoft.com/office/drawing/2016/5/13/chartex" xmlns:cx8="http://schemas.microsoft.com/office/drawing/2016/5/14/chartex" xmlns:mc="http://schemas.openxmlformats.org/markup-compatibility/2006" xmlns:aink="http://schemas.microsoft.com/office/drawing/2016/ink" xmlns:am3d="http://schemas.microsoft.com/office/drawing/2017/model3d" xmlns:o="urn:schemas-microsoft-com:office:office" xmlns:oel="http://schemas.microsoft.com/office/2019/extlst" xmlns:r="http://schemas.openxmlformats.org/officeDocument/2006/relationships" xmlns:m="http://schemas.openxmlformats.org/officeDocument/2006/math" xmlns:v="urn:schemas-microsoft-com:vml" xmlns:wp14="http://schemas.microsoft.com/office/word/2010/wordprocessingDrawing" xmlns:wp="http://schemas.openxmlformats.org/drawingml/2006/wordprocessingDrawing" xmlns:w10="urn:schemas-microsoft-com:office:word" xmlns:w="http://schemas.openxmlformats.org/wordprocessingml/2006/main" xmlns:w14="http://schemas.microsoft.com/office/word/2010/wordml" xmlns:w15="http://schemas.microsoft.com/office/word/2012/wordml" xmlns:w16cei="http://schemas.microsoft.com/office/word/2026/wordml/cei" xmlns:w16cex="http://schemas.microsoft.com/office/word/2018/wordml/cex" xmlns:w16cid="http://schemas.microsoft.com/office/word/2016/wordml/cid" xmlns:w16="http://schemas.microsoft.com/office/word/2018/wordml" xmlns:w16du="http://schemas.microsoft.com/office/word/2023/wordml/word16du" xmlns:w16sdtdh="http://schemas.microsoft.com/office/word/2020/wordml/sdtdatahash" xmlns:w16sdtfl="http://schemas.microsoft.com/office/word/2024/wordml/sdtformatlock" xmlns:w16se="http://schemas.microsoft.com/office/word/2015/wordml/symex" xmlns:wpg="http://schemas.microsoft.com/office/word/2010/wordprocessingGroup" xmlns:wpi="http://schemas.microsoft.com/office/word/2010/wordprocessingInk" xmlns:wne="http://schemas.microsoft.com/office/word/2006/wordml" xmlns:wps="http://schemas.microsoft.com/office/word/2010/wordprocessingShape" mc:Ignorable="w14 w15 w16se w16cid w16 w16cex w16sdtdh w16sdtfl w16du wp14">
   <w:endnote w:type="separator" w:id="-1">
     <w:p>
       <w:pPr>
@@ -9052,7 +10625,7 @@
 </file>
 
 <file path=word/footer1.xml><?xml version="1.0" encoding="utf-8"?>
-<w:ftr xmlns:wpc="http://schemas.microsoft.com/office/word/2010/wordprocessingCanvas" xmlns:cx="http://schemas.microsoft.com/office/drawing/2014/chartex" xmlns:cx1="http://schemas.microsoft.com/office/drawing/2015/9/8/chartex" xmlns:cx2="http://schemas.microsoft.com/office/drawing/2015/10/21/chartex" xmlns:cx3="http://schemas.microsoft.com/office/drawing/2016/5/9/chartex" xmlns:cx4="http://schemas.microsoft.com/office/drawing/2016/5/10/chartex" xmlns:cx5="http://schemas.microsoft.com/office/drawing/2016/5/11/chartex" xmlns:cx6="http://schemas.microsoft.com/office/drawing/2016/5/12/chartex" xmlns:cx7="http://schemas.microsoft.com/office/drawing/2016/5/13/chartex" xmlns:cx8="http://schemas.microsoft.com/office/drawing/2016/5/14/chartex" xmlns:mc="http://schemas.openxmlformats.org/markup-compatibility/2006" xmlns:aink="http://schemas.microsoft.com/office/drawing/2016/ink" xmlns:am3d="http://schemas.microsoft.com/office/drawing/2017/model3d" xmlns:o="urn:schemas-microsoft-com:office:office" xmlns:oel="http://schemas.microsoft.com/office/2019/extlst" xmlns:r="http://schemas.openxmlformats.org/officeDocument/2006/relationships" xmlns:m="http://schemas.openxmlformats.org/officeDocument/2006/math" xmlns:v="urn:schemas-microsoft-com:vml" xmlns:wp14="http://schemas.microsoft.com/office/word/2010/wordprocessingDrawing" xmlns:wp="http://schemas.openxmlformats.org/drawingml/2006/wordprocessingDrawing" xmlns:w10="urn:schemas-microsoft-com:office:word" xmlns:w="http://schemas.openxmlformats.org/wordprocessingml/2006/main" xmlns:w14="http://schemas.microsoft.com/office/word/2010/wordml" xmlns:w15="http://schemas.microsoft.com/office/word/2012/wordml" xmlns:w16cex="http://schemas.microsoft.com/office/word/2018/wordml/cex" xmlns:w16cid="http://schemas.microsoft.com/office/word/2016/wordml/cid" xmlns:w16="http://schemas.microsoft.com/office/word/2018/wordml" xmlns:w16du="http://schemas.microsoft.com/office/word/2023/wordml/word16du" xmlns:w16sdtdh="http://schemas.microsoft.com/office/word/2020/wordml/sdtdatahash" xmlns:w16sdtfl="http://schemas.microsoft.com/office/word/2024/wordml/sdtformatlock" xmlns:w16se="http://schemas.microsoft.com/office/word/2015/wordml/symex" xmlns:wpg="http://schemas.microsoft.com/office/word/2010/wordprocessingGroup" xmlns:wpi="http://schemas.microsoft.com/office/word/2010/wordprocessingInk" xmlns:wne="http://schemas.microsoft.com/office/word/2006/wordml" xmlns:wps="http://schemas.microsoft.com/office/word/2010/wordprocessingShape" mc:Ignorable="w14 w15 w16se w16cid w16 w16cex w16sdtdh w16sdtfl w16du wp14">
+<w:ftr xmlns:wpc="http://schemas.microsoft.com/office/word/2010/wordprocessingCanvas" xmlns:cx="http://schemas.microsoft.com/office/drawing/2014/chartex" xmlns:cx1="http://schemas.microsoft.com/office/drawing/2015/9/8/chartex" xmlns:cx2="http://schemas.microsoft.com/office/drawing/2015/10/21/chartex" xmlns:cx3="http://schemas.microsoft.com/office/drawing/2016/5/9/chartex" xmlns:cx4="http://schemas.microsoft.com/office/drawing/2016/5/10/chartex" xmlns:cx5="http://schemas.microsoft.com/office/drawing/2016/5/11/chartex" xmlns:cx6="http://schemas.microsoft.com/office/drawing/2016/5/12/chartex" xmlns:cx7="http://schemas.microsoft.com/office/drawing/2016/5/13/chartex" xmlns:cx8="http://schemas.microsoft.com/office/drawing/2016/5/14/chartex" xmlns:mc="http://schemas.openxmlformats.org/markup-compatibility/2006" xmlns:aink="http://schemas.microsoft.com/office/drawing/2016/ink" xmlns:am3d="http://schemas.microsoft.com/office/drawing/2017/model3d" xmlns:o="urn:schemas-microsoft-com:office:office" xmlns:oel="http://schemas.microsoft.com/office/2019/extlst" xmlns:r="http://schemas.openxmlformats.org/officeDocument/2006/relationships" xmlns:m="http://schemas.openxmlformats.org/officeDocument/2006/math" xmlns:v="urn:schemas-microsoft-com:vml" xmlns:wp14="http://schemas.microsoft.com/office/word/2010/wordprocessingDrawing" xmlns:wp="http://schemas.openxmlformats.org/drawingml/2006/wordprocessingDrawing" xmlns:w10="urn:schemas-microsoft-com:office:word" xmlns:w="http://schemas.openxmlformats.org/wordprocessingml/2006/main" xmlns:w14="http://schemas.microsoft.com/office/word/2010/wordml" xmlns:w15="http://schemas.microsoft.com/office/word/2012/wordml" xmlns:w16cei="http://schemas.microsoft.com/office/word/2026/wordml/cei" xmlns:w16cex="http://schemas.microsoft.com/office/word/2018/wordml/cex" xmlns:w16cid="http://schemas.microsoft.com/office/word/2016/wordml/cid" xmlns:w16="http://schemas.microsoft.com/office/word/2018/wordml" xmlns:w16du="http://schemas.microsoft.com/office/word/2023/wordml/word16du" xmlns:w16sdtdh="http://schemas.microsoft.com/office/word/2020/wordml/sdtdatahash" xmlns:w16sdtfl="http://schemas.microsoft.com/office/word/2024/wordml/sdtformatlock" xmlns:w16se="http://schemas.microsoft.com/office/word/2015/wordml/symex" xmlns:wpg="http://schemas.microsoft.com/office/word/2010/wordprocessingGroup" xmlns:wpi="http://schemas.microsoft.com/office/word/2010/wordprocessingInk" xmlns:wne="http://schemas.microsoft.com/office/word/2006/wordml" xmlns:wps="http://schemas.microsoft.com/office/word/2010/wordprocessingShape" mc:Ignorable="w14 w15 w16se w16cid w16 w16cex w16sdtdh w16sdtfl w16du wp14">
   <w:p>
     <w:pPr>
       <w:pBdr>
@@ -9131,7 +10704,7 @@
 </file>
 
 <file path=word/footnotes.xml><?xml version="1.0" encoding="utf-8"?>
-<w:footnotes xmlns:wpc="http://schemas.microsoft.com/office/word/2010/wordprocessingCanvas" xmlns:cx="http://schemas.microsoft.com/office/drawing/2014/chartex" xmlns:cx1="http://schemas.microsoft.com/office/drawing/2015/9/8/chartex" xmlns:cx2="http://schemas.microsoft.com/office/drawing/2015/10/21/chartex" xmlns:cx3="http://schemas.microsoft.com/office/drawing/2016/5/9/chartex" xmlns:cx4="http://schemas.microsoft.com/office/drawing/2016/5/10/chartex" xmlns:cx5="http://schemas.microsoft.com/office/drawing/2016/5/11/chartex" xmlns:cx6="http://schemas.microsoft.com/office/drawing/2016/5/12/chartex" xmlns:cx7="http://schemas.microsoft.com/office/drawing/2016/5/13/chartex" xmlns:cx8="http://schemas.microsoft.com/office/drawing/2016/5/14/chartex" xmlns:mc="http://schemas.openxmlformats.org/markup-compatibility/2006" xmlns:aink="http://schemas.microsoft.com/office/drawing/2016/ink" xmlns:am3d="http://schemas.microsoft.com/office/drawing/2017/model3d" xmlns:o="urn:schemas-microsoft-com:office:office" xmlns:oel="http://schemas.microsoft.com/office/2019/extlst" xmlns:r="http://schemas.openxmlformats.org/officeDocument/2006/relationships" xmlns:m="http://schemas.openxmlformats.org/officeDocument/2006/math" xmlns:v="urn:schemas-microsoft-com:vml" xmlns:wp14="http://schemas.microsoft.com/office/word/2010/wordprocessingDrawing" xmlns:wp="http://schemas.openxmlformats.org/drawingml/2006/wordprocessingDrawing" xmlns:w10="urn:schemas-microsoft-com:office:word" xmlns:w="http://schemas.openxmlformats.org/wordprocessingml/2006/main" xmlns:w14="http://schemas.microsoft.com/office/word/2010/wordml" xmlns:w15="http://schemas.microsoft.com/office/word/2012/wordml" xmlns:w16cex="http://schemas.microsoft.com/office/word/2018/wordml/cex" xmlns:w16cid="http://schemas.microsoft.com/office/word/2016/wordml/cid" xmlns:w16="http://schemas.microsoft.com/office/word/2018/wordml" xmlns:w16du="http://schemas.microsoft.com/office/word/2023/wordml/word16du" xmlns:w16sdtdh="http://schemas.microsoft.com/office/word/2020/wordml/sdtdatahash" xmlns:w16sdtfl="http://schemas.microsoft.com/office/word/2024/wordml/sdtformatlock" xmlns:w16se="http://schemas.microsoft.com/office/word/2015/wordml/symex" xmlns:wpg="http://schemas.microsoft.com/office/word/2010/wordprocessingGroup" xmlns:wpi="http://schemas.microsoft.com/office/word/2010/wordprocessingInk" xmlns:wne="http://schemas.microsoft.com/office/word/2006/wordml" xmlns:wps="http://schemas.microsoft.com/office/word/2010/wordprocessingShape" mc:Ignorable="w14 w15 w16se w16cid w16 w16cex w16sdtdh w16sdtfl w16du wp14">
+<w:footnotes xmlns:wpc="http://schemas.microsoft.com/office/word/2010/wordprocessingCanvas" xmlns:cx="http://schemas.microsoft.com/office/drawing/2014/chartex" xmlns:cx1="http://schemas.microsoft.com/office/drawing/2015/9/8/chartex" xmlns:cx2="http://schemas.microsoft.com/office/drawing/2015/10/21/chartex" xmlns:cx3="http://schemas.microsoft.com/office/drawing/2016/5/9/chartex" xmlns:cx4="http://schemas.microsoft.com/office/drawing/2016/5/10/chartex" xmlns:cx5="http://schemas.microsoft.com/office/drawing/2016/5/11/chartex" xmlns:cx6="http://schemas.microsoft.com/office/drawing/2016/5/12/chartex" xmlns:cx7="http://schemas.microsoft.com/office/drawing/2016/5/13/chartex" xmlns:cx8="http://schemas.microsoft.com/office/drawing/2016/5/14/chartex" xmlns:mc="http://schemas.openxmlformats.org/markup-compatibility/2006" xmlns:aink="http://schemas.microsoft.com/office/drawing/2016/ink" xmlns:am3d="http://schemas.microsoft.com/office/drawing/2017/model3d" xmlns:o="urn:schemas-microsoft-com:office:office" xmlns:oel="http://schemas.microsoft.com/office/2019/extlst" xmlns:r="http://schemas.openxmlformats.org/officeDocument/2006/relationships" xmlns:m="http://schemas.openxmlformats.org/officeDocument/2006/math" xmlns:v="urn:schemas-microsoft-com:vml" xmlns:wp14="http://schemas.microsoft.com/office/word/2010/wordprocessingDrawing" xmlns:wp="http://schemas.openxmlformats.org/drawingml/2006/wordprocessingDrawing" xmlns:w10="urn:schemas-microsoft-com:office:word" xmlns:w="http://schemas.openxmlformats.org/wordprocessingml/2006/main" xmlns:w14="http://schemas.microsoft.com/office/word/2010/wordml" xmlns:w15="http://schemas.microsoft.com/office/word/2012/wordml" xmlns:w16cei="http://schemas.microsoft.com/office/word/2026/wordml/cei" xmlns:w16cex="http://schemas.microsoft.com/office/word/2018/wordml/cex" xmlns:w16cid="http://schemas.microsoft.com/office/word/2016/wordml/cid" xmlns:w16="http://schemas.microsoft.com/office/word/2018/wordml" xmlns:w16du="http://schemas.microsoft.com/office/word/2023/wordml/word16du" xmlns:w16sdtdh="http://schemas.microsoft.com/office/word/2020/wordml/sdtdatahash" xmlns:w16sdtfl="http://schemas.microsoft.com/office/word/2024/wordml/sdtformatlock" xmlns:w16se="http://schemas.microsoft.com/office/word/2015/wordml/symex" xmlns:wpg="http://schemas.microsoft.com/office/word/2010/wordprocessingGroup" xmlns:wpi="http://schemas.microsoft.com/office/word/2010/wordprocessingInk" xmlns:wne="http://schemas.microsoft.com/office/word/2006/wordml" xmlns:wps="http://schemas.microsoft.com/office/word/2010/wordprocessingShape" mc:Ignorable="w14 w15 w16se w16cid w16 w16cex w16sdtdh w16sdtfl w16du wp14">
   <w:footnote w:type="separator" w:id="-1">
     <w:p>
       <w:pPr>
@@ -9156,7 +10729,7 @@
 </file>
 
 <file path=word/header1.xml><?xml version="1.0" encoding="utf-8"?>
-<w:hdr xmlns:wpc="http://schemas.microsoft.com/office/word/2010/wordprocessingCanvas" xmlns:cx="http://schemas.microsoft.com/office/drawing/2014/chartex" xmlns:cx1="http://schemas.microsoft.com/office/drawing/2015/9/8/chartex" xmlns:cx2="http://schemas.microsoft.com/office/drawing/2015/10/21/chartex" xmlns:cx3="http://schemas.microsoft.com/office/drawing/2016/5/9/chartex" xmlns:cx4="http://schemas.microsoft.com/office/drawing/2016/5/10/chartex" xmlns:cx5="http://schemas.microsoft.com/office/drawing/2016/5/11/chartex" xmlns:cx6="http://schemas.microsoft.com/office/drawing/2016/5/12/chartex" xmlns:cx7="http://schemas.microsoft.com/office/drawing/2016/5/13/chartex" xmlns:cx8="http://schemas.microsoft.com/office/drawing/2016/5/14/chartex" xmlns:mc="http://schemas.openxmlformats.org/markup-compatibility/2006" xmlns:aink="http://schemas.microsoft.com/office/drawing/2016/ink" xmlns:am3d="http://schemas.microsoft.com/office/drawing/2017/model3d" xmlns:o="urn:schemas-microsoft-com:office:office" xmlns:oel="http://schemas.microsoft.com/office/2019/extlst" xmlns:r="http://schemas.openxmlformats.org/officeDocument/2006/relationships" xmlns:m="http://schemas.openxmlformats.org/officeDocument/2006/math" xmlns:v="urn:schemas-microsoft-com:vml" xmlns:wp14="http://schemas.microsoft.com/office/word/2010/wordprocessingDrawing" xmlns:wp="http://schemas.openxmlformats.org/drawingml/2006/wordprocessingDrawing" xmlns:w10="urn:schemas-microsoft-com:office:word" xmlns:w="http://schemas.openxmlformats.org/wordprocessingml/2006/main" xmlns:w14="http://schemas.microsoft.com/office/word/2010/wordml" xmlns:w15="http://schemas.microsoft.com/office/word/2012/wordml" xmlns:w16cex="http://schemas.microsoft.com/office/word/2018/wordml/cex" xmlns:w16cid="http://schemas.microsoft.com/office/word/2016/wordml/cid" xmlns:w16="http://schemas.microsoft.com/office/word/2018/wordml" xmlns:w16du="http://schemas.microsoft.com/office/word/2023/wordml/word16du" xmlns:w16sdtdh="http://schemas.microsoft.com/office/word/2020/wordml/sdtdatahash" xmlns:w16sdtfl="http://schemas.microsoft.com/office/word/2024/wordml/sdtformatlock" xmlns:w16se="http://schemas.microsoft.com/office/word/2015/wordml/symex" xmlns:wpg="http://schemas.microsoft.com/office/word/2010/wordprocessingGroup" xmlns:wpi="http://schemas.microsoft.com/office/word/2010/wordprocessingInk" xmlns:wne="http://schemas.microsoft.com/office/word/2006/wordml" xmlns:wps="http://schemas.microsoft.com/office/word/2010/wordprocessingShape" mc:Ignorable="w14 w15 w16se w16cid w16 w16cex w16sdtdh w16sdtfl w16du wp14">
+<w:hdr xmlns:wpc="http://schemas.microsoft.com/office/word/2010/wordprocessingCanvas" xmlns:cx="http://schemas.microsoft.com/office/drawing/2014/chartex" xmlns:cx1="http://schemas.microsoft.com/office/drawing/2015/9/8/chartex" xmlns:cx2="http://schemas.microsoft.com/office/drawing/2015/10/21/chartex" xmlns:cx3="http://schemas.microsoft.com/office/drawing/2016/5/9/chartex" xmlns:cx4="http://schemas.microsoft.com/office/drawing/2016/5/10/chartex" xmlns:cx5="http://schemas.microsoft.com/office/drawing/2016/5/11/chartex" xmlns:cx6="http://schemas.microsoft.com/office/drawing/2016/5/12/chartex" xmlns:cx7="http://schemas.microsoft.com/office/drawing/2016/5/13/chartex" xmlns:cx8="http://schemas.microsoft.com/office/drawing/2016/5/14/chartex" xmlns:mc="http://schemas.openxmlformats.org/markup-compatibility/2006" xmlns:aink="http://schemas.microsoft.com/office/drawing/2016/ink" xmlns:am3d="http://schemas.microsoft.com/office/drawing/2017/model3d" xmlns:o="urn:schemas-microsoft-com:office:office" xmlns:oel="http://schemas.microsoft.com/office/2019/extlst" xmlns:r="http://schemas.openxmlformats.org/officeDocument/2006/relationships" xmlns:m="http://schemas.openxmlformats.org/officeDocument/2006/math" xmlns:v="urn:schemas-microsoft-com:vml" xmlns:wp14="http://schemas.microsoft.com/office/word/2010/wordprocessingDrawing" xmlns:wp="http://schemas.openxmlformats.org/drawingml/2006/wordprocessingDrawing" xmlns:w10="urn:schemas-microsoft-com:office:word" xmlns:w="http://schemas.openxmlformats.org/wordprocessingml/2006/main" xmlns:w14="http://schemas.microsoft.com/office/word/2010/wordml" xmlns:w15="http://schemas.microsoft.com/office/word/2012/wordml" xmlns:w16cei="http://schemas.microsoft.com/office/word/2026/wordml/cei" xmlns:w16cex="http://schemas.microsoft.com/office/word/2018/wordml/cex" xmlns:w16cid="http://schemas.microsoft.com/office/word/2016/wordml/cid" xmlns:w16="http://schemas.microsoft.com/office/word/2018/wordml" xmlns:w16du="http://schemas.microsoft.com/office/word/2023/wordml/word16du" xmlns:w16sdtdh="http://schemas.microsoft.com/office/word/2020/wordml/sdtdatahash" xmlns:w16sdtfl="http://schemas.microsoft.com/office/word/2024/wordml/sdtformatlock" xmlns:w16se="http://schemas.microsoft.com/office/word/2015/wordml/symex" xmlns:wpg="http://schemas.microsoft.com/office/word/2010/wordprocessingGroup" xmlns:wpi="http://schemas.microsoft.com/office/word/2010/wordprocessingInk" xmlns:wne="http://schemas.microsoft.com/office/word/2006/wordml" xmlns:wps="http://schemas.microsoft.com/office/word/2010/wordprocessingShape" mc:Ignorable="w14 w15 w16se w16cid w16 w16cex w16sdtdh w16sdtfl w16du wp14">
   <w:p>
     <w:pPr>
       <w:pStyle w:val="Header"/>
